--- a/Selenium_WebDriver/reports/Booking_Test_Report.docx
+++ b/Selenium_WebDriver/reports/Booking_Test_Report.docx
@@ -8,8 +8,10 @@
       </w:pPr>
       <w:r>
         <w:rPr>
+          <w:rFonts w:ascii="Times New Roman" w:hAnsi="Times New Roman" w:eastAsia="Times New Roman"/>
           <w:b/>
-          <w:sz w:val="32"/>
+          <w:color w:val="000000"/>
+          <w:sz w:val="26"/>
         </w:rPr>
         <w:t>BÁO CÁO KẾT QUẢ KIỂM THỬ TỰ ĐỘNG</w:t>
         <w:br/>
@@ -21,7 +23,12 @@
         <w:jc w:val="center"/>
       </w:pPr>
       <w:r>
-        <w:t>Thời gian tạo báo cáo: 30/08/2026 16:17:42</w:t>
+        <w:rPr>
+          <w:rFonts w:ascii="Times New Roman" w:hAnsi="Times New Roman" w:eastAsia="Times New Roman"/>
+          <w:color w:val="000000"/>
+          <w:sz w:val="26"/>
+        </w:rPr>
+        <w:t>Thời gian tạo báo cáo: 06/09/2026 19:42:37</w:t>
       </w:r>
     </w:p>
     <w:p/>
@@ -30,6 +37,11 @@
         <w:pStyle w:val="Heading1"/>
       </w:pPr>
       <w:r>
+        <w:rPr>
+          <w:rFonts w:ascii="Times New Roman" w:hAnsi="Times New Roman" w:eastAsia="Times New Roman"/>
+          <w:color w:val="000000"/>
+          <w:sz w:val="26"/>
+        </w:rPr>
         <w:t>1. Tổng quan kết quả</w:t>
       </w:r>
     </w:p>
@@ -50,6 +62,11 @@
           </w:tcPr>
           <w:p>
             <w:r>
+              <w:rPr>
+                <w:rFonts w:ascii="Times New Roman" w:hAnsi="Times New Roman" w:eastAsia="Times New Roman"/>
+                <w:color w:val="000000"/>
+                <w:sz w:val="26"/>
+              </w:rPr>
               <w:t>Nội dung</w:t>
             </w:r>
           </w:p>
@@ -60,6 +77,11 @@
           </w:tcPr>
           <w:p>
             <w:r>
+              <w:rPr>
+                <w:rFonts w:ascii="Times New Roman" w:hAnsi="Times New Roman" w:eastAsia="Times New Roman"/>
+                <w:color w:val="000000"/>
+                <w:sz w:val="26"/>
+              </w:rPr>
               <w:t>Kết quả</w:t>
             </w:r>
           </w:p>
@@ -72,6 +94,11 @@
           </w:tcPr>
           <w:p>
             <w:r>
+              <w:rPr>
+                <w:rFonts w:ascii="Times New Roman" w:hAnsi="Times New Roman" w:eastAsia="Times New Roman"/>
+                <w:color w:val="000000"/>
+                <w:sz w:val="26"/>
+              </w:rPr>
               <w:t>Tổng số Test Case</w:t>
             </w:r>
           </w:p>
@@ -82,6 +109,11 @@
           </w:tcPr>
           <w:p>
             <w:r>
+              <w:rPr>
+                <w:rFonts w:ascii="Times New Roman" w:hAnsi="Times New Roman" w:eastAsia="Times New Roman"/>
+                <w:color w:val="000000"/>
+                <w:sz w:val="26"/>
+              </w:rPr>
               <w:t>9</w:t>
             </w:r>
           </w:p>
@@ -94,6 +126,11 @@
           </w:tcPr>
           <w:p>
             <w:r>
+              <w:rPr>
+                <w:rFonts w:ascii="Times New Roman" w:hAnsi="Times New Roman" w:eastAsia="Times New Roman"/>
+                <w:color w:val="000000"/>
+                <w:sz w:val="26"/>
+              </w:rPr>
               <w:t>Passed</w:t>
             </w:r>
           </w:p>
@@ -104,6 +141,11 @@
           </w:tcPr>
           <w:p>
             <w:r>
+              <w:rPr>
+                <w:rFonts w:ascii="Times New Roman" w:hAnsi="Times New Roman" w:eastAsia="Times New Roman"/>
+                <w:color w:val="000000"/>
+                <w:sz w:val="26"/>
+              </w:rPr>
               <w:t>8</w:t>
             </w:r>
           </w:p>
@@ -116,6 +158,11 @@
           </w:tcPr>
           <w:p>
             <w:r>
+              <w:rPr>
+                <w:rFonts w:ascii="Times New Roman" w:hAnsi="Times New Roman" w:eastAsia="Times New Roman"/>
+                <w:color w:val="000000"/>
+                <w:sz w:val="26"/>
+              </w:rPr>
               <w:t>Failed</w:t>
             </w:r>
           </w:p>
@@ -126,6 +173,11 @@
           </w:tcPr>
           <w:p>
             <w:r>
+              <w:rPr>
+                <w:rFonts w:ascii="Times New Roman" w:hAnsi="Times New Roman" w:eastAsia="Times New Roman"/>
+                <w:color w:val="000000"/>
+                <w:sz w:val="26"/>
+              </w:rPr>
               <w:t>0</w:t>
             </w:r>
           </w:p>
@@ -138,6 +190,11 @@
           </w:tcPr>
           <w:p>
             <w:r>
+              <w:rPr>
+                <w:rFonts w:ascii="Times New Roman" w:hAnsi="Times New Roman" w:eastAsia="Times New Roman"/>
+                <w:color w:val="000000"/>
+                <w:sz w:val="26"/>
+              </w:rPr>
               <w:t>XFailed</w:t>
             </w:r>
           </w:p>
@@ -148,6 +205,11 @@
           </w:tcPr>
           <w:p>
             <w:r>
+              <w:rPr>
+                <w:rFonts w:ascii="Times New Roman" w:hAnsi="Times New Roman" w:eastAsia="Times New Roman"/>
+                <w:color w:val="000000"/>
+                <w:sz w:val="26"/>
+              </w:rPr>
               <w:t>1</w:t>
             </w:r>
           </w:p>
@@ -160,6 +222,11 @@
           </w:tcPr>
           <w:p>
             <w:r>
+              <w:rPr>
+                <w:rFonts w:ascii="Times New Roman" w:hAnsi="Times New Roman" w:eastAsia="Times New Roman"/>
+                <w:color w:val="000000"/>
+                <w:sz w:val="26"/>
+              </w:rPr>
               <w:t>Skipped</w:t>
             </w:r>
           </w:p>
@@ -170,6 +237,11 @@
           </w:tcPr>
           <w:p>
             <w:r>
+              <w:rPr>
+                <w:rFonts w:ascii="Times New Roman" w:hAnsi="Times New Roman" w:eastAsia="Times New Roman"/>
+                <w:color w:val="000000"/>
+                <w:sz w:val="26"/>
+              </w:rPr>
               <w:t>0</w:t>
             </w:r>
           </w:p>
@@ -182,6 +254,11 @@
         <w:pStyle w:val="Heading1"/>
       </w:pPr>
       <w:r>
+        <w:rPr>
+          <w:rFonts w:ascii="Times New Roman" w:hAnsi="Times New Roman" w:eastAsia="Times New Roman"/>
+          <w:color w:val="000000"/>
+          <w:sz w:val="26"/>
+        </w:rPr>
         <w:t>2. Kết quả từng Test Case</w:t>
       </w:r>
     </w:p>
@@ -206,6 +283,11 @@
           </w:tcPr>
           <w:p>
             <w:r>
+              <w:rPr>
+                <w:rFonts w:ascii="Times New Roman" w:hAnsi="Times New Roman" w:eastAsia="Times New Roman"/>
+                <w:color w:val="000000"/>
+                <w:sz w:val="26"/>
+              </w:rPr>
               <w:t>Test Case</w:t>
             </w:r>
           </w:p>
@@ -216,6 +298,11 @@
           </w:tcPr>
           <w:p>
             <w:r>
+              <w:rPr>
+                <w:rFonts w:ascii="Times New Roman" w:hAnsi="Times New Roman" w:eastAsia="Times New Roman"/>
+                <w:color w:val="000000"/>
+                <w:sz w:val="26"/>
+              </w:rPr>
               <w:t>Kết quả</w:t>
             </w:r>
           </w:p>
@@ -226,6 +313,11 @@
           </w:tcPr>
           <w:p>
             <w:r>
+              <w:rPr>
+                <w:rFonts w:ascii="Times New Roman" w:hAnsi="Times New Roman" w:eastAsia="Times New Roman"/>
+                <w:color w:val="000000"/>
+                <w:sz w:val="26"/>
+              </w:rPr>
               <w:t>Thời gian</w:t>
             </w:r>
           </w:p>
@@ -236,6 +328,11 @@
           </w:tcPr>
           <w:p>
             <w:r>
+              <w:rPr>
+                <w:rFonts w:ascii="Times New Roman" w:hAnsi="Times New Roman" w:eastAsia="Times New Roman"/>
+                <w:color w:val="000000"/>
+                <w:sz w:val="26"/>
+              </w:rPr>
               <w:t>Duration (s)</w:t>
             </w:r>
           </w:p>
@@ -246,6 +343,11 @@
           </w:tcPr>
           <w:p>
             <w:r>
+              <w:rPr>
+                <w:rFonts w:ascii="Times New Roman" w:hAnsi="Times New Roman" w:eastAsia="Times New Roman"/>
+                <w:color w:val="000000"/>
+                <w:sz w:val="26"/>
+              </w:rPr>
               <w:t>Screenshot</w:t>
             </w:r>
           </w:p>
@@ -256,6 +358,11 @@
           </w:tcPr>
           <w:p>
             <w:r>
+              <w:rPr>
+                <w:rFonts w:ascii="Times New Roman" w:hAnsi="Times New Roman" w:eastAsia="Times New Roman"/>
+                <w:color w:val="000000"/>
+                <w:sz w:val="26"/>
+              </w:rPr>
               <w:t>Ghi chú</w:t>
             </w:r>
           </w:p>
@@ -268,6 +375,11 @@
           </w:tcPr>
           <w:p>
             <w:r>
+              <w:rPr>
+                <w:rFonts w:ascii="Times New Roman" w:hAnsi="Times New Roman" w:eastAsia="Times New Roman"/>
+                <w:color w:val="000000"/>
+                <w:sz w:val="26"/>
+              </w:rPr>
               <w:t>TC-BOOKING-001</w:t>
             </w:r>
           </w:p>
@@ -278,6 +390,11 @@
           </w:tcPr>
           <w:p>
             <w:r>
+              <w:rPr>
+                <w:rFonts w:ascii="Times New Roman" w:hAnsi="Times New Roman" w:eastAsia="Times New Roman"/>
+                <w:color w:val="000000"/>
+                <w:sz w:val="26"/>
+              </w:rPr>
               <w:t>PASSED</w:t>
             </w:r>
           </w:p>
@@ -288,34 +405,56 @@
           </w:tcPr>
           <w:p>
             <w:r>
-              <w:t>30/08/2026 16:15:55</w:t>
-            </w:r>
-          </w:p>
-        </w:tc>
-        <w:tc>
-          <w:tcPr>
-            <w:tcW w:type="dxa" w:w="1440"/>
-          </w:tcPr>
-          <w:p>
-            <w:r>
-              <w:t>14.39</w:t>
-            </w:r>
-          </w:p>
-        </w:tc>
-        <w:tc>
-          <w:tcPr>
-            <w:tcW w:type="dxa" w:w="1440"/>
-          </w:tcPr>
-          <w:p>
-            <w:r/>
-          </w:p>
-        </w:tc>
-        <w:tc>
-          <w:tcPr>
-            <w:tcW w:type="dxa" w:w="1440"/>
-          </w:tcPr>
-          <w:p>
-            <w:r/>
+              <w:rPr>
+                <w:rFonts w:ascii="Times New Roman" w:hAnsi="Times New Roman" w:eastAsia="Times New Roman"/>
+                <w:color w:val="000000"/>
+                <w:sz w:val="26"/>
+              </w:rPr>
+              <w:t>06/09/2026 19:12:18</w:t>
+            </w:r>
+          </w:p>
+        </w:tc>
+        <w:tc>
+          <w:tcPr>
+            <w:tcW w:type="dxa" w:w="1440"/>
+          </w:tcPr>
+          <w:p>
+            <w:r>
+              <w:rPr>
+                <w:rFonts w:ascii="Times New Roman" w:hAnsi="Times New Roman" w:eastAsia="Times New Roman"/>
+                <w:color w:val="000000"/>
+                <w:sz w:val="26"/>
+              </w:rPr>
+              <w:t>14.35</w:t>
+            </w:r>
+          </w:p>
+        </w:tc>
+        <w:tc>
+          <w:tcPr>
+            <w:tcW w:type="dxa" w:w="1440"/>
+          </w:tcPr>
+          <w:p>
+            <w:r>
+              <w:rPr>
+                <w:rFonts w:ascii="Times New Roman" w:hAnsi="Times New Roman" w:eastAsia="Times New Roman"/>
+                <w:color w:val="000000"/>
+                <w:sz w:val="26"/>
+              </w:rPr>
+            </w:r>
+          </w:p>
+        </w:tc>
+        <w:tc>
+          <w:tcPr>
+            <w:tcW w:type="dxa" w:w="1440"/>
+          </w:tcPr>
+          <w:p>
+            <w:r>
+              <w:rPr>
+                <w:rFonts w:ascii="Times New Roman" w:hAnsi="Times New Roman" w:eastAsia="Times New Roman"/>
+                <w:color w:val="000000"/>
+                <w:sz w:val="26"/>
+              </w:rPr>
+            </w:r>
           </w:p>
         </w:tc>
       </w:tr>
@@ -326,6 +465,11 @@
           </w:tcPr>
           <w:p>
             <w:r>
+              <w:rPr>
+                <w:rFonts w:ascii="Times New Roman" w:hAnsi="Times New Roman" w:eastAsia="Times New Roman"/>
+                <w:color w:val="000000"/>
+                <w:sz w:val="26"/>
+              </w:rPr>
               <w:t>TC-BOOKING-002</w:t>
             </w:r>
           </w:p>
@@ -336,6 +480,11 @@
           </w:tcPr>
           <w:p>
             <w:r>
+              <w:rPr>
+                <w:rFonts w:ascii="Times New Roman" w:hAnsi="Times New Roman" w:eastAsia="Times New Roman"/>
+                <w:color w:val="000000"/>
+                <w:sz w:val="26"/>
+              </w:rPr>
               <w:t>PASSED</w:t>
             </w:r>
           </w:p>
@@ -346,34 +495,56 @@
           </w:tcPr>
           <w:p>
             <w:r>
-              <w:t>30/08/2026 16:16:03</w:t>
-            </w:r>
-          </w:p>
-        </w:tc>
-        <w:tc>
-          <w:tcPr>
-            <w:tcW w:type="dxa" w:w="1440"/>
-          </w:tcPr>
-          <w:p>
-            <w:r>
-              <w:t>5.20</w:t>
-            </w:r>
-          </w:p>
-        </w:tc>
-        <w:tc>
-          <w:tcPr>
-            <w:tcW w:type="dxa" w:w="1440"/>
-          </w:tcPr>
-          <w:p>
-            <w:r/>
-          </w:p>
-        </w:tc>
-        <w:tc>
-          <w:tcPr>
-            <w:tcW w:type="dxa" w:w="1440"/>
-          </w:tcPr>
-          <w:p>
-            <w:r/>
+              <w:rPr>
+                <w:rFonts w:ascii="Times New Roman" w:hAnsi="Times New Roman" w:eastAsia="Times New Roman"/>
+                <w:color w:val="000000"/>
+                <w:sz w:val="26"/>
+              </w:rPr>
+              <w:t>06/09/2026 19:12:27</w:t>
+            </w:r>
+          </w:p>
+        </w:tc>
+        <w:tc>
+          <w:tcPr>
+            <w:tcW w:type="dxa" w:w="1440"/>
+          </w:tcPr>
+          <w:p>
+            <w:r>
+              <w:rPr>
+                <w:rFonts w:ascii="Times New Roman" w:hAnsi="Times New Roman" w:eastAsia="Times New Roman"/>
+                <w:color w:val="000000"/>
+                <w:sz w:val="26"/>
+              </w:rPr>
+              <w:t>5.22</w:t>
+            </w:r>
+          </w:p>
+        </w:tc>
+        <w:tc>
+          <w:tcPr>
+            <w:tcW w:type="dxa" w:w="1440"/>
+          </w:tcPr>
+          <w:p>
+            <w:r>
+              <w:rPr>
+                <w:rFonts w:ascii="Times New Roman" w:hAnsi="Times New Roman" w:eastAsia="Times New Roman"/>
+                <w:color w:val="000000"/>
+                <w:sz w:val="26"/>
+              </w:rPr>
+            </w:r>
+          </w:p>
+        </w:tc>
+        <w:tc>
+          <w:tcPr>
+            <w:tcW w:type="dxa" w:w="1440"/>
+          </w:tcPr>
+          <w:p>
+            <w:r>
+              <w:rPr>
+                <w:rFonts w:ascii="Times New Roman" w:hAnsi="Times New Roman" w:eastAsia="Times New Roman"/>
+                <w:color w:val="000000"/>
+                <w:sz w:val="26"/>
+              </w:rPr>
+            </w:r>
           </w:p>
         </w:tc>
       </w:tr>
@@ -384,6 +555,11 @@
           </w:tcPr>
           <w:p>
             <w:r>
+              <w:rPr>
+                <w:rFonts w:ascii="Times New Roman" w:hAnsi="Times New Roman" w:eastAsia="Times New Roman"/>
+                <w:color w:val="000000"/>
+                <w:sz w:val="26"/>
+              </w:rPr>
               <w:t>TC-BOOKING-003</w:t>
             </w:r>
           </w:p>
@@ -394,6 +570,11 @@
           </w:tcPr>
           <w:p>
             <w:r>
+              <w:rPr>
+                <w:rFonts w:ascii="Times New Roman" w:hAnsi="Times New Roman" w:eastAsia="Times New Roman"/>
+                <w:color w:val="000000"/>
+                <w:sz w:val="26"/>
+              </w:rPr>
               <w:t>PASSED</w:t>
             </w:r>
           </w:p>
@@ -404,16 +585,26 @@
           </w:tcPr>
           <w:p>
             <w:r>
-              <w:t>30/08/2026 16:16:13</w:t>
-            </w:r>
-          </w:p>
-        </w:tc>
-        <w:tc>
-          <w:tcPr>
-            <w:tcW w:type="dxa" w:w="1440"/>
-          </w:tcPr>
-          <w:p>
-            <w:r>
+              <w:rPr>
+                <w:rFonts w:ascii="Times New Roman" w:hAnsi="Times New Roman" w:eastAsia="Times New Roman"/>
+                <w:color w:val="000000"/>
+                <w:sz w:val="26"/>
+              </w:rPr>
+              <w:t>06/09/2026 19:12:37</w:t>
+            </w:r>
+          </w:p>
+        </w:tc>
+        <w:tc>
+          <w:tcPr>
+            <w:tcW w:type="dxa" w:w="1440"/>
+          </w:tcPr>
+          <w:p>
+            <w:r>
+              <w:rPr>
+                <w:rFonts w:ascii="Times New Roman" w:hAnsi="Times New Roman" w:eastAsia="Times New Roman"/>
+                <w:color w:val="000000"/>
+                <w:sz w:val="26"/>
+              </w:rPr>
               <w:t>7.11</w:t>
             </w:r>
           </w:p>
@@ -423,15 +614,27 @@
             <w:tcW w:type="dxa" w:w="1440"/>
           </w:tcPr>
           <w:p>
-            <w:r/>
-          </w:p>
-        </w:tc>
-        <w:tc>
-          <w:tcPr>
-            <w:tcW w:type="dxa" w:w="1440"/>
-          </w:tcPr>
-          <w:p>
-            <w:r/>
+            <w:r>
+              <w:rPr>
+                <w:rFonts w:ascii="Times New Roman" w:hAnsi="Times New Roman" w:eastAsia="Times New Roman"/>
+                <w:color w:val="000000"/>
+                <w:sz w:val="26"/>
+              </w:rPr>
+            </w:r>
+          </w:p>
+        </w:tc>
+        <w:tc>
+          <w:tcPr>
+            <w:tcW w:type="dxa" w:w="1440"/>
+          </w:tcPr>
+          <w:p>
+            <w:r>
+              <w:rPr>
+                <w:rFonts w:ascii="Times New Roman" w:hAnsi="Times New Roman" w:eastAsia="Times New Roman"/>
+                <w:color w:val="000000"/>
+                <w:sz w:val="26"/>
+              </w:rPr>
+            </w:r>
           </w:p>
         </w:tc>
       </w:tr>
@@ -442,6 +645,11 @@
           </w:tcPr>
           <w:p>
             <w:r>
+              <w:rPr>
+                <w:rFonts w:ascii="Times New Roman" w:hAnsi="Times New Roman" w:eastAsia="Times New Roman"/>
+                <w:color w:val="000000"/>
+                <w:sz w:val="26"/>
+              </w:rPr>
               <w:t>TC-BOOKING-004</w:t>
             </w:r>
           </w:p>
@@ -452,6 +660,11 @@
           </w:tcPr>
           <w:p>
             <w:r>
+              <w:rPr>
+                <w:rFonts w:ascii="Times New Roman" w:hAnsi="Times New Roman" w:eastAsia="Times New Roman"/>
+                <w:color w:val="000000"/>
+                <w:sz w:val="26"/>
+              </w:rPr>
               <w:t>PASSED</w:t>
             </w:r>
           </w:p>
@@ -462,34 +675,56 @@
           </w:tcPr>
           <w:p>
             <w:r>
-              <w:t>30/08/2026 16:16:30</w:t>
-            </w:r>
-          </w:p>
-        </w:tc>
-        <w:tc>
-          <w:tcPr>
-            <w:tcW w:type="dxa" w:w="1440"/>
-          </w:tcPr>
-          <w:p>
-            <w:r>
-              <w:t>13.11</w:t>
-            </w:r>
-          </w:p>
-        </w:tc>
-        <w:tc>
-          <w:tcPr>
-            <w:tcW w:type="dxa" w:w="1440"/>
-          </w:tcPr>
-          <w:p>
-            <w:r/>
-          </w:p>
-        </w:tc>
-        <w:tc>
-          <w:tcPr>
-            <w:tcW w:type="dxa" w:w="1440"/>
-          </w:tcPr>
-          <w:p>
-            <w:r/>
+              <w:rPr>
+                <w:rFonts w:ascii="Times New Roman" w:hAnsi="Times New Roman" w:eastAsia="Times New Roman"/>
+                <w:color w:val="000000"/>
+                <w:sz w:val="26"/>
+              </w:rPr>
+              <w:t>06/09/2026 19:12:54</w:t>
+            </w:r>
+          </w:p>
+        </w:tc>
+        <w:tc>
+          <w:tcPr>
+            <w:tcW w:type="dxa" w:w="1440"/>
+          </w:tcPr>
+          <w:p>
+            <w:r>
+              <w:rPr>
+                <w:rFonts w:ascii="Times New Roman" w:hAnsi="Times New Roman" w:eastAsia="Times New Roman"/>
+                <w:color w:val="000000"/>
+                <w:sz w:val="26"/>
+              </w:rPr>
+              <w:t>13.14</w:t>
+            </w:r>
+          </w:p>
+        </w:tc>
+        <w:tc>
+          <w:tcPr>
+            <w:tcW w:type="dxa" w:w="1440"/>
+          </w:tcPr>
+          <w:p>
+            <w:r>
+              <w:rPr>
+                <w:rFonts w:ascii="Times New Roman" w:hAnsi="Times New Roman" w:eastAsia="Times New Roman"/>
+                <w:color w:val="000000"/>
+                <w:sz w:val="26"/>
+              </w:rPr>
+            </w:r>
+          </w:p>
+        </w:tc>
+        <w:tc>
+          <w:tcPr>
+            <w:tcW w:type="dxa" w:w="1440"/>
+          </w:tcPr>
+          <w:p>
+            <w:r>
+              <w:rPr>
+                <w:rFonts w:ascii="Times New Roman" w:hAnsi="Times New Roman" w:eastAsia="Times New Roman"/>
+                <w:color w:val="000000"/>
+                <w:sz w:val="26"/>
+              </w:rPr>
+            </w:r>
           </w:p>
         </w:tc>
       </w:tr>
@@ -500,6 +735,11 @@
           </w:tcPr>
           <w:p>
             <w:r>
+              <w:rPr>
+                <w:rFonts w:ascii="Times New Roman" w:hAnsi="Times New Roman" w:eastAsia="Times New Roman"/>
+                <w:color w:val="000000"/>
+                <w:sz w:val="26"/>
+              </w:rPr>
               <w:t>TC-BOOKING-005</w:t>
             </w:r>
           </w:p>
@@ -510,6 +750,11 @@
           </w:tcPr>
           <w:p>
             <w:r>
+              <w:rPr>
+                <w:rFonts w:ascii="Times New Roman" w:hAnsi="Times New Roman" w:eastAsia="Times New Roman"/>
+                <w:color w:val="000000"/>
+                <w:sz w:val="26"/>
+              </w:rPr>
               <w:t>PASSED</w:t>
             </w:r>
           </w:p>
@@ -520,34 +765,56 @@
           </w:tcPr>
           <w:p>
             <w:r>
-              <w:t>30/08/2026 16:16:42</w:t>
-            </w:r>
-          </w:p>
-        </w:tc>
-        <w:tc>
-          <w:tcPr>
-            <w:tcW w:type="dxa" w:w="1440"/>
-          </w:tcPr>
-          <w:p>
-            <w:r>
-              <w:t>9.06</w:t>
-            </w:r>
-          </w:p>
-        </w:tc>
-        <w:tc>
-          <w:tcPr>
-            <w:tcW w:type="dxa" w:w="1440"/>
-          </w:tcPr>
-          <w:p>
-            <w:r/>
-          </w:p>
-        </w:tc>
-        <w:tc>
-          <w:tcPr>
-            <w:tcW w:type="dxa" w:w="1440"/>
-          </w:tcPr>
-          <w:p>
-            <w:r/>
+              <w:rPr>
+                <w:rFonts w:ascii="Times New Roman" w:hAnsi="Times New Roman" w:eastAsia="Times New Roman"/>
+                <w:color w:val="000000"/>
+                <w:sz w:val="26"/>
+              </w:rPr>
+              <w:t>06/09/2026 19:13:06</w:t>
+            </w:r>
+          </w:p>
+        </w:tc>
+        <w:tc>
+          <w:tcPr>
+            <w:tcW w:type="dxa" w:w="1440"/>
+          </w:tcPr>
+          <w:p>
+            <w:r>
+              <w:rPr>
+                <w:rFonts w:ascii="Times New Roman" w:hAnsi="Times New Roman" w:eastAsia="Times New Roman"/>
+                <w:color w:val="000000"/>
+                <w:sz w:val="26"/>
+              </w:rPr>
+              <w:t>9.03</w:t>
+            </w:r>
+          </w:p>
+        </w:tc>
+        <w:tc>
+          <w:tcPr>
+            <w:tcW w:type="dxa" w:w="1440"/>
+          </w:tcPr>
+          <w:p>
+            <w:r>
+              <w:rPr>
+                <w:rFonts w:ascii="Times New Roman" w:hAnsi="Times New Roman" w:eastAsia="Times New Roman"/>
+                <w:color w:val="000000"/>
+                <w:sz w:val="26"/>
+              </w:rPr>
+            </w:r>
+          </w:p>
+        </w:tc>
+        <w:tc>
+          <w:tcPr>
+            <w:tcW w:type="dxa" w:w="1440"/>
+          </w:tcPr>
+          <w:p>
+            <w:r>
+              <w:rPr>
+                <w:rFonts w:ascii="Times New Roman" w:hAnsi="Times New Roman" w:eastAsia="Times New Roman"/>
+                <w:color w:val="000000"/>
+                <w:sz w:val="26"/>
+              </w:rPr>
+            </w:r>
           </w:p>
         </w:tc>
       </w:tr>
@@ -558,6 +825,11 @@
           </w:tcPr>
           <w:p>
             <w:r>
+              <w:rPr>
+                <w:rFonts w:ascii="Times New Roman" w:hAnsi="Times New Roman" w:eastAsia="Times New Roman"/>
+                <w:color w:val="000000"/>
+                <w:sz w:val="26"/>
+              </w:rPr>
               <w:t>TC-BOOKING-006</w:t>
             </w:r>
           </w:p>
@@ -568,6 +840,11 @@
           </w:tcPr>
           <w:p>
             <w:r>
+              <w:rPr>
+                <w:rFonts w:ascii="Times New Roman" w:hAnsi="Times New Roman" w:eastAsia="Times New Roman"/>
+                <w:color w:val="000000"/>
+                <w:sz w:val="26"/>
+              </w:rPr>
               <w:t>PASSED</w:t>
             </w:r>
           </w:p>
@@ -578,34 +855,56 @@
           </w:tcPr>
           <w:p>
             <w:r>
-              <w:t>30/08/2026 16:16:58</w:t>
-            </w:r>
-          </w:p>
-        </w:tc>
-        <w:tc>
-          <w:tcPr>
-            <w:tcW w:type="dxa" w:w="1440"/>
-          </w:tcPr>
-          <w:p>
-            <w:r>
-              <w:t>13.23</w:t>
-            </w:r>
-          </w:p>
-        </w:tc>
-        <w:tc>
-          <w:tcPr>
-            <w:tcW w:type="dxa" w:w="1440"/>
-          </w:tcPr>
-          <w:p>
-            <w:r/>
-          </w:p>
-        </w:tc>
-        <w:tc>
-          <w:tcPr>
-            <w:tcW w:type="dxa" w:w="1440"/>
-          </w:tcPr>
-          <w:p>
-            <w:r/>
+              <w:rPr>
+                <w:rFonts w:ascii="Times New Roman" w:hAnsi="Times New Roman" w:eastAsia="Times New Roman"/>
+                <w:color w:val="000000"/>
+                <w:sz w:val="26"/>
+              </w:rPr>
+              <w:t>06/09/2026 19:13:22</w:t>
+            </w:r>
+          </w:p>
+        </w:tc>
+        <w:tc>
+          <w:tcPr>
+            <w:tcW w:type="dxa" w:w="1440"/>
+          </w:tcPr>
+          <w:p>
+            <w:r>
+              <w:rPr>
+                <w:rFonts w:ascii="Times New Roman" w:hAnsi="Times New Roman" w:eastAsia="Times New Roman"/>
+                <w:color w:val="000000"/>
+                <w:sz w:val="26"/>
+              </w:rPr>
+              <w:t>13.12</w:t>
+            </w:r>
+          </w:p>
+        </w:tc>
+        <w:tc>
+          <w:tcPr>
+            <w:tcW w:type="dxa" w:w="1440"/>
+          </w:tcPr>
+          <w:p>
+            <w:r>
+              <w:rPr>
+                <w:rFonts w:ascii="Times New Roman" w:hAnsi="Times New Roman" w:eastAsia="Times New Roman"/>
+                <w:color w:val="000000"/>
+                <w:sz w:val="26"/>
+              </w:rPr>
+            </w:r>
+          </w:p>
+        </w:tc>
+        <w:tc>
+          <w:tcPr>
+            <w:tcW w:type="dxa" w:w="1440"/>
+          </w:tcPr>
+          <w:p>
+            <w:r>
+              <w:rPr>
+                <w:rFonts w:ascii="Times New Roman" w:hAnsi="Times New Roman" w:eastAsia="Times New Roman"/>
+                <w:color w:val="000000"/>
+                <w:sz w:val="26"/>
+              </w:rPr>
+            </w:r>
           </w:p>
         </w:tc>
       </w:tr>
@@ -616,6 +915,11 @@
           </w:tcPr>
           <w:p>
             <w:r>
+              <w:rPr>
+                <w:rFonts w:ascii="Times New Roman" w:hAnsi="Times New Roman" w:eastAsia="Times New Roman"/>
+                <w:color w:val="000000"/>
+                <w:sz w:val="26"/>
+              </w:rPr>
               <w:t>TC-BOOKING-007</w:t>
             </w:r>
           </w:p>
@@ -626,6 +930,11 @@
           </w:tcPr>
           <w:p>
             <w:r>
+              <w:rPr>
+                <w:rFonts w:ascii="Times New Roman" w:hAnsi="Times New Roman" w:eastAsia="Times New Roman"/>
+                <w:color w:val="000000"/>
+                <w:sz w:val="26"/>
+              </w:rPr>
               <w:t>PASSED</w:t>
             </w:r>
           </w:p>
@@ -636,34 +945,56 @@
           </w:tcPr>
           <w:p>
             <w:r>
-              <w:t>30/08/2026 16:17:15</w:t>
-            </w:r>
-          </w:p>
-        </w:tc>
-        <w:tc>
-          <w:tcPr>
-            <w:tcW w:type="dxa" w:w="1440"/>
-          </w:tcPr>
-          <w:p>
-            <w:r>
-              <w:t>13.11</w:t>
-            </w:r>
-          </w:p>
-        </w:tc>
-        <w:tc>
-          <w:tcPr>
-            <w:tcW w:type="dxa" w:w="1440"/>
-          </w:tcPr>
-          <w:p>
-            <w:r/>
-          </w:p>
-        </w:tc>
-        <w:tc>
-          <w:tcPr>
-            <w:tcW w:type="dxa" w:w="1440"/>
-          </w:tcPr>
-          <w:p>
-            <w:r/>
+              <w:rPr>
+                <w:rFonts w:ascii="Times New Roman" w:hAnsi="Times New Roman" w:eastAsia="Times New Roman"/>
+                <w:color w:val="000000"/>
+                <w:sz w:val="26"/>
+              </w:rPr>
+              <w:t>06/09/2026 19:13:39</w:t>
+            </w:r>
+          </w:p>
+        </w:tc>
+        <w:tc>
+          <w:tcPr>
+            <w:tcW w:type="dxa" w:w="1440"/>
+          </w:tcPr>
+          <w:p>
+            <w:r>
+              <w:rPr>
+                <w:rFonts w:ascii="Times New Roman" w:hAnsi="Times New Roman" w:eastAsia="Times New Roman"/>
+                <w:color w:val="000000"/>
+                <w:sz w:val="26"/>
+              </w:rPr>
+              <w:t>13.20</w:t>
+            </w:r>
+          </w:p>
+        </w:tc>
+        <w:tc>
+          <w:tcPr>
+            <w:tcW w:type="dxa" w:w="1440"/>
+          </w:tcPr>
+          <w:p>
+            <w:r>
+              <w:rPr>
+                <w:rFonts w:ascii="Times New Roman" w:hAnsi="Times New Roman" w:eastAsia="Times New Roman"/>
+                <w:color w:val="000000"/>
+                <w:sz w:val="26"/>
+              </w:rPr>
+            </w:r>
+          </w:p>
+        </w:tc>
+        <w:tc>
+          <w:tcPr>
+            <w:tcW w:type="dxa" w:w="1440"/>
+          </w:tcPr>
+          <w:p>
+            <w:r>
+              <w:rPr>
+                <w:rFonts w:ascii="Times New Roman" w:hAnsi="Times New Roman" w:eastAsia="Times New Roman"/>
+                <w:color w:val="000000"/>
+                <w:sz w:val="26"/>
+              </w:rPr>
+            </w:r>
           </w:p>
         </w:tc>
       </w:tr>
@@ -674,6 +1005,11 @@
           </w:tcPr>
           <w:p>
             <w:r>
+              <w:rPr>
+                <w:rFonts w:ascii="Times New Roman" w:hAnsi="Times New Roman" w:eastAsia="Times New Roman"/>
+                <w:color w:val="000000"/>
+                <w:sz w:val="26"/>
+              </w:rPr>
               <w:t>TC-BOOKING-008</w:t>
             </w:r>
           </w:p>
@@ -684,6 +1020,11 @@
           </w:tcPr>
           <w:p>
             <w:r>
+              <w:rPr>
+                <w:rFonts w:ascii="Times New Roman" w:hAnsi="Times New Roman" w:eastAsia="Times New Roman"/>
+                <w:color w:val="000000"/>
+                <w:sz w:val="26"/>
+              </w:rPr>
               <w:t>PASSED</w:t>
             </w:r>
           </w:p>
@@ -694,34 +1035,56 @@
           </w:tcPr>
           <w:p>
             <w:r>
-              <w:t>30/08/2026 16:17:32</w:t>
-            </w:r>
-          </w:p>
-        </w:tc>
-        <w:tc>
-          <w:tcPr>
-            <w:tcW w:type="dxa" w:w="1440"/>
-          </w:tcPr>
-          <w:p>
-            <w:r>
-              <w:t>13.11</w:t>
-            </w:r>
-          </w:p>
-        </w:tc>
-        <w:tc>
-          <w:tcPr>
-            <w:tcW w:type="dxa" w:w="1440"/>
-          </w:tcPr>
-          <w:p>
-            <w:r/>
-          </w:p>
-        </w:tc>
-        <w:tc>
-          <w:tcPr>
-            <w:tcW w:type="dxa" w:w="1440"/>
-          </w:tcPr>
-          <w:p>
-            <w:r/>
+              <w:rPr>
+                <w:rFonts w:ascii="Times New Roman" w:hAnsi="Times New Roman" w:eastAsia="Times New Roman"/>
+                <w:color w:val="000000"/>
+                <w:sz w:val="26"/>
+              </w:rPr>
+              <w:t>06/09/2026 19:13:56</w:t>
+            </w:r>
+          </w:p>
+        </w:tc>
+        <w:tc>
+          <w:tcPr>
+            <w:tcW w:type="dxa" w:w="1440"/>
+          </w:tcPr>
+          <w:p>
+            <w:r>
+              <w:rPr>
+                <w:rFonts w:ascii="Times New Roman" w:hAnsi="Times New Roman" w:eastAsia="Times New Roman"/>
+                <w:color w:val="000000"/>
+                <w:sz w:val="26"/>
+              </w:rPr>
+              <w:t>13.17</w:t>
+            </w:r>
+          </w:p>
+        </w:tc>
+        <w:tc>
+          <w:tcPr>
+            <w:tcW w:type="dxa" w:w="1440"/>
+          </w:tcPr>
+          <w:p>
+            <w:r>
+              <w:rPr>
+                <w:rFonts w:ascii="Times New Roman" w:hAnsi="Times New Roman" w:eastAsia="Times New Roman"/>
+                <w:color w:val="000000"/>
+                <w:sz w:val="26"/>
+              </w:rPr>
+            </w:r>
+          </w:p>
+        </w:tc>
+        <w:tc>
+          <w:tcPr>
+            <w:tcW w:type="dxa" w:w="1440"/>
+          </w:tcPr>
+          <w:p>
+            <w:r>
+              <w:rPr>
+                <w:rFonts w:ascii="Times New Roman" w:hAnsi="Times New Roman" w:eastAsia="Times New Roman"/>
+                <w:color w:val="000000"/>
+                <w:sz w:val="26"/>
+              </w:rPr>
+            </w:r>
           </w:p>
         </w:tc>
       </w:tr>
@@ -732,6 +1095,11 @@
           </w:tcPr>
           <w:p>
             <w:r>
+              <w:rPr>
+                <w:rFonts w:ascii="Times New Roman" w:hAnsi="Times New Roman" w:eastAsia="Times New Roman"/>
+                <w:color w:val="000000"/>
+                <w:sz w:val="26"/>
+              </w:rPr>
               <w:t>TC-BOOKING-009</w:t>
             </w:r>
           </w:p>
@@ -742,6 +1110,11 @@
           </w:tcPr>
           <w:p>
             <w:r>
+              <w:rPr>
+                <w:rFonts w:ascii="Times New Roman" w:hAnsi="Times New Roman" w:eastAsia="Times New Roman"/>
+                <w:color w:val="000000"/>
+                <w:sz w:val="26"/>
+              </w:rPr>
               <w:t>XFAILED</w:t>
             </w:r>
           </w:p>
@@ -752,35 +1125,56 @@
           </w:tcPr>
           <w:p>
             <w:r>
-              <w:t>30/08/2026 16:17:40</w:t>
-            </w:r>
-          </w:p>
-        </w:tc>
-        <w:tc>
-          <w:tcPr>
-            <w:tcW w:type="dxa" w:w="1440"/>
-          </w:tcPr>
-          <w:p>
-            <w:r>
-              <w:t>4.09</w:t>
-            </w:r>
-          </w:p>
-        </w:tc>
-        <w:tc>
-          <w:tcPr>
-            <w:tcW w:type="dxa" w:w="1440"/>
-          </w:tcPr>
-          <w:p>
-            <w:r/>
-          </w:p>
-        </w:tc>
-        <w:tc>
-          <w:tcPr>
-            <w:tcW w:type="dxa" w:w="1440"/>
-          </w:tcPr>
-          <w:p>
-            <w:r>
-              <w:t>KNOWN BUG - TC-BOOKING-009 | STEP 5 | Guest chưa đăng nhập vẫn truy cập được trang Đặt lịch. Actual URL: http://localhost:3000/booking?doctorId=1</w:t>
+              <w:rPr>
+                <w:rFonts w:ascii="Times New Roman" w:hAnsi="Times New Roman" w:eastAsia="Times New Roman"/>
+                <w:color w:val="000000"/>
+                <w:sz w:val="26"/>
+              </w:rPr>
+              <w:t>06/09/2026 19:14:03</w:t>
+            </w:r>
+          </w:p>
+        </w:tc>
+        <w:tc>
+          <w:tcPr>
+            <w:tcW w:type="dxa" w:w="1440"/>
+          </w:tcPr>
+          <w:p>
+            <w:r>
+              <w:rPr>
+                <w:rFonts w:ascii="Times New Roman" w:hAnsi="Times New Roman" w:eastAsia="Times New Roman"/>
+                <w:color w:val="000000"/>
+                <w:sz w:val="26"/>
+              </w:rPr>
+              <w:t>4.10</w:t>
+            </w:r>
+          </w:p>
+        </w:tc>
+        <w:tc>
+          <w:tcPr>
+            <w:tcW w:type="dxa" w:w="1440"/>
+          </w:tcPr>
+          <w:p>
+            <w:r>
+              <w:rPr>
+                <w:rFonts w:ascii="Times New Roman" w:hAnsi="Times New Roman" w:eastAsia="Times New Roman"/>
+                <w:color w:val="000000"/>
+                <w:sz w:val="26"/>
+              </w:rPr>
+            </w:r>
+          </w:p>
+        </w:tc>
+        <w:tc>
+          <w:tcPr>
+            <w:tcW w:type="dxa" w:w="1440"/>
+          </w:tcPr>
+          <w:p>
+            <w:r>
+              <w:rPr>
+                <w:rFonts w:ascii="Times New Roman" w:hAnsi="Times New Roman" w:eastAsia="Times New Roman"/>
+                <w:color w:val="000000"/>
+                <w:sz w:val="26"/>
+              </w:rPr>
+              <w:t>KNOWN BUG - TC-BOOKING-009 | STEP 5 | Guest chưa đăng nhập vẫn truy cập được trang Đặt lịch. Actual URL: http://localhost:3000/booking?doctorId=1 | KNOWN BUG - TC-BOOKING-009 | STEP 5 | Guest chưa đăng nhập vẫn truy cập được trang Đặt lịch. Actual URL: http://localhost:3000/booking?doctorId=1</w:t>
             </w:r>
           </w:p>
         </w:tc>
@@ -792,6 +1186,11 @@
         <w:pStyle w:val="Heading1"/>
       </w:pPr>
       <w:r>
+        <w:rPr>
+          <w:rFonts w:ascii="Times New Roman" w:hAnsi="Times New Roman" w:eastAsia="Times New Roman"/>
+          <w:color w:val="000000"/>
+          <w:sz w:val="26"/>
+        </w:rPr>
         <w:t>3. Chi tiết thực thi từng Step</w:t>
       </w:r>
     </w:p>
@@ -816,6 +1215,11 @@
           </w:tcPr>
           <w:p>
             <w:r>
+              <w:rPr>
+                <w:rFonts w:ascii="Times New Roman" w:hAnsi="Times New Roman" w:eastAsia="Times New Roman"/>
+                <w:color w:val="000000"/>
+                <w:sz w:val="26"/>
+              </w:rPr>
               <w:t>Test Case</w:t>
             </w:r>
           </w:p>
@@ -826,6 +1230,11 @@
           </w:tcPr>
           <w:p>
             <w:r>
+              <w:rPr>
+                <w:rFonts w:ascii="Times New Roman" w:hAnsi="Times New Roman" w:eastAsia="Times New Roman"/>
+                <w:color w:val="000000"/>
+                <w:sz w:val="26"/>
+              </w:rPr>
               <w:t>Step</w:t>
             </w:r>
           </w:p>
@@ -836,6 +1245,11 @@
           </w:tcPr>
           <w:p>
             <w:r>
+              <w:rPr>
+                <w:rFonts w:ascii="Times New Roman" w:hAnsi="Times New Roman" w:eastAsia="Times New Roman"/>
+                <w:color w:val="000000"/>
+                <w:sz w:val="26"/>
+              </w:rPr>
               <w:t>Kết quả</w:t>
             </w:r>
           </w:p>
@@ -846,6 +1260,11 @@
           </w:tcPr>
           <w:p>
             <w:r>
+              <w:rPr>
+                <w:rFonts w:ascii="Times New Roman" w:hAnsi="Times New Roman" w:eastAsia="Times New Roman"/>
+                <w:color w:val="000000"/>
+                <w:sz w:val="26"/>
+              </w:rPr>
               <w:t>Thời gian</w:t>
             </w:r>
           </w:p>
@@ -856,6 +1275,11 @@
           </w:tcPr>
           <w:p>
             <w:r>
+              <w:rPr>
+                <w:rFonts w:ascii="Times New Roman" w:hAnsi="Times New Roman" w:eastAsia="Times New Roman"/>
+                <w:color w:val="000000"/>
+                <w:sz w:val="26"/>
+              </w:rPr>
               <w:t>Mô tả</w:t>
             </w:r>
           </w:p>
@@ -866,6 +1290,11 @@
           </w:tcPr>
           <w:p>
             <w:r>
+              <w:rPr>
+                <w:rFonts w:ascii="Times New Roman" w:hAnsi="Times New Roman" w:eastAsia="Times New Roman"/>
+                <w:color w:val="000000"/>
+                <w:sz w:val="26"/>
+              </w:rPr>
               <w:t>Chi tiết</w:t>
             </w:r>
           </w:p>
@@ -878,6 +1307,11 @@
           </w:tcPr>
           <w:p>
             <w:r>
+              <w:rPr>
+                <w:rFonts w:ascii="Times New Roman" w:hAnsi="Times New Roman" w:eastAsia="Times New Roman"/>
+                <w:color w:val="000000"/>
+                <w:sz w:val="26"/>
+              </w:rPr>
               <w:t>TC-BOOKING-001</w:t>
             </w:r>
           </w:p>
@@ -888,6 +1322,11 @@
           </w:tcPr>
           <w:p>
             <w:r>
+              <w:rPr>
+                <w:rFonts w:ascii="Times New Roman" w:hAnsi="Times New Roman" w:eastAsia="Times New Roman"/>
+                <w:color w:val="000000"/>
+                <w:sz w:val="26"/>
+              </w:rPr>
               <w:t>1</w:t>
             </w:r>
           </w:p>
@@ -898,6 +1337,11 @@
           </w:tcPr>
           <w:p>
             <w:r>
+              <w:rPr>
+                <w:rFonts w:ascii="Times New Roman" w:hAnsi="Times New Roman" w:eastAsia="Times New Roman"/>
+                <w:color w:val="000000"/>
+                <w:sz w:val="26"/>
+              </w:rPr>
               <w:t>PASS</w:t>
             </w:r>
           </w:p>
@@ -908,16 +1352,26 @@
           </w:tcPr>
           <w:p>
             <w:r>
-              <w:t>30/08/2026 16:15:42</w:t>
-            </w:r>
-          </w:p>
-        </w:tc>
-        <w:tc>
-          <w:tcPr>
-            <w:tcW w:type="dxa" w:w="1440"/>
-          </w:tcPr>
-          <w:p>
-            <w:r>
+              <w:rPr>
+                <w:rFonts w:ascii="Times New Roman" w:hAnsi="Times New Roman" w:eastAsia="Times New Roman"/>
+                <w:color w:val="000000"/>
+                <w:sz w:val="26"/>
+              </w:rPr>
+              <w:t>06/09/2026 19:12:06</w:t>
+            </w:r>
+          </w:p>
+        </w:tc>
+        <w:tc>
+          <w:tcPr>
+            <w:tcW w:type="dxa" w:w="1440"/>
+          </w:tcPr>
+          <w:p>
+            <w:r>
+              <w:rPr>
+                <w:rFonts w:ascii="Times New Roman" w:hAnsi="Times New Roman" w:eastAsia="Times New Roman"/>
+                <w:color w:val="000000"/>
+                <w:sz w:val="26"/>
+              </w:rPr>
               <w:t>Đăng nhập bằng tài khoản Patient hợp lệ thành công</w:t>
             </w:r>
           </w:p>
@@ -927,7 +1381,13 @@
             <w:tcW w:type="dxa" w:w="1440"/>
           </w:tcPr>
           <w:p>
-            <w:r/>
+            <w:r>
+              <w:rPr>
+                <w:rFonts w:ascii="Times New Roman" w:hAnsi="Times New Roman" w:eastAsia="Times New Roman"/>
+                <w:color w:val="000000"/>
+                <w:sz w:val="26"/>
+              </w:rPr>
+            </w:r>
           </w:p>
         </w:tc>
       </w:tr>
@@ -938,6 +1398,11 @@
           </w:tcPr>
           <w:p>
             <w:r>
+              <w:rPr>
+                <w:rFonts w:ascii="Times New Roman" w:hAnsi="Times New Roman" w:eastAsia="Times New Roman"/>
+                <w:color w:val="000000"/>
+                <w:sz w:val="26"/>
+              </w:rPr>
               <w:t>TC-BOOKING-001</w:t>
             </w:r>
           </w:p>
@@ -948,6 +1413,11 @@
           </w:tcPr>
           <w:p>
             <w:r>
+              <w:rPr>
+                <w:rFonts w:ascii="Times New Roman" w:hAnsi="Times New Roman" w:eastAsia="Times New Roman"/>
+                <w:color w:val="000000"/>
+                <w:sz w:val="26"/>
+              </w:rPr>
               <w:t>2</w:t>
             </w:r>
           </w:p>
@@ -958,6 +1428,11 @@
           </w:tcPr>
           <w:p>
             <w:r>
+              <w:rPr>
+                <w:rFonts w:ascii="Times New Roman" w:hAnsi="Times New Roman" w:eastAsia="Times New Roman"/>
+                <w:color w:val="000000"/>
+                <w:sz w:val="26"/>
+              </w:rPr>
               <w:t>PASS</w:t>
             </w:r>
           </w:p>
@@ -968,16 +1443,26 @@
           </w:tcPr>
           <w:p>
             <w:r>
-              <w:t>30/08/2026 16:15:45</w:t>
-            </w:r>
-          </w:p>
-        </w:tc>
-        <w:tc>
-          <w:tcPr>
-            <w:tcW w:type="dxa" w:w="1440"/>
-          </w:tcPr>
-          <w:p>
-            <w:r>
+              <w:rPr>
+                <w:rFonts w:ascii="Times New Roman" w:hAnsi="Times New Roman" w:eastAsia="Times New Roman"/>
+                <w:color w:val="000000"/>
+                <w:sz w:val="26"/>
+              </w:rPr>
+              <w:t>06/09/2026 19:12:09</w:t>
+            </w:r>
+          </w:p>
+        </w:tc>
+        <w:tc>
+          <w:tcPr>
+            <w:tcW w:type="dxa" w:w="1440"/>
+          </w:tcPr>
+          <w:p>
+            <w:r>
+              <w:rPr>
+                <w:rFonts w:ascii="Times New Roman" w:hAnsi="Times New Roman" w:eastAsia="Times New Roman"/>
+                <w:color w:val="000000"/>
+                <w:sz w:val="26"/>
+              </w:rPr>
               <w:t>Mở trang Bác sĩ và chọn bác sĩ Tran Binh thành công</w:t>
             </w:r>
           </w:p>
@@ -987,7 +1472,13 @@
             <w:tcW w:type="dxa" w:w="1440"/>
           </w:tcPr>
           <w:p>
-            <w:r/>
+            <w:r>
+              <w:rPr>
+                <w:rFonts w:ascii="Times New Roman" w:hAnsi="Times New Roman" w:eastAsia="Times New Roman"/>
+                <w:color w:val="000000"/>
+                <w:sz w:val="26"/>
+              </w:rPr>
+            </w:r>
           </w:p>
         </w:tc>
       </w:tr>
@@ -998,6 +1489,11 @@
           </w:tcPr>
           <w:p>
             <w:r>
+              <w:rPr>
+                <w:rFonts w:ascii="Times New Roman" w:hAnsi="Times New Roman" w:eastAsia="Times New Roman"/>
+                <w:color w:val="000000"/>
+                <w:sz w:val="26"/>
+              </w:rPr>
               <w:t>TC-BOOKING-001</w:t>
             </w:r>
           </w:p>
@@ -1008,6 +1504,11 @@
           </w:tcPr>
           <w:p>
             <w:r>
+              <w:rPr>
+                <w:rFonts w:ascii="Times New Roman" w:hAnsi="Times New Roman" w:eastAsia="Times New Roman"/>
+                <w:color w:val="000000"/>
+                <w:sz w:val="26"/>
+              </w:rPr>
               <w:t>3</w:t>
             </w:r>
           </w:p>
@@ -1018,6 +1519,11 @@
           </w:tcPr>
           <w:p>
             <w:r>
+              <w:rPr>
+                <w:rFonts w:ascii="Times New Roman" w:hAnsi="Times New Roman" w:eastAsia="Times New Roman"/>
+                <w:color w:val="000000"/>
+                <w:sz w:val="26"/>
+              </w:rPr>
               <w:t>PASS</w:t>
             </w:r>
           </w:p>
@@ -1028,16 +1534,26 @@
           </w:tcPr>
           <w:p>
             <w:r>
-              <w:t>30/08/2026 16:15:45</w:t>
-            </w:r>
-          </w:p>
-        </w:tc>
-        <w:tc>
-          <w:tcPr>
-            <w:tcW w:type="dxa" w:w="1440"/>
-          </w:tcPr>
-          <w:p>
-            <w:r>
+              <w:rPr>
+                <w:rFonts w:ascii="Times New Roman" w:hAnsi="Times New Roman" w:eastAsia="Times New Roman"/>
+                <w:color w:val="000000"/>
+                <w:sz w:val="26"/>
+              </w:rPr>
+              <w:t>06/09/2026 19:12:09</w:t>
+            </w:r>
+          </w:p>
+        </w:tc>
+        <w:tc>
+          <w:tcPr>
+            <w:tcW w:type="dxa" w:w="1440"/>
+          </w:tcPr>
+          <w:p>
+            <w:r>
+              <w:rPr>
+                <w:rFonts w:ascii="Times New Roman" w:hAnsi="Times New Roman" w:eastAsia="Times New Roman"/>
+                <w:color w:val="000000"/>
+                <w:sz w:val="26"/>
+              </w:rPr>
               <w:t>Trang Đặt lịch hiển thị đầy đủ Ngày khám, Giờ khám, Ghi chú và nút Đặt lịch</w:t>
             </w:r>
           </w:p>
@@ -1047,7 +1563,13 @@
             <w:tcW w:type="dxa" w:w="1440"/>
           </w:tcPr>
           <w:p>
-            <w:r/>
+            <w:r>
+              <w:rPr>
+                <w:rFonts w:ascii="Times New Roman" w:hAnsi="Times New Roman" w:eastAsia="Times New Roman"/>
+                <w:color w:val="000000"/>
+                <w:sz w:val="26"/>
+              </w:rPr>
+            </w:r>
           </w:p>
         </w:tc>
       </w:tr>
@@ -1058,6 +1580,11 @@
           </w:tcPr>
           <w:p>
             <w:r>
+              <w:rPr>
+                <w:rFonts w:ascii="Times New Roman" w:hAnsi="Times New Roman" w:eastAsia="Times New Roman"/>
+                <w:color w:val="000000"/>
+                <w:sz w:val="26"/>
+              </w:rPr>
               <w:t>TC-BOOKING-001</w:t>
             </w:r>
           </w:p>
@@ -1068,6 +1595,11 @@
           </w:tcPr>
           <w:p>
             <w:r>
+              <w:rPr>
+                <w:rFonts w:ascii="Times New Roman" w:hAnsi="Times New Roman" w:eastAsia="Times New Roman"/>
+                <w:color w:val="000000"/>
+                <w:sz w:val="26"/>
+              </w:rPr>
               <w:t>4</w:t>
             </w:r>
           </w:p>
@@ -1078,6 +1610,11 @@
           </w:tcPr>
           <w:p>
             <w:r>
+              <w:rPr>
+                <w:rFonts w:ascii="Times New Roman" w:hAnsi="Times New Roman" w:eastAsia="Times New Roman"/>
+                <w:color w:val="000000"/>
+                <w:sz w:val="26"/>
+              </w:rPr>
               <w:t>PASS</w:t>
             </w:r>
           </w:p>
@@ -1088,26 +1625,42 @@
           </w:tcPr>
           <w:p>
             <w:r>
-              <w:t>30/08/2026 16:15:49</w:t>
-            </w:r>
-          </w:p>
-        </w:tc>
-        <w:tc>
-          <w:tcPr>
-            <w:tcW w:type="dxa" w:w="1440"/>
-          </w:tcPr>
-          <w:p>
-            <w:r>
-              <w:t>Chọn ngày 06/09/2026 và giờ 08:00 thành công</w:t>
-            </w:r>
-          </w:p>
-        </w:tc>
-        <w:tc>
-          <w:tcPr>
-            <w:tcW w:type="dxa" w:w="1440"/>
-          </w:tcPr>
-          <w:p>
-            <w:r/>
+              <w:rPr>
+                <w:rFonts w:ascii="Times New Roman" w:hAnsi="Times New Roman" w:eastAsia="Times New Roman"/>
+                <w:color w:val="000000"/>
+                <w:sz w:val="26"/>
+              </w:rPr>
+              <w:t>06/09/2026 19:12:13</w:t>
+            </w:r>
+          </w:p>
+        </w:tc>
+        <w:tc>
+          <w:tcPr>
+            <w:tcW w:type="dxa" w:w="1440"/>
+          </w:tcPr>
+          <w:p>
+            <w:r>
+              <w:rPr>
+                <w:rFonts w:ascii="Times New Roman" w:hAnsi="Times New Roman" w:eastAsia="Times New Roman"/>
+                <w:color w:val="000000"/>
+                <w:sz w:val="26"/>
+              </w:rPr>
+              <w:t>Chọn ngày 13/09/2026 và giờ 08:30 thành công</w:t>
+            </w:r>
+          </w:p>
+        </w:tc>
+        <w:tc>
+          <w:tcPr>
+            <w:tcW w:type="dxa" w:w="1440"/>
+          </w:tcPr>
+          <w:p>
+            <w:r>
+              <w:rPr>
+                <w:rFonts w:ascii="Times New Roman" w:hAnsi="Times New Roman" w:eastAsia="Times New Roman"/>
+                <w:color w:val="000000"/>
+                <w:sz w:val="26"/>
+              </w:rPr>
+            </w:r>
           </w:p>
         </w:tc>
       </w:tr>
@@ -1118,6 +1671,11 @@
           </w:tcPr>
           <w:p>
             <w:r>
+              <w:rPr>
+                <w:rFonts w:ascii="Times New Roman" w:hAnsi="Times New Roman" w:eastAsia="Times New Roman"/>
+                <w:color w:val="000000"/>
+                <w:sz w:val="26"/>
+              </w:rPr>
               <w:t>TC-BOOKING-001</w:t>
             </w:r>
           </w:p>
@@ -1128,6 +1686,11 @@
           </w:tcPr>
           <w:p>
             <w:r>
+              <w:rPr>
+                <w:rFonts w:ascii="Times New Roman" w:hAnsi="Times New Roman" w:eastAsia="Times New Roman"/>
+                <w:color w:val="000000"/>
+                <w:sz w:val="26"/>
+              </w:rPr>
               <w:t>5</w:t>
             </w:r>
           </w:p>
@@ -1138,6 +1701,11 @@
           </w:tcPr>
           <w:p>
             <w:r>
+              <w:rPr>
+                <w:rFonts w:ascii="Times New Roman" w:hAnsi="Times New Roman" w:eastAsia="Times New Roman"/>
+                <w:color w:val="000000"/>
+                <w:sz w:val="26"/>
+              </w:rPr>
               <w:t>PASS</w:t>
             </w:r>
           </w:p>
@@ -1148,16 +1716,26 @@
           </w:tcPr>
           <w:p>
             <w:r>
-              <w:t>30/08/2026 16:15:53</w:t>
-            </w:r>
-          </w:p>
-        </w:tc>
-        <w:tc>
-          <w:tcPr>
-            <w:tcW w:type="dxa" w:w="1440"/>
-          </w:tcPr>
-          <w:p>
-            <w:r>
+              <w:rPr>
+                <w:rFonts w:ascii="Times New Roman" w:hAnsi="Times New Roman" w:eastAsia="Times New Roman"/>
+                <w:color w:val="000000"/>
+                <w:sz w:val="26"/>
+              </w:rPr>
+              <w:t>06/09/2026 19:12:16</w:t>
+            </w:r>
+          </w:p>
+        </w:tc>
+        <w:tc>
+          <w:tcPr>
+            <w:tcW w:type="dxa" w:w="1440"/>
+          </w:tcPr>
+          <w:p>
+            <w:r>
+              <w:rPr>
+                <w:rFonts w:ascii="Times New Roman" w:hAnsi="Times New Roman" w:eastAsia="Times New Roman"/>
+                <w:color w:val="000000"/>
+                <w:sz w:val="26"/>
+              </w:rPr>
               <w:t>Nhập ghi chú hợp lệ và nhấn Đặt lịch</w:t>
             </w:r>
           </w:p>
@@ -1167,7 +1745,13 @@
             <w:tcW w:type="dxa" w:w="1440"/>
           </w:tcPr>
           <w:p>
-            <w:r/>
+            <w:r>
+              <w:rPr>
+                <w:rFonts w:ascii="Times New Roman" w:hAnsi="Times New Roman" w:eastAsia="Times New Roman"/>
+                <w:color w:val="000000"/>
+                <w:sz w:val="26"/>
+              </w:rPr>
+            </w:r>
           </w:p>
         </w:tc>
       </w:tr>
@@ -1178,6 +1762,11 @@
           </w:tcPr>
           <w:p>
             <w:r>
+              <w:rPr>
+                <w:rFonts w:ascii="Times New Roman" w:hAnsi="Times New Roman" w:eastAsia="Times New Roman"/>
+                <w:color w:val="000000"/>
+                <w:sz w:val="26"/>
+              </w:rPr>
               <w:t>TC-BOOKING-001</w:t>
             </w:r>
           </w:p>
@@ -1188,6 +1777,11 @@
           </w:tcPr>
           <w:p>
             <w:r>
+              <w:rPr>
+                <w:rFonts w:ascii="Times New Roman" w:hAnsi="Times New Roman" w:eastAsia="Times New Roman"/>
+                <w:color w:val="000000"/>
+                <w:sz w:val="26"/>
+              </w:rPr>
               <w:t>6</w:t>
             </w:r>
           </w:p>
@@ -1198,6 +1792,11 @@
           </w:tcPr>
           <w:p>
             <w:r>
+              <w:rPr>
+                <w:rFonts w:ascii="Times New Roman" w:hAnsi="Times New Roman" w:eastAsia="Times New Roman"/>
+                <w:color w:val="000000"/>
+                <w:sz w:val="26"/>
+              </w:rPr>
               <w:t>PASS</w:t>
             </w:r>
           </w:p>
@@ -1208,16 +1807,26 @@
           </w:tcPr>
           <w:p>
             <w:r>
-              <w:t>30/08/2026 16:15:55</w:t>
-            </w:r>
-          </w:p>
-        </w:tc>
-        <w:tc>
-          <w:tcPr>
-            <w:tcW w:type="dxa" w:w="1440"/>
-          </w:tcPr>
-          <w:p>
-            <w:r>
+              <w:rPr>
+                <w:rFonts w:ascii="Times New Roman" w:hAnsi="Times New Roman" w:eastAsia="Times New Roman"/>
+                <w:color w:val="000000"/>
+                <w:sz w:val="26"/>
+              </w:rPr>
+              <w:t>06/09/2026 19:12:18</w:t>
+            </w:r>
+          </w:p>
+        </w:tc>
+        <w:tc>
+          <w:tcPr>
+            <w:tcW w:type="dxa" w:w="1440"/>
+          </w:tcPr>
+          <w:p>
+            <w:r>
+              <w:rPr>
+                <w:rFonts w:ascii="Times New Roman" w:hAnsi="Times New Roman" w:eastAsia="Times New Roman"/>
+                <w:color w:val="000000"/>
+                <w:sz w:val="26"/>
+              </w:rPr>
               <w:t>Đặt lịch thành công và lịch hẹn được tạo với trạng thái pending</w:t>
             </w:r>
           </w:p>
@@ -1228,7 +1837,12 @@
           </w:tcPr>
           <w:p>
             <w:r>
-              <w:t>Appointment ID: 371 | Status: pending</w:t>
+              <w:rPr>
+                <w:rFonts w:ascii="Times New Roman" w:hAnsi="Times New Roman" w:eastAsia="Times New Roman"/>
+                <w:color w:val="000000"/>
+                <w:sz w:val="26"/>
+              </w:rPr>
+              <w:t>Appointment ID: 480 | Status: pending</w:t>
             </w:r>
           </w:p>
         </w:tc>
@@ -1240,6 +1854,11 @@
           </w:tcPr>
           <w:p>
             <w:r>
+              <w:rPr>
+                <w:rFonts w:ascii="Times New Roman" w:hAnsi="Times New Roman" w:eastAsia="Times New Roman"/>
+                <w:color w:val="000000"/>
+                <w:sz w:val="26"/>
+              </w:rPr>
               <w:t>TC-BOOKING-002</w:t>
             </w:r>
           </w:p>
@@ -1250,6 +1869,11 @@
           </w:tcPr>
           <w:p>
             <w:r>
+              <w:rPr>
+                <w:rFonts w:ascii="Times New Roman" w:hAnsi="Times New Roman" w:eastAsia="Times New Roman"/>
+                <w:color w:val="000000"/>
+                <w:sz w:val="26"/>
+              </w:rPr>
               <w:t>1</w:t>
             </w:r>
           </w:p>
@@ -1260,6 +1884,11 @@
           </w:tcPr>
           <w:p>
             <w:r>
+              <w:rPr>
+                <w:rFonts w:ascii="Times New Roman" w:hAnsi="Times New Roman" w:eastAsia="Times New Roman"/>
+                <w:color w:val="000000"/>
+                <w:sz w:val="26"/>
+              </w:rPr>
               <w:t>PASS</w:t>
             </w:r>
           </w:p>
@@ -1270,16 +1899,26 @@
           </w:tcPr>
           <w:p>
             <w:r>
-              <w:t>30/08/2026 16:16:00</w:t>
-            </w:r>
-          </w:p>
-        </w:tc>
-        <w:tc>
-          <w:tcPr>
-            <w:tcW w:type="dxa" w:w="1440"/>
-          </w:tcPr>
-          <w:p>
-            <w:r>
+              <w:rPr>
+                <w:rFonts w:ascii="Times New Roman" w:hAnsi="Times New Roman" w:eastAsia="Times New Roman"/>
+                <w:color w:val="000000"/>
+                <w:sz w:val="26"/>
+              </w:rPr>
+              <w:t>06/09/2026 19:12:24</w:t>
+            </w:r>
+          </w:p>
+        </w:tc>
+        <w:tc>
+          <w:tcPr>
+            <w:tcW w:type="dxa" w:w="1440"/>
+          </w:tcPr>
+          <w:p>
+            <w:r>
+              <w:rPr>
+                <w:rFonts w:ascii="Times New Roman" w:hAnsi="Times New Roman" w:eastAsia="Times New Roman"/>
+                <w:color w:val="000000"/>
+                <w:sz w:val="26"/>
+              </w:rPr>
               <w:t>Đăng nhập bằng tài khoản Patient hợp lệ thành công</w:t>
             </w:r>
           </w:p>
@@ -1289,7 +1928,13 @@
             <w:tcW w:type="dxa" w:w="1440"/>
           </w:tcPr>
           <w:p>
-            <w:r/>
+            <w:r>
+              <w:rPr>
+                <w:rFonts w:ascii="Times New Roman" w:hAnsi="Times New Roman" w:eastAsia="Times New Roman"/>
+                <w:color w:val="000000"/>
+                <w:sz w:val="26"/>
+              </w:rPr>
+            </w:r>
           </w:p>
         </w:tc>
       </w:tr>
@@ -1300,6 +1945,11 @@
           </w:tcPr>
           <w:p>
             <w:r>
+              <w:rPr>
+                <w:rFonts w:ascii="Times New Roman" w:hAnsi="Times New Roman" w:eastAsia="Times New Roman"/>
+                <w:color w:val="000000"/>
+                <w:sz w:val="26"/>
+              </w:rPr>
               <w:t>TC-BOOKING-002</w:t>
             </w:r>
           </w:p>
@@ -1310,6 +1960,11 @@
           </w:tcPr>
           <w:p>
             <w:r>
+              <w:rPr>
+                <w:rFonts w:ascii="Times New Roman" w:hAnsi="Times New Roman" w:eastAsia="Times New Roman"/>
+                <w:color w:val="000000"/>
+                <w:sz w:val="26"/>
+              </w:rPr>
               <w:t>2</w:t>
             </w:r>
           </w:p>
@@ -1320,6 +1975,11 @@
           </w:tcPr>
           <w:p>
             <w:r>
+              <w:rPr>
+                <w:rFonts w:ascii="Times New Roman" w:hAnsi="Times New Roman" w:eastAsia="Times New Roman"/>
+                <w:color w:val="000000"/>
+                <w:sz w:val="26"/>
+              </w:rPr>
               <w:t>PASS</w:t>
             </w:r>
           </w:p>
@@ -1330,16 +1990,26 @@
           </w:tcPr>
           <w:p>
             <w:r>
-              <w:t>30/08/2026 16:16:03</w:t>
-            </w:r>
-          </w:p>
-        </w:tc>
-        <w:tc>
-          <w:tcPr>
-            <w:tcW w:type="dxa" w:w="1440"/>
-          </w:tcPr>
-          <w:p>
-            <w:r>
+              <w:rPr>
+                <w:rFonts w:ascii="Times New Roman" w:hAnsi="Times New Roman" w:eastAsia="Times New Roman"/>
+                <w:color w:val="000000"/>
+                <w:sz w:val="26"/>
+              </w:rPr>
+              <w:t>06/09/2026 19:12:27</w:t>
+            </w:r>
+          </w:p>
+        </w:tc>
+        <w:tc>
+          <w:tcPr>
+            <w:tcW w:type="dxa" w:w="1440"/>
+          </w:tcPr>
+          <w:p>
+            <w:r>
+              <w:rPr>
+                <w:rFonts w:ascii="Times New Roman" w:hAnsi="Times New Roman" w:eastAsia="Times New Roman"/>
+                <w:color w:val="000000"/>
+                <w:sz w:val="26"/>
+              </w:rPr>
               <w:t>Mở trang Đặt lịch của bác sĩ Tran Binh thành công</w:t>
             </w:r>
           </w:p>
@@ -1349,7 +2019,13 @@
             <w:tcW w:type="dxa" w:w="1440"/>
           </w:tcPr>
           <w:p>
-            <w:r/>
+            <w:r>
+              <w:rPr>
+                <w:rFonts w:ascii="Times New Roman" w:hAnsi="Times New Roman" w:eastAsia="Times New Roman"/>
+                <w:color w:val="000000"/>
+                <w:sz w:val="26"/>
+              </w:rPr>
+            </w:r>
           </w:p>
         </w:tc>
       </w:tr>
@@ -1360,6 +2036,11 @@
           </w:tcPr>
           <w:p>
             <w:r>
+              <w:rPr>
+                <w:rFonts w:ascii="Times New Roman" w:hAnsi="Times New Roman" w:eastAsia="Times New Roman"/>
+                <w:color w:val="000000"/>
+                <w:sz w:val="26"/>
+              </w:rPr>
               <w:t>TC-BOOKING-002</w:t>
             </w:r>
           </w:p>
@@ -1370,6 +2051,11 @@
           </w:tcPr>
           <w:p>
             <w:r>
+              <w:rPr>
+                <w:rFonts w:ascii="Times New Roman" w:hAnsi="Times New Roman" w:eastAsia="Times New Roman"/>
+                <w:color w:val="000000"/>
+                <w:sz w:val="26"/>
+              </w:rPr>
               <w:t>3</w:t>
             </w:r>
           </w:p>
@@ -1380,6 +2066,11 @@
           </w:tcPr>
           <w:p>
             <w:r>
+              <w:rPr>
+                <w:rFonts w:ascii="Times New Roman" w:hAnsi="Times New Roman" w:eastAsia="Times New Roman"/>
+                <w:color w:val="000000"/>
+                <w:sz w:val="26"/>
+              </w:rPr>
               <w:t>PASS</w:t>
             </w:r>
           </w:p>
@@ -1390,16 +2081,26 @@
           </w:tcPr>
           <w:p>
             <w:r>
-              <w:t>30/08/2026 16:16:03</w:t>
-            </w:r>
-          </w:p>
-        </w:tc>
-        <w:tc>
-          <w:tcPr>
-            <w:tcW w:type="dxa" w:w="1440"/>
-          </w:tcPr>
-          <w:p>
-            <w:r>
+              <w:rPr>
+                <w:rFonts w:ascii="Times New Roman" w:hAnsi="Times New Roman" w:eastAsia="Times New Roman"/>
+                <w:color w:val="000000"/>
+                <w:sz w:val="26"/>
+              </w:rPr>
+              <w:t>06/09/2026 19:12:27</w:t>
+            </w:r>
+          </w:p>
+        </w:tc>
+        <w:tc>
+          <w:tcPr>
+            <w:tcW w:type="dxa" w:w="1440"/>
+          </w:tcPr>
+          <w:p>
+            <w:r>
+              <w:rPr>
+                <w:rFonts w:ascii="Times New Roman" w:hAnsi="Times New Roman" w:eastAsia="Times New Roman"/>
+                <w:color w:val="000000"/>
+                <w:sz w:val="26"/>
+              </w:rPr>
               <w:t>Để trống trường Ngày khám</w:t>
             </w:r>
           </w:p>
@@ -1409,7 +2110,13 @@
             <w:tcW w:type="dxa" w:w="1440"/>
           </w:tcPr>
           <w:p>
-            <w:r/>
+            <w:r>
+              <w:rPr>
+                <w:rFonts w:ascii="Times New Roman" w:hAnsi="Times New Roman" w:eastAsia="Times New Roman"/>
+                <w:color w:val="000000"/>
+                <w:sz w:val="26"/>
+              </w:rPr>
+            </w:r>
           </w:p>
         </w:tc>
       </w:tr>
@@ -1420,6 +2127,11 @@
           </w:tcPr>
           <w:p>
             <w:r>
+              <w:rPr>
+                <w:rFonts w:ascii="Times New Roman" w:hAnsi="Times New Roman" w:eastAsia="Times New Roman"/>
+                <w:color w:val="000000"/>
+                <w:sz w:val="26"/>
+              </w:rPr>
               <w:t>TC-BOOKING-002</w:t>
             </w:r>
           </w:p>
@@ -1430,6 +2142,11 @@
           </w:tcPr>
           <w:p>
             <w:r>
+              <w:rPr>
+                <w:rFonts w:ascii="Times New Roman" w:hAnsi="Times New Roman" w:eastAsia="Times New Roman"/>
+                <w:color w:val="000000"/>
+                <w:sz w:val="26"/>
+              </w:rPr>
               <w:t>4</w:t>
             </w:r>
           </w:p>
@@ -1440,6 +2157,11 @@
           </w:tcPr>
           <w:p>
             <w:r>
+              <w:rPr>
+                <w:rFonts w:ascii="Times New Roman" w:hAnsi="Times New Roman" w:eastAsia="Times New Roman"/>
+                <w:color w:val="000000"/>
+                <w:sz w:val="26"/>
+              </w:rPr>
               <w:t>PASS</w:t>
             </w:r>
           </w:p>
@@ -1450,16 +2172,26 @@
           </w:tcPr>
           <w:p>
             <w:r>
-              <w:t>30/08/2026 16:16:03</w:t>
-            </w:r>
-          </w:p>
-        </w:tc>
-        <w:tc>
-          <w:tcPr>
-            <w:tcW w:type="dxa" w:w="1440"/>
-          </w:tcPr>
-          <w:p>
-            <w:r>
+              <w:rPr>
+                <w:rFonts w:ascii="Times New Roman" w:hAnsi="Times New Roman" w:eastAsia="Times New Roman"/>
+                <w:color w:val="000000"/>
+                <w:sz w:val="26"/>
+              </w:rPr>
+              <w:t>06/09/2026 19:12:27</w:t>
+            </w:r>
+          </w:p>
+        </w:tc>
+        <w:tc>
+          <w:tcPr>
+            <w:tcW w:type="dxa" w:w="1440"/>
+          </w:tcPr>
+          <w:p>
+            <w:r>
+              <w:rPr>
+                <w:rFonts w:ascii="Times New Roman" w:hAnsi="Times New Roman" w:eastAsia="Times New Roman"/>
+                <w:color w:val="000000"/>
+                <w:sz w:val="26"/>
+              </w:rPr>
               <w:t>Hệ thống nhận biết trường Ngày khám chưa được chọn</w:t>
             </w:r>
           </w:p>
@@ -1470,6 +2202,11 @@
           </w:tcPr>
           <w:p>
             <w:r>
+              <w:rPr>
+                <w:rFonts w:ascii="Times New Roman" w:hAnsi="Times New Roman" w:eastAsia="Times New Roman"/>
+                <w:color w:val="000000"/>
+                <w:sz w:val="26"/>
+              </w:rPr>
               <w:t>Vui lòng chọn ngày khám để tiếp tục.</w:t>
             </w:r>
           </w:p>
@@ -1482,6 +2219,11 @@
           </w:tcPr>
           <w:p>
             <w:r>
+              <w:rPr>
+                <w:rFonts w:ascii="Times New Roman" w:hAnsi="Times New Roman" w:eastAsia="Times New Roman"/>
+                <w:color w:val="000000"/>
+                <w:sz w:val="26"/>
+              </w:rPr>
               <w:t>TC-BOOKING-002</w:t>
             </w:r>
           </w:p>
@@ -1492,6 +2234,11 @@
           </w:tcPr>
           <w:p>
             <w:r>
+              <w:rPr>
+                <w:rFonts w:ascii="Times New Roman" w:hAnsi="Times New Roman" w:eastAsia="Times New Roman"/>
+                <w:color w:val="000000"/>
+                <w:sz w:val="26"/>
+              </w:rPr>
               <w:t>5</w:t>
             </w:r>
           </w:p>
@@ -1502,6 +2249,11 @@
           </w:tcPr>
           <w:p>
             <w:r>
+              <w:rPr>
+                <w:rFonts w:ascii="Times New Roman" w:hAnsi="Times New Roman" w:eastAsia="Times New Roman"/>
+                <w:color w:val="000000"/>
+                <w:sz w:val="26"/>
+              </w:rPr>
               <w:t>PASS</w:t>
             </w:r>
           </w:p>
@@ -1512,16 +2264,26 @@
           </w:tcPr>
           <w:p>
             <w:r>
-              <w:t>30/08/2026 16:16:03</w:t>
-            </w:r>
-          </w:p>
-        </w:tc>
-        <w:tc>
-          <w:tcPr>
-            <w:tcW w:type="dxa" w:w="1440"/>
-          </w:tcPr>
-          <w:p>
-            <w:r>
+              <w:rPr>
+                <w:rFonts w:ascii="Times New Roman" w:hAnsi="Times New Roman" w:eastAsia="Times New Roman"/>
+                <w:color w:val="000000"/>
+                <w:sz w:val="26"/>
+              </w:rPr>
+              <w:t>06/09/2026 19:12:27</w:t>
+            </w:r>
+          </w:p>
+        </w:tc>
+        <w:tc>
+          <w:tcPr>
+            <w:tcW w:type="dxa" w:w="1440"/>
+          </w:tcPr>
+          <w:p>
+            <w:r>
+              <w:rPr>
+                <w:rFonts w:ascii="Times New Roman" w:hAnsi="Times New Roman" w:eastAsia="Times New Roman"/>
+                <w:color w:val="000000"/>
+                <w:sz w:val="26"/>
+              </w:rPr>
               <w:t>Hệ thống không cho phép thực hiện Đặt lịch khi chưa chọn ngày</w:t>
             </w:r>
           </w:p>
@@ -1531,7 +2293,13 @@
             <w:tcW w:type="dxa" w:w="1440"/>
           </w:tcPr>
           <w:p>
-            <w:r/>
+            <w:r>
+              <w:rPr>
+                <w:rFonts w:ascii="Times New Roman" w:hAnsi="Times New Roman" w:eastAsia="Times New Roman"/>
+                <w:color w:val="000000"/>
+                <w:sz w:val="26"/>
+              </w:rPr>
+            </w:r>
           </w:p>
         </w:tc>
       </w:tr>
@@ -1542,6 +2310,11 @@
           </w:tcPr>
           <w:p>
             <w:r>
+              <w:rPr>
+                <w:rFonts w:ascii="Times New Roman" w:hAnsi="Times New Roman" w:eastAsia="Times New Roman"/>
+                <w:color w:val="000000"/>
+                <w:sz w:val="26"/>
+              </w:rPr>
               <w:t>TC-BOOKING-002</w:t>
             </w:r>
           </w:p>
@@ -1552,6 +2325,11 @@
           </w:tcPr>
           <w:p>
             <w:r>
+              <w:rPr>
+                <w:rFonts w:ascii="Times New Roman" w:hAnsi="Times New Roman" w:eastAsia="Times New Roman"/>
+                <w:color w:val="000000"/>
+                <w:sz w:val="26"/>
+              </w:rPr>
               <w:t>6</w:t>
             </w:r>
           </w:p>
@@ -1562,6 +2340,11 @@
           </w:tcPr>
           <w:p>
             <w:r>
+              <w:rPr>
+                <w:rFonts w:ascii="Times New Roman" w:hAnsi="Times New Roman" w:eastAsia="Times New Roman"/>
+                <w:color w:val="000000"/>
+                <w:sz w:val="26"/>
+              </w:rPr>
               <w:t>PASS</w:t>
             </w:r>
           </w:p>
@@ -1572,16 +2355,26 @@
           </w:tcPr>
           <w:p>
             <w:r>
-              <w:t>30/08/2026 16:16:03</w:t>
-            </w:r>
-          </w:p>
-        </w:tc>
-        <w:tc>
-          <w:tcPr>
-            <w:tcW w:type="dxa" w:w="1440"/>
-          </w:tcPr>
-          <w:p>
-            <w:r>
+              <w:rPr>
+                <w:rFonts w:ascii="Times New Roman" w:hAnsi="Times New Roman" w:eastAsia="Times New Roman"/>
+                <w:color w:val="000000"/>
+                <w:sz w:val="26"/>
+              </w:rPr>
+              <w:t>06/09/2026 19:12:27</w:t>
+            </w:r>
+          </w:p>
+        </w:tc>
+        <w:tc>
+          <w:tcPr>
+            <w:tcW w:type="dxa" w:w="1440"/>
+          </w:tcPr>
+          <w:p>
+            <w:r>
+              <w:rPr>
+                <w:rFonts w:ascii="Times New Roman" w:hAnsi="Times New Roman" w:eastAsia="Times New Roman"/>
+                <w:color w:val="000000"/>
+                <w:sz w:val="26"/>
+              </w:rPr>
               <w:t>Hiển thị đúng validation và không cho phép tạo lịch hẹn</w:t>
             </w:r>
           </w:p>
@@ -1592,6 +2385,11 @@
           </w:tcPr>
           <w:p>
             <w:r>
+              <w:rPr>
+                <w:rFonts w:ascii="Times New Roman" w:hAnsi="Times New Roman" w:eastAsia="Times New Roman"/>
+                <w:color w:val="000000"/>
+                <w:sz w:val="26"/>
+              </w:rPr>
               <w:t>Vui lòng chọn ngày khám để tiếp tục.</w:t>
             </w:r>
           </w:p>
@@ -1604,6 +2402,11 @@
           </w:tcPr>
           <w:p>
             <w:r>
+              <w:rPr>
+                <w:rFonts w:ascii="Times New Roman" w:hAnsi="Times New Roman" w:eastAsia="Times New Roman"/>
+                <w:color w:val="000000"/>
+                <w:sz w:val="26"/>
+              </w:rPr>
               <w:t>TC-BOOKING-003</w:t>
             </w:r>
           </w:p>
@@ -1614,6 +2417,11 @@
           </w:tcPr>
           <w:p>
             <w:r>
+              <w:rPr>
+                <w:rFonts w:ascii="Times New Roman" w:hAnsi="Times New Roman" w:eastAsia="Times New Roman"/>
+                <w:color w:val="000000"/>
+                <w:sz w:val="26"/>
+              </w:rPr>
               <w:t>1</w:t>
             </w:r>
           </w:p>
@@ -1624,6 +2432,11 @@
           </w:tcPr>
           <w:p>
             <w:r>
+              <w:rPr>
+                <w:rFonts w:ascii="Times New Roman" w:hAnsi="Times New Roman" w:eastAsia="Times New Roman"/>
+                <w:color w:val="000000"/>
+                <w:sz w:val="26"/>
+              </w:rPr>
               <w:t>PASS</w:t>
             </w:r>
           </w:p>
@@ -1634,16 +2447,26 @@
           </w:tcPr>
           <w:p>
             <w:r>
-              <w:t>30/08/2026 16:16:08</w:t>
-            </w:r>
-          </w:p>
-        </w:tc>
-        <w:tc>
-          <w:tcPr>
-            <w:tcW w:type="dxa" w:w="1440"/>
-          </w:tcPr>
-          <w:p>
-            <w:r>
+              <w:rPr>
+                <w:rFonts w:ascii="Times New Roman" w:hAnsi="Times New Roman" w:eastAsia="Times New Roman"/>
+                <w:color w:val="000000"/>
+                <w:sz w:val="26"/>
+              </w:rPr>
+              <w:t>06/09/2026 19:12:32</w:t>
+            </w:r>
+          </w:p>
+        </w:tc>
+        <w:tc>
+          <w:tcPr>
+            <w:tcW w:type="dxa" w:w="1440"/>
+          </w:tcPr>
+          <w:p>
+            <w:r>
+              <w:rPr>
+                <w:rFonts w:ascii="Times New Roman" w:hAnsi="Times New Roman" w:eastAsia="Times New Roman"/>
+                <w:color w:val="000000"/>
+                <w:sz w:val="26"/>
+              </w:rPr>
               <w:t>Đăng nhập bằng tài khoản Patient hợp lệ thành công</w:t>
             </w:r>
           </w:p>
@@ -1653,7 +2476,13 @@
             <w:tcW w:type="dxa" w:w="1440"/>
           </w:tcPr>
           <w:p>
-            <w:r/>
+            <w:r>
+              <w:rPr>
+                <w:rFonts w:ascii="Times New Roman" w:hAnsi="Times New Roman" w:eastAsia="Times New Roman"/>
+                <w:color w:val="000000"/>
+                <w:sz w:val="26"/>
+              </w:rPr>
+            </w:r>
           </w:p>
         </w:tc>
       </w:tr>
@@ -1664,6 +2493,11 @@
           </w:tcPr>
           <w:p>
             <w:r>
+              <w:rPr>
+                <w:rFonts w:ascii="Times New Roman" w:hAnsi="Times New Roman" w:eastAsia="Times New Roman"/>
+                <w:color w:val="000000"/>
+                <w:sz w:val="26"/>
+              </w:rPr>
               <w:t>TC-BOOKING-003</w:t>
             </w:r>
           </w:p>
@@ -1674,6 +2508,11 @@
           </w:tcPr>
           <w:p>
             <w:r>
+              <w:rPr>
+                <w:rFonts w:ascii="Times New Roman" w:hAnsi="Times New Roman" w:eastAsia="Times New Roman"/>
+                <w:color w:val="000000"/>
+                <w:sz w:val="26"/>
+              </w:rPr>
               <w:t>2</w:t>
             </w:r>
           </w:p>
@@ -1684,6 +2523,11 @@
           </w:tcPr>
           <w:p>
             <w:r>
+              <w:rPr>
+                <w:rFonts w:ascii="Times New Roman" w:hAnsi="Times New Roman" w:eastAsia="Times New Roman"/>
+                <w:color w:val="000000"/>
+                <w:sz w:val="26"/>
+              </w:rPr>
               <w:t>PASS</w:t>
             </w:r>
           </w:p>
@@ -1694,16 +2538,26 @@
           </w:tcPr>
           <w:p>
             <w:r>
-              <w:t>30/08/2026 16:16:12</w:t>
-            </w:r>
-          </w:p>
-        </w:tc>
-        <w:tc>
-          <w:tcPr>
-            <w:tcW w:type="dxa" w:w="1440"/>
-          </w:tcPr>
-          <w:p>
-            <w:r>
+              <w:rPr>
+                <w:rFonts w:ascii="Times New Roman" w:hAnsi="Times New Roman" w:eastAsia="Times New Roman"/>
+                <w:color w:val="000000"/>
+                <w:sz w:val="26"/>
+              </w:rPr>
+              <w:t>06/09/2026 19:12:35</w:t>
+            </w:r>
+          </w:p>
+        </w:tc>
+        <w:tc>
+          <w:tcPr>
+            <w:tcW w:type="dxa" w:w="1440"/>
+          </w:tcPr>
+          <w:p>
+            <w:r>
+              <w:rPr>
+                <w:rFonts w:ascii="Times New Roman" w:hAnsi="Times New Roman" w:eastAsia="Times New Roman"/>
+                <w:color w:val="000000"/>
+                <w:sz w:val="26"/>
+              </w:rPr>
               <w:t>Mở trang Đặt lịch của bác sĩ Tran Binh thành công</w:t>
             </w:r>
           </w:p>
@@ -1713,7 +2567,13 @@
             <w:tcW w:type="dxa" w:w="1440"/>
           </w:tcPr>
           <w:p>
-            <w:r/>
+            <w:r>
+              <w:rPr>
+                <w:rFonts w:ascii="Times New Roman" w:hAnsi="Times New Roman" w:eastAsia="Times New Roman"/>
+                <w:color w:val="000000"/>
+                <w:sz w:val="26"/>
+              </w:rPr>
+            </w:r>
           </w:p>
         </w:tc>
       </w:tr>
@@ -1724,6 +2584,11 @@
           </w:tcPr>
           <w:p>
             <w:r>
+              <w:rPr>
+                <w:rFonts w:ascii="Times New Roman" w:hAnsi="Times New Roman" w:eastAsia="Times New Roman"/>
+                <w:color w:val="000000"/>
+                <w:sz w:val="26"/>
+              </w:rPr>
               <w:t>TC-BOOKING-003</w:t>
             </w:r>
           </w:p>
@@ -1734,6 +2599,11 @@
           </w:tcPr>
           <w:p>
             <w:r>
+              <w:rPr>
+                <w:rFonts w:ascii="Times New Roman" w:hAnsi="Times New Roman" w:eastAsia="Times New Roman"/>
+                <w:color w:val="000000"/>
+                <w:sz w:val="26"/>
+              </w:rPr>
               <w:t>3</w:t>
             </w:r>
           </w:p>
@@ -1744,6 +2614,11 @@
           </w:tcPr>
           <w:p>
             <w:r>
+              <w:rPr>
+                <w:rFonts w:ascii="Times New Roman" w:hAnsi="Times New Roman" w:eastAsia="Times New Roman"/>
+                <w:color w:val="000000"/>
+                <w:sz w:val="26"/>
+              </w:rPr>
               <w:t>PASS</w:t>
             </w:r>
           </w:p>
@@ -1754,26 +2629,42 @@
           </w:tcPr>
           <w:p>
             <w:r>
-              <w:t>30/08/2026 16:16:13</w:t>
-            </w:r>
-          </w:p>
-        </w:tc>
-        <w:tc>
-          <w:tcPr>
-            <w:tcW w:type="dxa" w:w="1440"/>
-          </w:tcPr>
-          <w:p>
-            <w:r>
-              <w:t>Chọn ngày bác sĩ có lịch làm việc: 06/09/2026</w:t>
-            </w:r>
-          </w:p>
-        </w:tc>
-        <w:tc>
-          <w:tcPr>
-            <w:tcW w:type="dxa" w:w="1440"/>
-          </w:tcPr>
-          <w:p>
-            <w:r/>
+              <w:rPr>
+                <w:rFonts w:ascii="Times New Roman" w:hAnsi="Times New Roman" w:eastAsia="Times New Roman"/>
+                <w:color w:val="000000"/>
+                <w:sz w:val="26"/>
+              </w:rPr>
+              <w:t>06/09/2026 19:12:37</w:t>
+            </w:r>
+          </w:p>
+        </w:tc>
+        <w:tc>
+          <w:tcPr>
+            <w:tcW w:type="dxa" w:w="1440"/>
+          </w:tcPr>
+          <w:p>
+            <w:r>
+              <w:rPr>
+                <w:rFonts w:ascii="Times New Roman" w:hAnsi="Times New Roman" w:eastAsia="Times New Roman"/>
+                <w:color w:val="000000"/>
+                <w:sz w:val="26"/>
+              </w:rPr>
+              <w:t>Chọn ngày bác sĩ có lịch làm việc: 13/09/2026</w:t>
+            </w:r>
+          </w:p>
+        </w:tc>
+        <w:tc>
+          <w:tcPr>
+            <w:tcW w:type="dxa" w:w="1440"/>
+          </w:tcPr>
+          <w:p>
+            <w:r>
+              <w:rPr>
+                <w:rFonts w:ascii="Times New Roman" w:hAnsi="Times New Roman" w:eastAsia="Times New Roman"/>
+                <w:color w:val="000000"/>
+                <w:sz w:val="26"/>
+              </w:rPr>
+            </w:r>
           </w:p>
         </w:tc>
       </w:tr>
@@ -1784,6 +2675,11 @@
           </w:tcPr>
           <w:p>
             <w:r>
+              <w:rPr>
+                <w:rFonts w:ascii="Times New Roman" w:hAnsi="Times New Roman" w:eastAsia="Times New Roman"/>
+                <w:color w:val="000000"/>
+                <w:sz w:val="26"/>
+              </w:rPr>
               <w:t>TC-BOOKING-003</w:t>
             </w:r>
           </w:p>
@@ -1794,6 +2690,11 @@
           </w:tcPr>
           <w:p>
             <w:r>
+              <w:rPr>
+                <w:rFonts w:ascii="Times New Roman" w:hAnsi="Times New Roman" w:eastAsia="Times New Roman"/>
+                <w:color w:val="000000"/>
+                <w:sz w:val="26"/>
+              </w:rPr>
               <w:t>4</w:t>
             </w:r>
           </w:p>
@@ -1804,6 +2705,11 @@
           </w:tcPr>
           <w:p>
             <w:r>
+              <w:rPr>
+                <w:rFonts w:ascii="Times New Roman" w:hAnsi="Times New Roman" w:eastAsia="Times New Roman"/>
+                <w:color w:val="000000"/>
+                <w:sz w:val="26"/>
+              </w:rPr>
               <w:t>PASS</w:t>
             </w:r>
           </w:p>
@@ -1814,16 +2720,26 @@
           </w:tcPr>
           <w:p>
             <w:r>
-              <w:t>30/08/2026 16:16:13</w:t>
-            </w:r>
-          </w:p>
-        </w:tc>
-        <w:tc>
-          <w:tcPr>
-            <w:tcW w:type="dxa" w:w="1440"/>
-          </w:tcPr>
-          <w:p>
-            <w:r>
+              <w:rPr>
+                <w:rFonts w:ascii="Times New Roman" w:hAnsi="Times New Roman" w:eastAsia="Times New Roman"/>
+                <w:color w:val="000000"/>
+                <w:sz w:val="26"/>
+              </w:rPr>
+              <w:t>06/09/2026 19:12:37</w:t>
+            </w:r>
+          </w:p>
+        </w:tc>
+        <w:tc>
+          <w:tcPr>
+            <w:tcW w:type="dxa" w:w="1440"/>
+          </w:tcPr>
+          <w:p>
+            <w:r>
+              <w:rPr>
+                <w:rFonts w:ascii="Times New Roman" w:hAnsi="Times New Roman" w:eastAsia="Times New Roman"/>
+                <w:color w:val="000000"/>
+                <w:sz w:val="26"/>
+              </w:rPr>
               <w:t>Để trống trường Giờ khám</w:t>
             </w:r>
           </w:p>
@@ -1833,7 +2749,13 @@
             <w:tcW w:type="dxa" w:w="1440"/>
           </w:tcPr>
           <w:p>
-            <w:r/>
+            <w:r>
+              <w:rPr>
+                <w:rFonts w:ascii="Times New Roman" w:hAnsi="Times New Roman" w:eastAsia="Times New Roman"/>
+                <w:color w:val="000000"/>
+                <w:sz w:val="26"/>
+              </w:rPr>
+            </w:r>
           </w:p>
         </w:tc>
       </w:tr>
@@ -1844,6 +2766,11 @@
           </w:tcPr>
           <w:p>
             <w:r>
+              <w:rPr>
+                <w:rFonts w:ascii="Times New Roman" w:hAnsi="Times New Roman" w:eastAsia="Times New Roman"/>
+                <w:color w:val="000000"/>
+                <w:sz w:val="26"/>
+              </w:rPr>
               <w:t>TC-BOOKING-003</w:t>
             </w:r>
           </w:p>
@@ -1854,6 +2781,11 @@
           </w:tcPr>
           <w:p>
             <w:r>
+              <w:rPr>
+                <w:rFonts w:ascii="Times New Roman" w:hAnsi="Times New Roman" w:eastAsia="Times New Roman"/>
+                <w:color w:val="000000"/>
+                <w:sz w:val="26"/>
+              </w:rPr>
               <w:t>5</w:t>
             </w:r>
           </w:p>
@@ -1864,6 +2796,11 @@
           </w:tcPr>
           <w:p>
             <w:r>
+              <w:rPr>
+                <w:rFonts w:ascii="Times New Roman" w:hAnsi="Times New Roman" w:eastAsia="Times New Roman"/>
+                <w:color w:val="000000"/>
+                <w:sz w:val="26"/>
+              </w:rPr>
               <w:t>PASS</w:t>
             </w:r>
           </w:p>
@@ -1874,16 +2811,26 @@
           </w:tcPr>
           <w:p>
             <w:r>
-              <w:t>30/08/2026 16:16:13</w:t>
-            </w:r>
-          </w:p>
-        </w:tc>
-        <w:tc>
-          <w:tcPr>
-            <w:tcW w:type="dxa" w:w="1440"/>
-          </w:tcPr>
-          <w:p>
-            <w:r>
+              <w:rPr>
+                <w:rFonts w:ascii="Times New Roman" w:hAnsi="Times New Roman" w:eastAsia="Times New Roman"/>
+                <w:color w:val="000000"/>
+                <w:sz w:val="26"/>
+              </w:rPr>
+              <w:t>06/09/2026 19:12:37</w:t>
+            </w:r>
+          </w:p>
+        </w:tc>
+        <w:tc>
+          <w:tcPr>
+            <w:tcW w:type="dxa" w:w="1440"/>
+          </w:tcPr>
+          <w:p>
+            <w:r>
+              <w:rPr>
+                <w:rFonts w:ascii="Times New Roman" w:hAnsi="Times New Roman" w:eastAsia="Times New Roman"/>
+                <w:color w:val="000000"/>
+                <w:sz w:val="26"/>
+              </w:rPr>
               <w:t>Hệ thống không cho phép thực hiện Đặt lịch khi chưa chọn giờ</w:t>
             </w:r>
           </w:p>
@@ -1893,7 +2840,13 @@
             <w:tcW w:type="dxa" w:w="1440"/>
           </w:tcPr>
           <w:p>
-            <w:r/>
+            <w:r>
+              <w:rPr>
+                <w:rFonts w:ascii="Times New Roman" w:hAnsi="Times New Roman" w:eastAsia="Times New Roman"/>
+                <w:color w:val="000000"/>
+                <w:sz w:val="26"/>
+              </w:rPr>
+            </w:r>
           </w:p>
         </w:tc>
       </w:tr>
@@ -1904,6 +2857,11 @@
           </w:tcPr>
           <w:p>
             <w:r>
+              <w:rPr>
+                <w:rFonts w:ascii="Times New Roman" w:hAnsi="Times New Roman" w:eastAsia="Times New Roman"/>
+                <w:color w:val="000000"/>
+                <w:sz w:val="26"/>
+              </w:rPr>
               <w:t>TC-BOOKING-003</w:t>
             </w:r>
           </w:p>
@@ -1914,6 +2872,11 @@
           </w:tcPr>
           <w:p>
             <w:r>
+              <w:rPr>
+                <w:rFonts w:ascii="Times New Roman" w:hAnsi="Times New Roman" w:eastAsia="Times New Roman"/>
+                <w:color w:val="000000"/>
+                <w:sz w:val="26"/>
+              </w:rPr>
               <w:t>6</w:t>
             </w:r>
           </w:p>
@@ -1924,6 +2887,11 @@
           </w:tcPr>
           <w:p>
             <w:r>
+              <w:rPr>
+                <w:rFonts w:ascii="Times New Roman" w:hAnsi="Times New Roman" w:eastAsia="Times New Roman"/>
+                <w:color w:val="000000"/>
+                <w:sz w:val="26"/>
+              </w:rPr>
               <w:t>PASS</w:t>
             </w:r>
           </w:p>
@@ -1934,16 +2902,26 @@
           </w:tcPr>
           <w:p>
             <w:r>
-              <w:t>30/08/2026 16:16:13</w:t>
-            </w:r>
-          </w:p>
-        </w:tc>
-        <w:tc>
-          <w:tcPr>
-            <w:tcW w:type="dxa" w:w="1440"/>
-          </w:tcPr>
-          <w:p>
-            <w:r>
+              <w:rPr>
+                <w:rFonts w:ascii="Times New Roman" w:hAnsi="Times New Roman" w:eastAsia="Times New Roman"/>
+                <w:color w:val="000000"/>
+                <w:sz w:val="26"/>
+              </w:rPr>
+              <w:t>06/09/2026 19:12:37</w:t>
+            </w:r>
+          </w:p>
+        </w:tc>
+        <w:tc>
+          <w:tcPr>
+            <w:tcW w:type="dxa" w:w="1440"/>
+          </w:tcPr>
+          <w:p>
+            <w:r>
+              <w:rPr>
+                <w:rFonts w:ascii="Times New Roman" w:hAnsi="Times New Roman" w:eastAsia="Times New Roman"/>
+                <w:color w:val="000000"/>
+                <w:sz w:val="26"/>
+              </w:rPr>
               <w:t>Hiển thị đúng validation và không cho phép tạo lịch hẹn</w:t>
             </w:r>
           </w:p>
@@ -1954,6 +2932,11 @@
           </w:tcPr>
           <w:p>
             <w:r>
+              <w:rPr>
+                <w:rFonts w:ascii="Times New Roman" w:hAnsi="Times New Roman" w:eastAsia="Times New Roman"/>
+                <w:color w:val="000000"/>
+                <w:sz w:val="26"/>
+              </w:rPr>
               <w:t>Vui lòng chọn giờ khám để tiếp tục.</w:t>
             </w:r>
           </w:p>
@@ -1966,6 +2949,11 @@
           </w:tcPr>
           <w:p>
             <w:r>
+              <w:rPr>
+                <w:rFonts w:ascii="Times New Roman" w:hAnsi="Times New Roman" w:eastAsia="Times New Roman"/>
+                <w:color w:val="000000"/>
+                <w:sz w:val="26"/>
+              </w:rPr>
               <w:t>TC-BOOKING-004</w:t>
             </w:r>
           </w:p>
@@ -1976,6 +2964,11 @@
           </w:tcPr>
           <w:p>
             <w:r>
+              <w:rPr>
+                <w:rFonts w:ascii="Times New Roman" w:hAnsi="Times New Roman" w:eastAsia="Times New Roman"/>
+                <w:color w:val="000000"/>
+                <w:sz w:val="26"/>
+              </w:rPr>
               <w:t>1</w:t>
             </w:r>
           </w:p>
@@ -1986,6 +2979,11 @@
           </w:tcPr>
           <w:p>
             <w:r>
+              <w:rPr>
+                <w:rFonts w:ascii="Times New Roman" w:hAnsi="Times New Roman" w:eastAsia="Times New Roman"/>
+                <w:color w:val="000000"/>
+                <w:sz w:val="26"/>
+              </w:rPr>
               <w:t>PASS</w:t>
             </w:r>
           </w:p>
@@ -1996,16 +2994,26 @@
           </w:tcPr>
           <w:p>
             <w:r>
-              <w:t>30/08/2026 16:16:19</w:t>
-            </w:r>
-          </w:p>
-        </w:tc>
-        <w:tc>
-          <w:tcPr>
-            <w:tcW w:type="dxa" w:w="1440"/>
-          </w:tcPr>
-          <w:p>
-            <w:r>
+              <w:rPr>
+                <w:rFonts w:ascii="Times New Roman" w:hAnsi="Times New Roman" w:eastAsia="Times New Roman"/>
+                <w:color w:val="000000"/>
+                <w:sz w:val="26"/>
+              </w:rPr>
+              <w:t>06/09/2026 19:12:42</w:t>
+            </w:r>
+          </w:p>
+        </w:tc>
+        <w:tc>
+          <w:tcPr>
+            <w:tcW w:type="dxa" w:w="1440"/>
+          </w:tcPr>
+          <w:p>
+            <w:r>
+              <w:rPr>
+                <w:rFonts w:ascii="Times New Roman" w:hAnsi="Times New Roman" w:eastAsia="Times New Roman"/>
+                <w:color w:val="000000"/>
+                <w:sz w:val="26"/>
+              </w:rPr>
               <w:t>Đăng nhập bằng tài khoản Patient hợp lệ thành công</w:t>
             </w:r>
           </w:p>
@@ -2015,7 +3023,13 @@
             <w:tcW w:type="dxa" w:w="1440"/>
           </w:tcPr>
           <w:p>
-            <w:r/>
+            <w:r>
+              <w:rPr>
+                <w:rFonts w:ascii="Times New Roman" w:hAnsi="Times New Roman" w:eastAsia="Times New Roman"/>
+                <w:color w:val="000000"/>
+                <w:sz w:val="26"/>
+              </w:rPr>
+            </w:r>
           </w:p>
         </w:tc>
       </w:tr>
@@ -2026,6 +3040,11 @@
           </w:tcPr>
           <w:p>
             <w:r>
+              <w:rPr>
+                <w:rFonts w:ascii="Times New Roman" w:hAnsi="Times New Roman" w:eastAsia="Times New Roman"/>
+                <w:color w:val="000000"/>
+                <w:sz w:val="26"/>
+              </w:rPr>
               <w:t>TC-BOOKING-004</w:t>
             </w:r>
           </w:p>
@@ -2036,6 +3055,11 @@
           </w:tcPr>
           <w:p>
             <w:r>
+              <w:rPr>
+                <w:rFonts w:ascii="Times New Roman" w:hAnsi="Times New Roman" w:eastAsia="Times New Roman"/>
+                <w:color w:val="000000"/>
+                <w:sz w:val="26"/>
+              </w:rPr>
               <w:t>2</w:t>
             </w:r>
           </w:p>
@@ -2046,6 +3070,11 @@
           </w:tcPr>
           <w:p>
             <w:r>
+              <w:rPr>
+                <w:rFonts w:ascii="Times New Roman" w:hAnsi="Times New Roman" w:eastAsia="Times New Roman"/>
+                <w:color w:val="000000"/>
+                <w:sz w:val="26"/>
+              </w:rPr>
               <w:t>PASS</w:t>
             </w:r>
           </w:p>
@@ -2056,16 +3085,26 @@
           </w:tcPr>
           <w:p>
             <w:r>
-              <w:t>30/08/2026 16:16:22</w:t>
-            </w:r>
-          </w:p>
-        </w:tc>
-        <w:tc>
-          <w:tcPr>
-            <w:tcW w:type="dxa" w:w="1440"/>
-          </w:tcPr>
-          <w:p>
-            <w:r>
+              <w:rPr>
+                <w:rFonts w:ascii="Times New Roman" w:hAnsi="Times New Roman" w:eastAsia="Times New Roman"/>
+                <w:color w:val="000000"/>
+                <w:sz w:val="26"/>
+              </w:rPr>
+              <w:t>06/09/2026 19:12:46</w:t>
+            </w:r>
+          </w:p>
+        </w:tc>
+        <w:tc>
+          <w:tcPr>
+            <w:tcW w:type="dxa" w:w="1440"/>
+          </w:tcPr>
+          <w:p>
+            <w:r>
+              <w:rPr>
+                <w:rFonts w:ascii="Times New Roman" w:hAnsi="Times New Roman" w:eastAsia="Times New Roman"/>
+                <w:color w:val="000000"/>
+                <w:sz w:val="26"/>
+              </w:rPr>
               <w:t>Mở trang Đặt lịch của bác sĩ Tran Binh thành công</w:t>
             </w:r>
           </w:p>
@@ -2075,7 +3114,13 @@
             <w:tcW w:type="dxa" w:w="1440"/>
           </w:tcPr>
           <w:p>
-            <w:r/>
+            <w:r>
+              <w:rPr>
+                <w:rFonts w:ascii="Times New Roman" w:hAnsi="Times New Roman" w:eastAsia="Times New Roman"/>
+                <w:color w:val="000000"/>
+                <w:sz w:val="26"/>
+              </w:rPr>
+            </w:r>
           </w:p>
         </w:tc>
       </w:tr>
@@ -2086,6 +3131,11 @@
           </w:tcPr>
           <w:p>
             <w:r>
+              <w:rPr>
+                <w:rFonts w:ascii="Times New Roman" w:hAnsi="Times New Roman" w:eastAsia="Times New Roman"/>
+                <w:color w:val="000000"/>
+                <w:sz w:val="26"/>
+              </w:rPr>
               <w:t>TC-BOOKING-004</w:t>
             </w:r>
           </w:p>
@@ -2096,6 +3146,11 @@
           </w:tcPr>
           <w:p>
             <w:r>
+              <w:rPr>
+                <w:rFonts w:ascii="Times New Roman" w:hAnsi="Times New Roman" w:eastAsia="Times New Roman"/>
+                <w:color w:val="000000"/>
+                <w:sz w:val="26"/>
+              </w:rPr>
               <w:t>3</w:t>
             </w:r>
           </w:p>
@@ -2106,6 +3161,11 @@
           </w:tcPr>
           <w:p>
             <w:r>
+              <w:rPr>
+                <w:rFonts w:ascii="Times New Roman" w:hAnsi="Times New Roman" w:eastAsia="Times New Roman"/>
+                <w:color w:val="000000"/>
+                <w:sz w:val="26"/>
+              </w:rPr>
               <w:t>PASS</w:t>
             </w:r>
           </w:p>
@@ -2116,26 +3176,42 @@
           </w:tcPr>
           <w:p>
             <w:r>
-              <w:t>30/08/2026 16:16:25</w:t>
-            </w:r>
-          </w:p>
-        </w:tc>
-        <w:tc>
-          <w:tcPr>
-            <w:tcW w:type="dxa" w:w="1440"/>
-          </w:tcPr>
-          <w:p>
-            <w:r>
-              <w:t>Chọn ngày 06/09/2026 và giờ 08:00 hợp lệ</w:t>
-            </w:r>
-          </w:p>
-        </w:tc>
-        <w:tc>
-          <w:tcPr>
-            <w:tcW w:type="dxa" w:w="1440"/>
-          </w:tcPr>
-          <w:p>
-            <w:r/>
+              <w:rPr>
+                <w:rFonts w:ascii="Times New Roman" w:hAnsi="Times New Roman" w:eastAsia="Times New Roman"/>
+                <w:color w:val="000000"/>
+                <w:sz w:val="26"/>
+              </w:rPr>
+              <w:t>06/09/2026 19:12:49</w:t>
+            </w:r>
+          </w:p>
+        </w:tc>
+        <w:tc>
+          <w:tcPr>
+            <w:tcW w:type="dxa" w:w="1440"/>
+          </w:tcPr>
+          <w:p>
+            <w:r>
+              <w:rPr>
+                <w:rFonts w:ascii="Times New Roman" w:hAnsi="Times New Roman" w:eastAsia="Times New Roman"/>
+                <w:color w:val="000000"/>
+                <w:sz w:val="26"/>
+              </w:rPr>
+              <w:t>Chọn ngày 13/09/2026 và giờ 08:30 hợp lệ</w:t>
+            </w:r>
+          </w:p>
+        </w:tc>
+        <w:tc>
+          <w:tcPr>
+            <w:tcW w:type="dxa" w:w="1440"/>
+          </w:tcPr>
+          <w:p>
+            <w:r>
+              <w:rPr>
+                <w:rFonts w:ascii="Times New Roman" w:hAnsi="Times New Roman" w:eastAsia="Times New Roman"/>
+                <w:color w:val="000000"/>
+                <w:sz w:val="26"/>
+              </w:rPr>
+            </w:r>
           </w:p>
         </w:tc>
       </w:tr>
@@ -2146,6 +3222,11 @@
           </w:tcPr>
           <w:p>
             <w:r>
+              <w:rPr>
+                <w:rFonts w:ascii="Times New Roman" w:hAnsi="Times New Roman" w:eastAsia="Times New Roman"/>
+                <w:color w:val="000000"/>
+                <w:sz w:val="26"/>
+              </w:rPr>
               <w:t>TC-BOOKING-004</w:t>
             </w:r>
           </w:p>
@@ -2156,6 +3237,11 @@
           </w:tcPr>
           <w:p>
             <w:r>
+              <w:rPr>
+                <w:rFonts w:ascii="Times New Roman" w:hAnsi="Times New Roman" w:eastAsia="Times New Roman"/>
+                <w:color w:val="000000"/>
+                <w:sz w:val="26"/>
+              </w:rPr>
               <w:t>4</w:t>
             </w:r>
           </w:p>
@@ -2166,6 +3252,11 @@
           </w:tcPr>
           <w:p>
             <w:r>
+              <w:rPr>
+                <w:rFonts w:ascii="Times New Roman" w:hAnsi="Times New Roman" w:eastAsia="Times New Roman"/>
+                <w:color w:val="000000"/>
+                <w:sz w:val="26"/>
+              </w:rPr>
               <w:t>PASS</w:t>
             </w:r>
           </w:p>
@@ -2176,16 +3267,26 @@
           </w:tcPr>
           <w:p>
             <w:r>
-              <w:t>30/08/2026 16:16:25</w:t>
-            </w:r>
-          </w:p>
-        </w:tc>
-        <w:tc>
-          <w:tcPr>
-            <w:tcW w:type="dxa" w:w="1440"/>
-          </w:tcPr>
-          <w:p>
-            <w:r>
+              <w:rPr>
+                <w:rFonts w:ascii="Times New Roman" w:hAnsi="Times New Roman" w:eastAsia="Times New Roman"/>
+                <w:color w:val="000000"/>
+                <w:sz w:val="26"/>
+              </w:rPr>
+              <w:t>06/09/2026 19:12:49</w:t>
+            </w:r>
+          </w:p>
+        </w:tc>
+        <w:tc>
+          <w:tcPr>
+            <w:tcW w:type="dxa" w:w="1440"/>
+          </w:tcPr>
+          <w:p>
+            <w:r>
+              <w:rPr>
+                <w:rFonts w:ascii="Times New Roman" w:hAnsi="Times New Roman" w:eastAsia="Times New Roman"/>
+                <w:color w:val="000000"/>
+                <w:sz w:val="26"/>
+              </w:rPr>
               <w:t>Để trống trường Ghi chú</w:t>
             </w:r>
           </w:p>
@@ -2195,7 +3296,13 @@
             <w:tcW w:type="dxa" w:w="1440"/>
           </w:tcPr>
           <w:p>
-            <w:r/>
+            <w:r>
+              <w:rPr>
+                <w:rFonts w:ascii="Times New Roman" w:hAnsi="Times New Roman" w:eastAsia="Times New Roman"/>
+                <w:color w:val="000000"/>
+                <w:sz w:val="26"/>
+              </w:rPr>
+            </w:r>
           </w:p>
         </w:tc>
       </w:tr>
@@ -2206,6 +3313,11 @@
           </w:tcPr>
           <w:p>
             <w:r>
+              <w:rPr>
+                <w:rFonts w:ascii="Times New Roman" w:hAnsi="Times New Roman" w:eastAsia="Times New Roman"/>
+                <w:color w:val="000000"/>
+                <w:sz w:val="26"/>
+              </w:rPr>
               <w:t>TC-BOOKING-004</w:t>
             </w:r>
           </w:p>
@@ -2216,6 +3328,11 @@
           </w:tcPr>
           <w:p>
             <w:r>
+              <w:rPr>
+                <w:rFonts w:ascii="Times New Roman" w:hAnsi="Times New Roman" w:eastAsia="Times New Roman"/>
+                <w:color w:val="000000"/>
+                <w:sz w:val="26"/>
+              </w:rPr>
               <w:t>5</w:t>
             </w:r>
           </w:p>
@@ -2226,6 +3343,11 @@
           </w:tcPr>
           <w:p>
             <w:r>
+              <w:rPr>
+                <w:rFonts w:ascii="Times New Roman" w:hAnsi="Times New Roman" w:eastAsia="Times New Roman"/>
+                <w:color w:val="000000"/>
+                <w:sz w:val="26"/>
+              </w:rPr>
               <w:t>PASS</w:t>
             </w:r>
           </w:p>
@@ -2236,16 +3358,26 @@
           </w:tcPr>
           <w:p>
             <w:r>
-              <w:t>30/08/2026 16:16:28</w:t>
-            </w:r>
-          </w:p>
-        </w:tc>
-        <w:tc>
-          <w:tcPr>
-            <w:tcW w:type="dxa" w:w="1440"/>
-          </w:tcPr>
-          <w:p>
-            <w:r>
+              <w:rPr>
+                <w:rFonts w:ascii="Times New Roman" w:hAnsi="Times New Roman" w:eastAsia="Times New Roman"/>
+                <w:color w:val="000000"/>
+                <w:sz w:val="26"/>
+              </w:rPr>
+              <w:t>06/09/2026 19:12:52</w:t>
+            </w:r>
+          </w:p>
+        </w:tc>
+        <w:tc>
+          <w:tcPr>
+            <w:tcW w:type="dxa" w:w="1440"/>
+          </w:tcPr>
+          <w:p>
+            <w:r>
+              <w:rPr>
+                <w:rFonts w:ascii="Times New Roman" w:hAnsi="Times New Roman" w:eastAsia="Times New Roman"/>
+                <w:color w:val="000000"/>
+                <w:sz w:val="26"/>
+              </w:rPr>
               <w:t>Nhấn nút Đặt lịch</w:t>
             </w:r>
           </w:p>
@@ -2255,7 +3387,13 @@
             <w:tcW w:type="dxa" w:w="1440"/>
           </w:tcPr>
           <w:p>
-            <w:r/>
+            <w:r>
+              <w:rPr>
+                <w:rFonts w:ascii="Times New Roman" w:hAnsi="Times New Roman" w:eastAsia="Times New Roman"/>
+                <w:color w:val="000000"/>
+                <w:sz w:val="26"/>
+              </w:rPr>
+            </w:r>
           </w:p>
         </w:tc>
       </w:tr>
@@ -2266,6 +3404,11 @@
           </w:tcPr>
           <w:p>
             <w:r>
+              <w:rPr>
+                <w:rFonts w:ascii="Times New Roman" w:hAnsi="Times New Roman" w:eastAsia="Times New Roman"/>
+                <w:color w:val="000000"/>
+                <w:sz w:val="26"/>
+              </w:rPr>
               <w:t>TC-BOOKING-004</w:t>
             </w:r>
           </w:p>
@@ -2276,6 +3419,11 @@
           </w:tcPr>
           <w:p>
             <w:r>
+              <w:rPr>
+                <w:rFonts w:ascii="Times New Roman" w:hAnsi="Times New Roman" w:eastAsia="Times New Roman"/>
+                <w:color w:val="000000"/>
+                <w:sz w:val="26"/>
+              </w:rPr>
               <w:t>6</w:t>
             </w:r>
           </w:p>
@@ -2286,6 +3434,11 @@
           </w:tcPr>
           <w:p>
             <w:r>
+              <w:rPr>
+                <w:rFonts w:ascii="Times New Roman" w:hAnsi="Times New Roman" w:eastAsia="Times New Roman"/>
+                <w:color w:val="000000"/>
+                <w:sz w:val="26"/>
+              </w:rPr>
               <w:t>PASS</w:t>
             </w:r>
           </w:p>
@@ -2296,16 +3449,26 @@
           </w:tcPr>
           <w:p>
             <w:r>
-              <w:t>30/08/2026 16:16:30</w:t>
-            </w:r>
-          </w:p>
-        </w:tc>
-        <w:tc>
-          <w:tcPr>
-            <w:tcW w:type="dxa" w:w="1440"/>
-          </w:tcPr>
-          <w:p>
-            <w:r>
+              <w:rPr>
+                <w:rFonts w:ascii="Times New Roman" w:hAnsi="Times New Roman" w:eastAsia="Times New Roman"/>
+                <w:color w:val="000000"/>
+                <w:sz w:val="26"/>
+              </w:rPr>
+              <w:t>06/09/2026 19:12:54</w:t>
+            </w:r>
+          </w:p>
+        </w:tc>
+        <w:tc>
+          <w:tcPr>
+            <w:tcW w:type="dxa" w:w="1440"/>
+          </w:tcPr>
+          <w:p>
+            <w:r>
+              <w:rPr>
+                <w:rFonts w:ascii="Times New Roman" w:hAnsi="Times New Roman" w:eastAsia="Times New Roman"/>
+                <w:color w:val="000000"/>
+                <w:sz w:val="26"/>
+              </w:rPr>
               <w:t>Đặt lịch thành công mặc dù không nhập Ghi chú</w:t>
             </w:r>
           </w:p>
@@ -2316,6 +3479,11 @@
           </w:tcPr>
           <w:p>
             <w:r>
+              <w:rPr>
+                <w:rFonts w:ascii="Times New Roman" w:hAnsi="Times New Roman" w:eastAsia="Times New Roman"/>
+                <w:color w:val="000000"/>
+                <w:sz w:val="26"/>
+              </w:rPr>
               <w:t>Đặt lịch thành công</w:t>
             </w:r>
           </w:p>
@@ -2328,6 +3496,11 @@
           </w:tcPr>
           <w:p>
             <w:r>
+              <w:rPr>
+                <w:rFonts w:ascii="Times New Roman" w:hAnsi="Times New Roman" w:eastAsia="Times New Roman"/>
+                <w:color w:val="000000"/>
+                <w:sz w:val="26"/>
+              </w:rPr>
               <w:t>TC-BOOKING-005</w:t>
             </w:r>
           </w:p>
@@ -2338,6 +3511,11 @@
           </w:tcPr>
           <w:p>
             <w:r>
+              <w:rPr>
+                <w:rFonts w:ascii="Times New Roman" w:hAnsi="Times New Roman" w:eastAsia="Times New Roman"/>
+                <w:color w:val="000000"/>
+                <w:sz w:val="26"/>
+              </w:rPr>
               <w:t>1</w:t>
             </w:r>
           </w:p>
@@ -2348,6 +3526,11 @@
           </w:tcPr>
           <w:p>
             <w:r>
+              <w:rPr>
+                <w:rFonts w:ascii="Times New Roman" w:hAnsi="Times New Roman" w:eastAsia="Times New Roman"/>
+                <w:color w:val="000000"/>
+                <w:sz w:val="26"/>
+              </w:rPr>
               <w:t>PASS</w:t>
             </w:r>
           </w:p>
@@ -2358,16 +3541,26 @@
           </w:tcPr>
           <w:p>
             <w:r>
-              <w:t>30/08/2026 16:16:35</w:t>
-            </w:r>
-          </w:p>
-        </w:tc>
-        <w:tc>
-          <w:tcPr>
-            <w:tcW w:type="dxa" w:w="1440"/>
-          </w:tcPr>
-          <w:p>
-            <w:r>
+              <w:rPr>
+                <w:rFonts w:ascii="Times New Roman" w:hAnsi="Times New Roman" w:eastAsia="Times New Roman"/>
+                <w:color w:val="000000"/>
+                <w:sz w:val="26"/>
+              </w:rPr>
+              <w:t>06/09/2026 19:12:59</w:t>
+            </w:r>
+          </w:p>
+        </w:tc>
+        <w:tc>
+          <w:tcPr>
+            <w:tcW w:type="dxa" w:w="1440"/>
+          </w:tcPr>
+          <w:p>
+            <w:r>
+              <w:rPr>
+                <w:rFonts w:ascii="Times New Roman" w:hAnsi="Times New Roman" w:eastAsia="Times New Roman"/>
+                <w:color w:val="000000"/>
+                <w:sz w:val="26"/>
+              </w:rPr>
               <w:t>Đăng nhập bằng tài khoản Patient hợp lệ thành công</w:t>
             </w:r>
           </w:p>
@@ -2377,7 +3570,13 @@
             <w:tcW w:type="dxa" w:w="1440"/>
           </w:tcPr>
           <w:p>
-            <w:r/>
+            <w:r>
+              <w:rPr>
+                <w:rFonts w:ascii="Times New Roman" w:hAnsi="Times New Roman" w:eastAsia="Times New Roman"/>
+                <w:color w:val="000000"/>
+                <w:sz w:val="26"/>
+              </w:rPr>
+            </w:r>
           </w:p>
         </w:tc>
       </w:tr>
@@ -2388,6 +3587,11 @@
           </w:tcPr>
           <w:p>
             <w:r>
+              <w:rPr>
+                <w:rFonts w:ascii="Times New Roman" w:hAnsi="Times New Roman" w:eastAsia="Times New Roman"/>
+                <w:color w:val="000000"/>
+                <w:sz w:val="26"/>
+              </w:rPr>
               <w:t>TC-BOOKING-005</w:t>
             </w:r>
           </w:p>
@@ -2398,6 +3602,11 @@
           </w:tcPr>
           <w:p>
             <w:r>
+              <w:rPr>
+                <w:rFonts w:ascii="Times New Roman" w:hAnsi="Times New Roman" w:eastAsia="Times New Roman"/>
+                <w:color w:val="000000"/>
+                <w:sz w:val="26"/>
+              </w:rPr>
               <w:t>2</w:t>
             </w:r>
           </w:p>
@@ -2408,6 +3617,11 @@
           </w:tcPr>
           <w:p>
             <w:r>
+              <w:rPr>
+                <w:rFonts w:ascii="Times New Roman" w:hAnsi="Times New Roman" w:eastAsia="Times New Roman"/>
+                <w:color w:val="000000"/>
+                <w:sz w:val="26"/>
+              </w:rPr>
               <w:t>PASS</w:t>
             </w:r>
           </w:p>
@@ -2418,16 +3632,26 @@
           </w:tcPr>
           <w:p>
             <w:r>
-              <w:t>30/08/2026 16:16:38</w:t>
-            </w:r>
-          </w:p>
-        </w:tc>
-        <w:tc>
-          <w:tcPr>
-            <w:tcW w:type="dxa" w:w="1440"/>
-          </w:tcPr>
-          <w:p>
-            <w:r>
+              <w:rPr>
+                <w:rFonts w:ascii="Times New Roman" w:hAnsi="Times New Roman" w:eastAsia="Times New Roman"/>
+                <w:color w:val="000000"/>
+                <w:sz w:val="26"/>
+              </w:rPr>
+              <w:t>06/09/2026 19:13:02</w:t>
+            </w:r>
+          </w:p>
+        </w:tc>
+        <w:tc>
+          <w:tcPr>
+            <w:tcW w:type="dxa" w:w="1440"/>
+          </w:tcPr>
+          <w:p>
+            <w:r>
+              <w:rPr>
+                <w:rFonts w:ascii="Times New Roman" w:hAnsi="Times New Roman" w:eastAsia="Times New Roman"/>
+                <w:color w:val="000000"/>
+                <w:sz w:val="26"/>
+              </w:rPr>
               <w:t>Mở trang Đặt lịch của bác sĩ Tran Binh thành công</w:t>
             </w:r>
           </w:p>
@@ -2437,7 +3661,13 @@
             <w:tcW w:type="dxa" w:w="1440"/>
           </w:tcPr>
           <w:p>
-            <w:r/>
+            <w:r>
+              <w:rPr>
+                <w:rFonts w:ascii="Times New Roman" w:hAnsi="Times New Roman" w:eastAsia="Times New Roman"/>
+                <w:color w:val="000000"/>
+                <w:sz w:val="26"/>
+              </w:rPr>
+            </w:r>
           </w:p>
         </w:tc>
       </w:tr>
@@ -2448,6 +3678,11 @@
           </w:tcPr>
           <w:p>
             <w:r>
+              <w:rPr>
+                <w:rFonts w:ascii="Times New Roman" w:hAnsi="Times New Roman" w:eastAsia="Times New Roman"/>
+                <w:color w:val="000000"/>
+                <w:sz w:val="26"/>
+              </w:rPr>
               <w:t>TC-BOOKING-005</w:t>
             </w:r>
           </w:p>
@@ -2458,6 +3693,11 @@
           </w:tcPr>
           <w:p>
             <w:r>
+              <w:rPr>
+                <w:rFonts w:ascii="Times New Roman" w:hAnsi="Times New Roman" w:eastAsia="Times New Roman"/>
+                <w:color w:val="000000"/>
+                <w:sz w:val="26"/>
+              </w:rPr>
               <w:t>3</w:t>
             </w:r>
           </w:p>
@@ -2468,6 +3708,11 @@
           </w:tcPr>
           <w:p>
             <w:r>
+              <w:rPr>
+                <w:rFonts w:ascii="Times New Roman" w:hAnsi="Times New Roman" w:eastAsia="Times New Roman"/>
+                <w:color w:val="000000"/>
+                <w:sz w:val="26"/>
+              </w:rPr>
               <w:t>PASS</w:t>
             </w:r>
           </w:p>
@@ -2478,26 +3723,42 @@
           </w:tcPr>
           <w:p>
             <w:r>
-              <w:t>30/08/2026 16:16:40</w:t>
-            </w:r>
-          </w:p>
-        </w:tc>
-        <w:tc>
-          <w:tcPr>
-            <w:tcW w:type="dxa" w:w="1440"/>
-          </w:tcPr>
-          <w:p>
-            <w:r>
-              <w:t>Chọn ngày bác sĩ không có lịch làm việc: 29/10/2026</w:t>
-            </w:r>
-          </w:p>
-        </w:tc>
-        <w:tc>
-          <w:tcPr>
-            <w:tcW w:type="dxa" w:w="1440"/>
-          </w:tcPr>
-          <w:p>
-            <w:r/>
+              <w:rPr>
+                <w:rFonts w:ascii="Times New Roman" w:hAnsi="Times New Roman" w:eastAsia="Times New Roman"/>
+                <w:color w:val="000000"/>
+                <w:sz w:val="26"/>
+              </w:rPr>
+              <w:t>06/09/2026 19:13:04</w:t>
+            </w:r>
+          </w:p>
+        </w:tc>
+        <w:tc>
+          <w:tcPr>
+            <w:tcW w:type="dxa" w:w="1440"/>
+          </w:tcPr>
+          <w:p>
+            <w:r>
+              <w:rPr>
+                <w:rFonts w:ascii="Times New Roman" w:hAnsi="Times New Roman" w:eastAsia="Times New Roman"/>
+                <w:color w:val="000000"/>
+                <w:sz w:val="26"/>
+              </w:rPr>
+              <w:t>Chọn ngày bác sĩ không có lịch làm việc: 05/11/2026</w:t>
+            </w:r>
+          </w:p>
+        </w:tc>
+        <w:tc>
+          <w:tcPr>
+            <w:tcW w:type="dxa" w:w="1440"/>
+          </w:tcPr>
+          <w:p>
+            <w:r>
+              <w:rPr>
+                <w:rFonts w:ascii="Times New Roman" w:hAnsi="Times New Roman" w:eastAsia="Times New Roman"/>
+                <w:color w:val="000000"/>
+                <w:sz w:val="26"/>
+              </w:rPr>
+            </w:r>
           </w:p>
         </w:tc>
       </w:tr>
@@ -2508,6 +3769,11 @@
           </w:tcPr>
           <w:p>
             <w:r>
+              <w:rPr>
+                <w:rFonts w:ascii="Times New Roman" w:hAnsi="Times New Roman" w:eastAsia="Times New Roman"/>
+                <w:color w:val="000000"/>
+                <w:sz w:val="26"/>
+              </w:rPr>
               <w:t>TC-BOOKING-005</w:t>
             </w:r>
           </w:p>
@@ -2518,6 +3784,11 @@
           </w:tcPr>
           <w:p>
             <w:r>
+              <w:rPr>
+                <w:rFonts w:ascii="Times New Roman" w:hAnsi="Times New Roman" w:eastAsia="Times New Roman"/>
+                <w:color w:val="000000"/>
+                <w:sz w:val="26"/>
+              </w:rPr>
               <w:t>4</w:t>
             </w:r>
           </w:p>
@@ -2528,6 +3799,11 @@
           </w:tcPr>
           <w:p>
             <w:r>
+              <w:rPr>
+                <w:rFonts w:ascii="Times New Roman" w:hAnsi="Times New Roman" w:eastAsia="Times New Roman"/>
+                <w:color w:val="000000"/>
+                <w:sz w:val="26"/>
+              </w:rPr>
               <w:t>PASS</w:t>
             </w:r>
           </w:p>
@@ -2538,16 +3814,26 @@
           </w:tcPr>
           <w:p>
             <w:r>
-              <w:t>30/08/2026 16:16:41</w:t>
-            </w:r>
-          </w:p>
-        </w:tc>
-        <w:tc>
-          <w:tcPr>
-            <w:tcW w:type="dxa" w:w="1440"/>
-          </w:tcPr>
-          <w:p>
-            <w:r>
+              <w:rPr>
+                <w:rFonts w:ascii="Times New Roman" w:hAnsi="Times New Roman" w:eastAsia="Times New Roman"/>
+                <w:color w:val="000000"/>
+                <w:sz w:val="26"/>
+              </w:rPr>
+              <w:t>06/09/2026 19:13:05</w:t>
+            </w:r>
+          </w:p>
+        </w:tc>
+        <w:tc>
+          <w:tcPr>
+            <w:tcW w:type="dxa" w:w="1440"/>
+          </w:tcPr>
+          <w:p>
+            <w:r>
+              <w:rPr>
+                <w:rFonts w:ascii="Times New Roman" w:hAnsi="Times New Roman" w:eastAsia="Times New Roman"/>
+                <w:color w:val="000000"/>
+                <w:sz w:val="26"/>
+              </w:rPr>
               <w:t>Hệ thống xác định bác sĩ không có lịch làm việc trong ngày đã chọn</w:t>
             </w:r>
           </w:p>
@@ -2558,6 +3844,11 @@
           </w:tcPr>
           <w:p>
             <w:r>
+              <w:rPr>
+                <w:rFonts w:ascii="Times New Roman" w:hAnsi="Times New Roman" w:eastAsia="Times New Roman"/>
+                <w:color w:val="000000"/>
+                <w:sz w:val="26"/>
+              </w:rPr>
               <w:t>Bác sĩ không có lịch làm việc trong ngày này.</w:t>
             </w:r>
           </w:p>
@@ -2570,6 +3861,11 @@
           </w:tcPr>
           <w:p>
             <w:r>
+              <w:rPr>
+                <w:rFonts w:ascii="Times New Roman" w:hAnsi="Times New Roman" w:eastAsia="Times New Roman"/>
+                <w:color w:val="000000"/>
+                <w:sz w:val="26"/>
+              </w:rPr>
               <w:t>TC-BOOKING-005</w:t>
             </w:r>
           </w:p>
@@ -2580,6 +3876,11 @@
           </w:tcPr>
           <w:p>
             <w:r>
+              <w:rPr>
+                <w:rFonts w:ascii="Times New Roman" w:hAnsi="Times New Roman" w:eastAsia="Times New Roman"/>
+                <w:color w:val="000000"/>
+                <w:sz w:val="26"/>
+              </w:rPr>
               <w:t>5</w:t>
             </w:r>
           </w:p>
@@ -2590,6 +3891,11 @@
           </w:tcPr>
           <w:p>
             <w:r>
+              <w:rPr>
+                <w:rFonts w:ascii="Times New Roman" w:hAnsi="Times New Roman" w:eastAsia="Times New Roman"/>
+                <w:color w:val="000000"/>
+                <w:sz w:val="26"/>
+              </w:rPr>
               <w:t>PASS</w:t>
             </w:r>
           </w:p>
@@ -2600,16 +3906,26 @@
           </w:tcPr>
           <w:p>
             <w:r>
-              <w:t>30/08/2026 16:16:41</w:t>
-            </w:r>
-          </w:p>
-        </w:tc>
-        <w:tc>
-          <w:tcPr>
-            <w:tcW w:type="dxa" w:w="1440"/>
-          </w:tcPr>
-          <w:p>
-            <w:r>
+              <w:rPr>
+                <w:rFonts w:ascii="Times New Roman" w:hAnsi="Times New Roman" w:eastAsia="Times New Roman"/>
+                <w:color w:val="000000"/>
+                <w:sz w:val="26"/>
+              </w:rPr>
+              <w:t>06/09/2026 19:13:05</w:t>
+            </w:r>
+          </w:p>
+        </w:tc>
+        <w:tc>
+          <w:tcPr>
+            <w:tcW w:type="dxa" w:w="1440"/>
+          </w:tcPr>
+          <w:p>
+            <w:r>
+              <w:rPr>
+                <w:rFonts w:ascii="Times New Roman" w:hAnsi="Times New Roman" w:eastAsia="Times New Roman"/>
+                <w:color w:val="000000"/>
+                <w:sz w:val="26"/>
+              </w:rPr>
               <w:t>Hệ thống không cho phép thực hiện Đặt lịch</w:t>
             </w:r>
           </w:p>
@@ -2619,7 +3935,13 @@
             <w:tcW w:type="dxa" w:w="1440"/>
           </w:tcPr>
           <w:p>
-            <w:r/>
+            <w:r>
+              <w:rPr>
+                <w:rFonts w:ascii="Times New Roman" w:hAnsi="Times New Roman" w:eastAsia="Times New Roman"/>
+                <w:color w:val="000000"/>
+                <w:sz w:val="26"/>
+              </w:rPr>
+            </w:r>
           </w:p>
         </w:tc>
       </w:tr>
@@ -2630,6 +3952,11 @@
           </w:tcPr>
           <w:p>
             <w:r>
+              <w:rPr>
+                <w:rFonts w:ascii="Times New Roman" w:hAnsi="Times New Roman" w:eastAsia="Times New Roman"/>
+                <w:color w:val="000000"/>
+                <w:sz w:val="26"/>
+              </w:rPr>
               <w:t>TC-BOOKING-005</w:t>
             </w:r>
           </w:p>
@@ -2640,6 +3967,11 @@
           </w:tcPr>
           <w:p>
             <w:r>
+              <w:rPr>
+                <w:rFonts w:ascii="Times New Roman" w:hAnsi="Times New Roman" w:eastAsia="Times New Roman"/>
+                <w:color w:val="000000"/>
+                <w:sz w:val="26"/>
+              </w:rPr>
               <w:t>6</w:t>
             </w:r>
           </w:p>
@@ -2650,6 +3982,11 @@
           </w:tcPr>
           <w:p>
             <w:r>
+              <w:rPr>
+                <w:rFonts w:ascii="Times New Roman" w:hAnsi="Times New Roman" w:eastAsia="Times New Roman"/>
+                <w:color w:val="000000"/>
+                <w:sz w:val="26"/>
+              </w:rPr>
               <w:t>PASS</w:t>
             </w:r>
           </w:p>
@@ -2660,16 +3997,26 @@
           </w:tcPr>
           <w:p>
             <w:r>
-              <w:t>30/08/2026 16:16:42</w:t>
-            </w:r>
-          </w:p>
-        </w:tc>
-        <w:tc>
-          <w:tcPr>
-            <w:tcW w:type="dxa" w:w="1440"/>
-          </w:tcPr>
-          <w:p>
-            <w:r>
+              <w:rPr>
+                <w:rFonts w:ascii="Times New Roman" w:hAnsi="Times New Roman" w:eastAsia="Times New Roman"/>
+                <w:color w:val="000000"/>
+                <w:sz w:val="26"/>
+              </w:rPr>
+              <w:t>06/09/2026 19:13:06</w:t>
+            </w:r>
+          </w:p>
+        </w:tc>
+        <w:tc>
+          <w:tcPr>
+            <w:tcW w:type="dxa" w:w="1440"/>
+          </w:tcPr>
+          <w:p>
+            <w:r>
+              <w:rPr>
+                <w:rFonts w:ascii="Times New Roman" w:hAnsi="Times New Roman" w:eastAsia="Times New Roman"/>
+                <w:color w:val="000000"/>
+                <w:sz w:val="26"/>
+              </w:rPr>
               <w:t>Không tạo lịch hẹn vào ngày bác sĩ không làm việc</w:t>
             </w:r>
           </w:p>
@@ -2680,6 +4027,11 @@
           </w:tcPr>
           <w:p>
             <w:r>
+              <w:rPr>
+                <w:rFonts w:ascii="Times New Roman" w:hAnsi="Times New Roman" w:eastAsia="Times New Roman"/>
+                <w:color w:val="000000"/>
+                <w:sz w:val="26"/>
+              </w:rPr>
               <w:t>Bác sĩ không có lịch làm việc trong ngày này.</w:t>
             </w:r>
           </w:p>
@@ -2692,6 +4044,11 @@
           </w:tcPr>
           <w:p>
             <w:r>
+              <w:rPr>
+                <w:rFonts w:ascii="Times New Roman" w:hAnsi="Times New Roman" w:eastAsia="Times New Roman"/>
+                <w:color w:val="000000"/>
+                <w:sz w:val="26"/>
+              </w:rPr>
               <w:t>TC-BOOKING-006</w:t>
             </w:r>
           </w:p>
@@ -2702,6 +4059,11 @@
           </w:tcPr>
           <w:p>
             <w:r>
+              <w:rPr>
+                <w:rFonts w:ascii="Times New Roman" w:hAnsi="Times New Roman" w:eastAsia="Times New Roman"/>
+                <w:color w:val="000000"/>
+                <w:sz w:val="26"/>
+              </w:rPr>
               <w:t>1</w:t>
             </w:r>
           </w:p>
@@ -2712,6 +4074,11 @@
           </w:tcPr>
           <w:p>
             <w:r>
+              <w:rPr>
+                <w:rFonts w:ascii="Times New Roman" w:hAnsi="Times New Roman" w:eastAsia="Times New Roman"/>
+                <w:color w:val="000000"/>
+                <w:sz w:val="26"/>
+              </w:rPr>
               <w:t>PASS</w:t>
             </w:r>
           </w:p>
@@ -2722,16 +4089,26 @@
           </w:tcPr>
           <w:p>
             <w:r>
-              <w:t>30/08/2026 16:16:47</w:t>
-            </w:r>
-          </w:p>
-        </w:tc>
-        <w:tc>
-          <w:tcPr>
-            <w:tcW w:type="dxa" w:w="1440"/>
-          </w:tcPr>
-          <w:p>
-            <w:r>
+              <w:rPr>
+                <w:rFonts w:ascii="Times New Roman" w:hAnsi="Times New Roman" w:eastAsia="Times New Roman"/>
+                <w:color w:val="000000"/>
+                <w:sz w:val="26"/>
+              </w:rPr>
+              <w:t>06/09/2026 19:13:11</w:t>
+            </w:r>
+          </w:p>
+        </w:tc>
+        <w:tc>
+          <w:tcPr>
+            <w:tcW w:type="dxa" w:w="1440"/>
+          </w:tcPr>
+          <w:p>
+            <w:r>
+              <w:rPr>
+                <w:rFonts w:ascii="Times New Roman" w:hAnsi="Times New Roman" w:eastAsia="Times New Roman"/>
+                <w:color w:val="000000"/>
+                <w:sz w:val="26"/>
+              </w:rPr>
               <w:t>Đăng nhập bằng tài khoản Patient hợp lệ thành công</w:t>
             </w:r>
           </w:p>
@@ -2741,7 +4118,13 @@
             <w:tcW w:type="dxa" w:w="1440"/>
           </w:tcPr>
           <w:p>
-            <w:r/>
+            <w:r>
+              <w:rPr>
+                <w:rFonts w:ascii="Times New Roman" w:hAnsi="Times New Roman" w:eastAsia="Times New Roman"/>
+                <w:color w:val="000000"/>
+                <w:sz w:val="26"/>
+              </w:rPr>
+            </w:r>
           </w:p>
         </w:tc>
       </w:tr>
@@ -2752,6 +4135,11 @@
           </w:tcPr>
           <w:p>
             <w:r>
+              <w:rPr>
+                <w:rFonts w:ascii="Times New Roman" w:hAnsi="Times New Roman" w:eastAsia="Times New Roman"/>
+                <w:color w:val="000000"/>
+                <w:sz w:val="26"/>
+              </w:rPr>
               <w:t>TC-BOOKING-006</w:t>
             </w:r>
           </w:p>
@@ -2762,6 +4150,11 @@
           </w:tcPr>
           <w:p>
             <w:r>
+              <w:rPr>
+                <w:rFonts w:ascii="Times New Roman" w:hAnsi="Times New Roman" w:eastAsia="Times New Roman"/>
+                <w:color w:val="000000"/>
+                <w:sz w:val="26"/>
+              </w:rPr>
               <w:t>2</w:t>
             </w:r>
           </w:p>
@@ -2772,6 +4165,11 @@
           </w:tcPr>
           <w:p>
             <w:r>
+              <w:rPr>
+                <w:rFonts w:ascii="Times New Roman" w:hAnsi="Times New Roman" w:eastAsia="Times New Roman"/>
+                <w:color w:val="000000"/>
+                <w:sz w:val="26"/>
+              </w:rPr>
               <w:t>PASS</w:t>
             </w:r>
           </w:p>
@@ -2782,16 +4180,26 @@
           </w:tcPr>
           <w:p>
             <w:r>
-              <w:t>30/08/2026 16:16:50</w:t>
-            </w:r>
-          </w:p>
-        </w:tc>
-        <w:tc>
-          <w:tcPr>
-            <w:tcW w:type="dxa" w:w="1440"/>
-          </w:tcPr>
-          <w:p>
-            <w:r>
+              <w:rPr>
+                <w:rFonts w:ascii="Times New Roman" w:hAnsi="Times New Roman" w:eastAsia="Times New Roman"/>
+                <w:color w:val="000000"/>
+                <w:sz w:val="26"/>
+              </w:rPr>
+              <w:t>06/09/2026 19:13:14</w:t>
+            </w:r>
+          </w:p>
+        </w:tc>
+        <w:tc>
+          <w:tcPr>
+            <w:tcW w:type="dxa" w:w="1440"/>
+          </w:tcPr>
+          <w:p>
+            <w:r>
+              <w:rPr>
+                <w:rFonts w:ascii="Times New Roman" w:hAnsi="Times New Roman" w:eastAsia="Times New Roman"/>
+                <w:color w:val="000000"/>
+                <w:sz w:val="26"/>
+              </w:rPr>
               <w:t>Mở trang Đặt lịch của bác sĩ Tran Binh thành công</w:t>
             </w:r>
           </w:p>
@@ -2801,7 +4209,13 @@
             <w:tcW w:type="dxa" w:w="1440"/>
           </w:tcPr>
           <w:p>
-            <w:r/>
+            <w:r>
+              <w:rPr>
+                <w:rFonts w:ascii="Times New Roman" w:hAnsi="Times New Roman" w:eastAsia="Times New Roman"/>
+                <w:color w:val="000000"/>
+                <w:sz w:val="26"/>
+              </w:rPr>
+            </w:r>
           </w:p>
         </w:tc>
       </w:tr>
@@ -2812,6 +4226,11 @@
           </w:tcPr>
           <w:p>
             <w:r>
+              <w:rPr>
+                <w:rFonts w:ascii="Times New Roman" w:hAnsi="Times New Roman" w:eastAsia="Times New Roman"/>
+                <w:color w:val="000000"/>
+                <w:sz w:val="26"/>
+              </w:rPr>
               <w:t>TC-BOOKING-006</w:t>
             </w:r>
           </w:p>
@@ -2822,6 +4241,11 @@
           </w:tcPr>
           <w:p>
             <w:r>
+              <w:rPr>
+                <w:rFonts w:ascii="Times New Roman" w:hAnsi="Times New Roman" w:eastAsia="Times New Roman"/>
+                <w:color w:val="000000"/>
+                <w:sz w:val="26"/>
+              </w:rPr>
               <w:t>3</w:t>
             </w:r>
           </w:p>
@@ -2832,6 +4256,11 @@
           </w:tcPr>
           <w:p>
             <w:r>
+              <w:rPr>
+                <w:rFonts w:ascii="Times New Roman" w:hAnsi="Times New Roman" w:eastAsia="Times New Roman"/>
+                <w:color w:val="000000"/>
+                <w:sz w:val="26"/>
+              </w:rPr>
               <w:t>PASS</w:t>
             </w:r>
           </w:p>
@@ -2842,26 +4271,42 @@
           </w:tcPr>
           <w:p>
             <w:r>
-              <w:t>30/08/2026 16:16:52</w:t>
-            </w:r>
-          </w:p>
-        </w:tc>
-        <w:tc>
-          <w:tcPr>
-            <w:tcW w:type="dxa" w:w="1440"/>
-          </w:tcPr>
-          <w:p>
-            <w:r>
-              <w:t>Chọn ngày bác sĩ có lịch làm việc: 06/09/2026</w:t>
-            </w:r>
-          </w:p>
-        </w:tc>
-        <w:tc>
-          <w:tcPr>
-            <w:tcW w:type="dxa" w:w="1440"/>
-          </w:tcPr>
-          <w:p>
-            <w:r/>
+              <w:rPr>
+                <w:rFonts w:ascii="Times New Roman" w:hAnsi="Times New Roman" w:eastAsia="Times New Roman"/>
+                <w:color w:val="000000"/>
+                <w:sz w:val="26"/>
+              </w:rPr>
+              <w:t>06/09/2026 19:13:16</w:t>
+            </w:r>
+          </w:p>
+        </w:tc>
+        <w:tc>
+          <w:tcPr>
+            <w:tcW w:type="dxa" w:w="1440"/>
+          </w:tcPr>
+          <w:p>
+            <w:r>
+              <w:rPr>
+                <w:rFonts w:ascii="Times New Roman" w:hAnsi="Times New Roman" w:eastAsia="Times New Roman"/>
+                <w:color w:val="000000"/>
+                <w:sz w:val="26"/>
+              </w:rPr>
+              <w:t>Chọn ngày bác sĩ có lịch làm việc: 13/09/2026</w:t>
+            </w:r>
+          </w:p>
+        </w:tc>
+        <w:tc>
+          <w:tcPr>
+            <w:tcW w:type="dxa" w:w="1440"/>
+          </w:tcPr>
+          <w:p>
+            <w:r>
+              <w:rPr>
+                <w:rFonts w:ascii="Times New Roman" w:hAnsi="Times New Roman" w:eastAsia="Times New Roman"/>
+                <w:color w:val="000000"/>
+                <w:sz w:val="26"/>
+              </w:rPr>
+            </w:r>
           </w:p>
         </w:tc>
       </w:tr>
@@ -2872,6 +4317,11 @@
           </w:tcPr>
           <w:p>
             <w:r>
+              <w:rPr>
+                <w:rFonts w:ascii="Times New Roman" w:hAnsi="Times New Roman" w:eastAsia="Times New Roman"/>
+                <w:color w:val="000000"/>
+                <w:sz w:val="26"/>
+              </w:rPr>
               <w:t>TC-BOOKING-006</w:t>
             </w:r>
           </w:p>
@@ -2882,6 +4332,11 @@
           </w:tcPr>
           <w:p>
             <w:r>
+              <w:rPr>
+                <w:rFonts w:ascii="Times New Roman" w:hAnsi="Times New Roman" w:eastAsia="Times New Roman"/>
+                <w:color w:val="000000"/>
+                <w:sz w:val="26"/>
+              </w:rPr>
               <w:t>4</w:t>
             </w:r>
           </w:p>
@@ -2892,6 +4347,11 @@
           </w:tcPr>
           <w:p>
             <w:r>
+              <w:rPr>
+                <w:rFonts w:ascii="Times New Roman" w:hAnsi="Times New Roman" w:eastAsia="Times New Roman"/>
+                <w:color w:val="000000"/>
+                <w:sz w:val="26"/>
+              </w:rPr>
               <w:t>PASS</w:t>
             </w:r>
           </w:p>
@@ -2902,16 +4362,26 @@
           </w:tcPr>
           <w:p>
             <w:r>
-              <w:t>30/08/2026 16:16:54</w:t>
-            </w:r>
-          </w:p>
-        </w:tc>
-        <w:tc>
-          <w:tcPr>
-            <w:tcW w:type="dxa" w:w="1440"/>
-          </w:tcPr>
-          <w:p>
-            <w:r>
+              <w:rPr>
+                <w:rFonts w:ascii="Times New Roman" w:hAnsi="Times New Roman" w:eastAsia="Times New Roman"/>
+                <w:color w:val="000000"/>
+                <w:sz w:val="26"/>
+              </w:rPr>
+              <w:t>06/09/2026 19:13:18</w:t>
+            </w:r>
+          </w:p>
+        </w:tc>
+        <w:tc>
+          <w:tcPr>
+            <w:tcW w:type="dxa" w:w="1440"/>
+          </w:tcPr>
+          <w:p>
+            <w:r>
+              <w:rPr>
+                <w:rFonts w:ascii="Times New Roman" w:hAnsi="Times New Roman" w:eastAsia="Times New Roman"/>
+                <w:color w:val="000000"/>
+                <w:sz w:val="26"/>
+              </w:rPr>
               <w:t>Nhập giờ 12:00 nằm ngoài ca làm việc của bác sĩ</w:t>
             </w:r>
           </w:p>
@@ -2921,7 +4391,13 @@
             <w:tcW w:type="dxa" w:w="1440"/>
           </w:tcPr>
           <w:p>
-            <w:r/>
+            <w:r>
+              <w:rPr>
+                <w:rFonts w:ascii="Times New Roman" w:hAnsi="Times New Roman" w:eastAsia="Times New Roman"/>
+                <w:color w:val="000000"/>
+                <w:sz w:val="26"/>
+              </w:rPr>
+            </w:r>
           </w:p>
         </w:tc>
       </w:tr>
@@ -2932,6 +4408,11 @@
           </w:tcPr>
           <w:p>
             <w:r>
+              <w:rPr>
+                <w:rFonts w:ascii="Times New Roman" w:hAnsi="Times New Roman" w:eastAsia="Times New Roman"/>
+                <w:color w:val="000000"/>
+                <w:sz w:val="26"/>
+              </w:rPr>
               <w:t>TC-BOOKING-006</w:t>
             </w:r>
           </w:p>
@@ -2942,6 +4423,11 @@
           </w:tcPr>
           <w:p>
             <w:r>
+              <w:rPr>
+                <w:rFonts w:ascii="Times New Roman" w:hAnsi="Times New Roman" w:eastAsia="Times New Roman"/>
+                <w:color w:val="000000"/>
+                <w:sz w:val="26"/>
+              </w:rPr>
               <w:t>5</w:t>
             </w:r>
           </w:p>
@@ -2952,6 +4438,11 @@
           </w:tcPr>
           <w:p>
             <w:r>
+              <w:rPr>
+                <w:rFonts w:ascii="Times New Roman" w:hAnsi="Times New Roman" w:eastAsia="Times New Roman"/>
+                <w:color w:val="000000"/>
+                <w:sz w:val="26"/>
+              </w:rPr>
               <w:t>PASS</w:t>
             </w:r>
           </w:p>
@@ -2962,16 +4453,26 @@
           </w:tcPr>
           <w:p>
             <w:r>
-              <w:t>30/08/2026 16:16:56</w:t>
-            </w:r>
-          </w:p>
-        </w:tc>
-        <w:tc>
-          <w:tcPr>
-            <w:tcW w:type="dxa" w:w="1440"/>
-          </w:tcPr>
-          <w:p>
-            <w:r>
+              <w:rPr>
+                <w:rFonts w:ascii="Times New Roman" w:hAnsi="Times New Roman" w:eastAsia="Times New Roman"/>
+                <w:color w:val="000000"/>
+                <w:sz w:val="26"/>
+              </w:rPr>
+              <w:t>06/09/2026 19:13:20</w:t>
+            </w:r>
+          </w:p>
+        </w:tc>
+        <w:tc>
+          <w:tcPr>
+            <w:tcW w:type="dxa" w:w="1440"/>
+          </w:tcPr>
+          <w:p>
+            <w:r>
+              <w:rPr>
+                <w:rFonts w:ascii="Times New Roman" w:hAnsi="Times New Roman" w:eastAsia="Times New Roman"/>
+                <w:color w:val="000000"/>
+                <w:sz w:val="26"/>
+              </w:rPr>
               <w:t>Nhấn nút Đặt lịch</w:t>
             </w:r>
           </w:p>
@@ -2981,7 +4482,13 @@
             <w:tcW w:type="dxa" w:w="1440"/>
           </w:tcPr>
           <w:p>
-            <w:r/>
+            <w:r>
+              <w:rPr>
+                <w:rFonts w:ascii="Times New Roman" w:hAnsi="Times New Roman" w:eastAsia="Times New Roman"/>
+                <w:color w:val="000000"/>
+                <w:sz w:val="26"/>
+              </w:rPr>
+            </w:r>
           </w:p>
         </w:tc>
       </w:tr>
@@ -2992,6 +4499,11 @@
           </w:tcPr>
           <w:p>
             <w:r>
+              <w:rPr>
+                <w:rFonts w:ascii="Times New Roman" w:hAnsi="Times New Roman" w:eastAsia="Times New Roman"/>
+                <w:color w:val="000000"/>
+                <w:sz w:val="26"/>
+              </w:rPr>
               <w:t>TC-BOOKING-006</w:t>
             </w:r>
           </w:p>
@@ -3002,6 +4514,11 @@
           </w:tcPr>
           <w:p>
             <w:r>
+              <w:rPr>
+                <w:rFonts w:ascii="Times New Roman" w:hAnsi="Times New Roman" w:eastAsia="Times New Roman"/>
+                <w:color w:val="000000"/>
+                <w:sz w:val="26"/>
+              </w:rPr>
               <w:t>6</w:t>
             </w:r>
           </w:p>
@@ -3012,6 +4529,11 @@
           </w:tcPr>
           <w:p>
             <w:r>
+              <w:rPr>
+                <w:rFonts w:ascii="Times New Roman" w:hAnsi="Times New Roman" w:eastAsia="Times New Roman"/>
+                <w:color w:val="000000"/>
+                <w:sz w:val="26"/>
+              </w:rPr>
               <w:t>PASS</w:t>
             </w:r>
           </w:p>
@@ -3022,16 +4544,26 @@
           </w:tcPr>
           <w:p>
             <w:r>
-              <w:t>30/08/2026 16:16:58</w:t>
-            </w:r>
-          </w:p>
-        </w:tc>
-        <w:tc>
-          <w:tcPr>
-            <w:tcW w:type="dxa" w:w="1440"/>
-          </w:tcPr>
-          <w:p>
-            <w:r>
+              <w:rPr>
+                <w:rFonts w:ascii="Times New Roman" w:hAnsi="Times New Roman" w:eastAsia="Times New Roman"/>
+                <w:color w:val="000000"/>
+                <w:sz w:val="26"/>
+              </w:rPr>
+              <w:t>06/09/2026 19:13:22</w:t>
+            </w:r>
+          </w:p>
+        </w:tc>
+        <w:tc>
+          <w:tcPr>
+            <w:tcW w:type="dxa" w:w="1440"/>
+          </w:tcPr>
+          <w:p>
+            <w:r>
+              <w:rPr>
+                <w:rFonts w:ascii="Times New Roman" w:hAnsi="Times New Roman" w:eastAsia="Times New Roman"/>
+                <w:color w:val="000000"/>
+                <w:sz w:val="26"/>
+              </w:rPr>
               <w:t>Hệ thống từ chối đặt lịch vào giờ ngoài ca làm việc</w:t>
             </w:r>
           </w:p>
@@ -3042,6 +4574,11 @@
           </w:tcPr>
           <w:p>
             <w:r>
+              <w:rPr>
+                <w:rFonts w:ascii="Times New Roman" w:hAnsi="Times New Roman" w:eastAsia="Times New Roman"/>
+                <w:color w:val="000000"/>
+                <w:sz w:val="26"/>
+              </w:rPr>
               <w:t>Expected: Giờ khám không nằm trong lịch làm việc của bác sĩ | Actual: Giờ khám không nằm trong lịch làm việc của bác sĩ.</w:t>
             </w:r>
           </w:p>
@@ -3054,6 +4591,11 @@
           </w:tcPr>
           <w:p>
             <w:r>
+              <w:rPr>
+                <w:rFonts w:ascii="Times New Roman" w:hAnsi="Times New Roman" w:eastAsia="Times New Roman"/>
+                <w:color w:val="000000"/>
+                <w:sz w:val="26"/>
+              </w:rPr>
               <w:t>TC-BOOKING-007</w:t>
             </w:r>
           </w:p>
@@ -3064,6 +4606,11 @@
           </w:tcPr>
           <w:p>
             <w:r>
+              <w:rPr>
+                <w:rFonts w:ascii="Times New Roman" w:hAnsi="Times New Roman" w:eastAsia="Times New Roman"/>
+                <w:color w:val="000000"/>
+                <w:sz w:val="26"/>
+              </w:rPr>
               <w:t>1</w:t>
             </w:r>
           </w:p>
@@ -3074,6 +4621,11 @@
           </w:tcPr>
           <w:p>
             <w:r>
+              <w:rPr>
+                <w:rFonts w:ascii="Times New Roman" w:hAnsi="Times New Roman" w:eastAsia="Times New Roman"/>
+                <w:color w:val="000000"/>
+                <w:sz w:val="26"/>
+              </w:rPr>
               <w:t>PASS</w:t>
             </w:r>
           </w:p>
@@ -3084,16 +4636,26 @@
           </w:tcPr>
           <w:p>
             <w:r>
-              <w:t>30/08/2026 16:17:04</w:t>
-            </w:r>
-          </w:p>
-        </w:tc>
-        <w:tc>
-          <w:tcPr>
-            <w:tcW w:type="dxa" w:w="1440"/>
-          </w:tcPr>
-          <w:p>
-            <w:r>
+              <w:rPr>
+                <w:rFonts w:ascii="Times New Roman" w:hAnsi="Times New Roman" w:eastAsia="Times New Roman"/>
+                <w:color w:val="000000"/>
+                <w:sz w:val="26"/>
+              </w:rPr>
+              <w:t>06/09/2026 19:13:28</w:t>
+            </w:r>
+          </w:p>
+        </w:tc>
+        <w:tc>
+          <w:tcPr>
+            <w:tcW w:type="dxa" w:w="1440"/>
+          </w:tcPr>
+          <w:p>
+            <w:r>
+              <w:rPr>
+                <w:rFonts w:ascii="Times New Roman" w:hAnsi="Times New Roman" w:eastAsia="Times New Roman"/>
+                <w:color w:val="000000"/>
+                <w:sz w:val="26"/>
+              </w:rPr>
               <w:t>Đăng nhập bằng tài khoản Patient hợp lệ thành công</w:t>
             </w:r>
           </w:p>
@@ -3103,7 +4665,13 @@
             <w:tcW w:type="dxa" w:w="1440"/>
           </w:tcPr>
           <w:p>
-            <w:r/>
+            <w:r>
+              <w:rPr>
+                <w:rFonts w:ascii="Times New Roman" w:hAnsi="Times New Roman" w:eastAsia="Times New Roman"/>
+                <w:color w:val="000000"/>
+                <w:sz w:val="26"/>
+              </w:rPr>
+            </w:r>
           </w:p>
         </w:tc>
       </w:tr>
@@ -3114,6 +4682,11 @@
           </w:tcPr>
           <w:p>
             <w:r>
+              <w:rPr>
+                <w:rFonts w:ascii="Times New Roman" w:hAnsi="Times New Roman" w:eastAsia="Times New Roman"/>
+                <w:color w:val="000000"/>
+                <w:sz w:val="26"/>
+              </w:rPr>
               <w:t>TC-BOOKING-007</w:t>
             </w:r>
           </w:p>
@@ -3124,6 +4697,11 @@
           </w:tcPr>
           <w:p>
             <w:r>
+              <w:rPr>
+                <w:rFonts w:ascii="Times New Roman" w:hAnsi="Times New Roman" w:eastAsia="Times New Roman"/>
+                <w:color w:val="000000"/>
+                <w:sz w:val="26"/>
+              </w:rPr>
               <w:t>2</w:t>
             </w:r>
           </w:p>
@@ -3134,6 +4712,11 @@
           </w:tcPr>
           <w:p>
             <w:r>
+              <w:rPr>
+                <w:rFonts w:ascii="Times New Roman" w:hAnsi="Times New Roman" w:eastAsia="Times New Roman"/>
+                <w:color w:val="000000"/>
+                <w:sz w:val="26"/>
+              </w:rPr>
               <w:t>PASS</w:t>
             </w:r>
           </w:p>
@@ -3144,16 +4727,26 @@
           </w:tcPr>
           <w:p>
             <w:r>
-              <w:t>30/08/2026 16:17:07</w:t>
-            </w:r>
-          </w:p>
-        </w:tc>
-        <w:tc>
-          <w:tcPr>
-            <w:tcW w:type="dxa" w:w="1440"/>
-          </w:tcPr>
-          <w:p>
-            <w:r>
+              <w:rPr>
+                <w:rFonts w:ascii="Times New Roman" w:hAnsi="Times New Roman" w:eastAsia="Times New Roman"/>
+                <w:color w:val="000000"/>
+                <w:sz w:val="26"/>
+              </w:rPr>
+              <w:t>06/09/2026 19:13:31</w:t>
+            </w:r>
+          </w:p>
+        </w:tc>
+        <w:tc>
+          <w:tcPr>
+            <w:tcW w:type="dxa" w:w="1440"/>
+          </w:tcPr>
+          <w:p>
+            <w:r>
+              <w:rPr>
+                <w:rFonts w:ascii="Times New Roman" w:hAnsi="Times New Roman" w:eastAsia="Times New Roman"/>
+                <w:color w:val="000000"/>
+                <w:sz w:val="26"/>
+              </w:rPr>
               <w:t>Mở trang Đặt lịch của bác sĩ Tran Binh thành công</w:t>
             </w:r>
           </w:p>
@@ -3163,7 +4756,13 @@
             <w:tcW w:type="dxa" w:w="1440"/>
           </w:tcPr>
           <w:p>
-            <w:r/>
+            <w:r>
+              <w:rPr>
+                <w:rFonts w:ascii="Times New Roman" w:hAnsi="Times New Roman" w:eastAsia="Times New Roman"/>
+                <w:color w:val="000000"/>
+                <w:sz w:val="26"/>
+              </w:rPr>
+            </w:r>
           </w:p>
         </w:tc>
       </w:tr>
@@ -3174,6 +4773,11 @@
           </w:tcPr>
           <w:p>
             <w:r>
+              <w:rPr>
+                <w:rFonts w:ascii="Times New Roman" w:hAnsi="Times New Roman" w:eastAsia="Times New Roman"/>
+                <w:color w:val="000000"/>
+                <w:sz w:val="26"/>
+              </w:rPr>
               <w:t>TC-BOOKING-007</w:t>
             </w:r>
           </w:p>
@@ -3184,6 +4788,11 @@
           </w:tcPr>
           <w:p>
             <w:r>
+              <w:rPr>
+                <w:rFonts w:ascii="Times New Roman" w:hAnsi="Times New Roman" w:eastAsia="Times New Roman"/>
+                <w:color w:val="000000"/>
+                <w:sz w:val="26"/>
+              </w:rPr>
               <w:t>3</w:t>
             </w:r>
           </w:p>
@@ -3194,6 +4803,11 @@
           </w:tcPr>
           <w:p>
             <w:r>
+              <w:rPr>
+                <w:rFonts w:ascii="Times New Roman" w:hAnsi="Times New Roman" w:eastAsia="Times New Roman"/>
+                <w:color w:val="000000"/>
+                <w:sz w:val="26"/>
+              </w:rPr>
               <w:t>PASS</w:t>
             </w:r>
           </w:p>
@@ -3204,16 +4818,26 @@
           </w:tcPr>
           <w:p>
             <w:r>
-              <w:t>30/08/2026 16:17:07</w:t>
-            </w:r>
-          </w:p>
-        </w:tc>
-        <w:tc>
-          <w:tcPr>
-            <w:tcW w:type="dxa" w:w="1440"/>
-          </w:tcPr>
-          <w:p>
-            <w:r>
+              <w:rPr>
+                <w:rFonts w:ascii="Times New Roman" w:hAnsi="Times New Roman" w:eastAsia="Times New Roman"/>
+                <w:color w:val="000000"/>
+                <w:sz w:val="26"/>
+              </w:rPr>
+              <w:t>06/09/2026 19:13:31</w:t>
+            </w:r>
+          </w:p>
+        </w:tc>
+        <w:tc>
+          <w:tcPr>
+            <w:tcW w:type="dxa" w:w="1440"/>
+          </w:tcPr>
+          <w:p>
+            <w:r>
+              <w:rPr>
+                <w:rFonts w:ascii="Times New Roman" w:hAnsi="Times New Roman" w:eastAsia="Times New Roman"/>
+                <w:color w:val="000000"/>
+                <w:sz w:val="26"/>
+              </w:rPr>
               <w:t>Xác định ngày và giờ đã có lịch hẹn của bác sĩ</w:t>
             </w:r>
           </w:p>
@@ -3224,6 +4848,11 @@
           </w:tcPr>
           <w:p>
             <w:r>
+              <w:rPr>
+                <w:rFonts w:ascii="Times New Roman" w:hAnsi="Times New Roman" w:eastAsia="Times New Roman"/>
+                <w:color w:val="000000"/>
+                <w:sz w:val="26"/>
+              </w:rPr>
               <w:t>11/04/2026 14:00</w:t>
             </w:r>
           </w:p>
@@ -3236,6 +4865,11 @@
           </w:tcPr>
           <w:p>
             <w:r>
+              <w:rPr>
+                <w:rFonts w:ascii="Times New Roman" w:hAnsi="Times New Roman" w:eastAsia="Times New Roman"/>
+                <w:color w:val="000000"/>
+                <w:sz w:val="26"/>
+              </w:rPr>
               <w:t>TC-BOOKING-007</w:t>
             </w:r>
           </w:p>
@@ -3246,6 +4880,11 @@
           </w:tcPr>
           <w:p>
             <w:r>
+              <w:rPr>
+                <w:rFonts w:ascii="Times New Roman" w:hAnsi="Times New Roman" w:eastAsia="Times New Roman"/>
+                <w:color w:val="000000"/>
+                <w:sz w:val="26"/>
+              </w:rPr>
               <w:t>4</w:t>
             </w:r>
           </w:p>
@@ -3256,6 +4895,11 @@
           </w:tcPr>
           <w:p>
             <w:r>
+              <w:rPr>
+                <w:rFonts w:ascii="Times New Roman" w:hAnsi="Times New Roman" w:eastAsia="Times New Roman"/>
+                <w:color w:val="000000"/>
+                <w:sz w:val="26"/>
+              </w:rPr>
               <w:t>PASS</w:t>
             </w:r>
           </w:p>
@@ -3266,16 +4910,26 @@
           </w:tcPr>
           <w:p>
             <w:r>
-              <w:t>30/08/2026 16:17:11</w:t>
-            </w:r>
-          </w:p>
-        </w:tc>
-        <w:tc>
-          <w:tcPr>
-            <w:tcW w:type="dxa" w:w="1440"/>
-          </w:tcPr>
-          <w:p>
-            <w:r>
+              <w:rPr>
+                <w:rFonts w:ascii="Times New Roman" w:hAnsi="Times New Roman" w:eastAsia="Times New Roman"/>
+                <w:color w:val="000000"/>
+                <w:sz w:val="26"/>
+              </w:rPr>
+              <w:t>06/09/2026 19:13:34</w:t>
+            </w:r>
+          </w:p>
+        </w:tc>
+        <w:tc>
+          <w:tcPr>
+            <w:tcW w:type="dxa" w:w="1440"/>
+          </w:tcPr>
+          <w:p>
+            <w:r>
+              <w:rPr>
+                <w:rFonts w:ascii="Times New Roman" w:hAnsi="Times New Roman" w:eastAsia="Times New Roman"/>
+                <w:color w:val="000000"/>
+                <w:sz w:val="26"/>
+              </w:rPr>
               <w:t>Chọn lại đúng ngày và giờ đã có lịch hẹn</w:t>
             </w:r>
           </w:p>
@@ -3286,6 +4940,11 @@
           </w:tcPr>
           <w:p>
             <w:r>
+              <w:rPr>
+                <w:rFonts w:ascii="Times New Roman" w:hAnsi="Times New Roman" w:eastAsia="Times New Roman"/>
+                <w:color w:val="000000"/>
+                <w:sz w:val="26"/>
+              </w:rPr>
               <w:t>11/04/2026 14:00</w:t>
             </w:r>
           </w:p>
@@ -3298,6 +4957,11 @@
           </w:tcPr>
           <w:p>
             <w:r>
+              <w:rPr>
+                <w:rFonts w:ascii="Times New Roman" w:hAnsi="Times New Roman" w:eastAsia="Times New Roman"/>
+                <w:color w:val="000000"/>
+                <w:sz w:val="26"/>
+              </w:rPr>
               <w:t>TC-BOOKING-007</w:t>
             </w:r>
           </w:p>
@@ -3308,6 +4972,11 @@
           </w:tcPr>
           <w:p>
             <w:r>
+              <w:rPr>
+                <w:rFonts w:ascii="Times New Roman" w:hAnsi="Times New Roman" w:eastAsia="Times New Roman"/>
+                <w:color w:val="000000"/>
+                <w:sz w:val="26"/>
+              </w:rPr>
               <w:t>5</w:t>
             </w:r>
           </w:p>
@@ -3318,6 +4987,11 @@
           </w:tcPr>
           <w:p>
             <w:r>
+              <w:rPr>
+                <w:rFonts w:ascii="Times New Roman" w:hAnsi="Times New Roman" w:eastAsia="Times New Roman"/>
+                <w:color w:val="000000"/>
+                <w:sz w:val="26"/>
+              </w:rPr>
               <w:t>PASS</w:t>
             </w:r>
           </w:p>
@@ -3328,16 +5002,26 @@
           </w:tcPr>
           <w:p>
             <w:r>
-              <w:t>30/08/2026 16:17:13</w:t>
-            </w:r>
-          </w:p>
-        </w:tc>
-        <w:tc>
-          <w:tcPr>
-            <w:tcW w:type="dxa" w:w="1440"/>
-          </w:tcPr>
-          <w:p>
-            <w:r>
+              <w:rPr>
+                <w:rFonts w:ascii="Times New Roman" w:hAnsi="Times New Roman" w:eastAsia="Times New Roman"/>
+                <w:color w:val="000000"/>
+                <w:sz w:val="26"/>
+              </w:rPr>
+              <w:t>06/09/2026 19:13:37</w:t>
+            </w:r>
+          </w:p>
+        </w:tc>
+        <w:tc>
+          <w:tcPr>
+            <w:tcW w:type="dxa" w:w="1440"/>
+          </w:tcPr>
+          <w:p>
+            <w:r>
+              <w:rPr>
+                <w:rFonts w:ascii="Times New Roman" w:hAnsi="Times New Roman" w:eastAsia="Times New Roman"/>
+                <w:color w:val="000000"/>
+                <w:sz w:val="26"/>
+              </w:rPr>
               <w:t>Nhấn nút Đặt lịch</w:t>
             </w:r>
           </w:p>
@@ -3347,7 +5031,13 @@
             <w:tcW w:type="dxa" w:w="1440"/>
           </w:tcPr>
           <w:p>
-            <w:r/>
+            <w:r>
+              <w:rPr>
+                <w:rFonts w:ascii="Times New Roman" w:hAnsi="Times New Roman" w:eastAsia="Times New Roman"/>
+                <w:color w:val="000000"/>
+                <w:sz w:val="26"/>
+              </w:rPr>
+            </w:r>
           </w:p>
         </w:tc>
       </w:tr>
@@ -3358,6 +5048,11 @@
           </w:tcPr>
           <w:p>
             <w:r>
+              <w:rPr>
+                <w:rFonts w:ascii="Times New Roman" w:hAnsi="Times New Roman" w:eastAsia="Times New Roman"/>
+                <w:color w:val="000000"/>
+                <w:sz w:val="26"/>
+              </w:rPr>
               <w:t>TC-BOOKING-007</w:t>
             </w:r>
           </w:p>
@@ -3368,6 +5063,11 @@
           </w:tcPr>
           <w:p>
             <w:r>
+              <w:rPr>
+                <w:rFonts w:ascii="Times New Roman" w:hAnsi="Times New Roman" w:eastAsia="Times New Roman"/>
+                <w:color w:val="000000"/>
+                <w:sz w:val="26"/>
+              </w:rPr>
               <w:t>6</w:t>
             </w:r>
           </w:p>
@@ -3378,6 +5078,11 @@
           </w:tcPr>
           <w:p>
             <w:r>
+              <w:rPr>
+                <w:rFonts w:ascii="Times New Roman" w:hAnsi="Times New Roman" w:eastAsia="Times New Roman"/>
+                <w:color w:val="000000"/>
+                <w:sz w:val="26"/>
+              </w:rPr>
               <w:t>PASS</w:t>
             </w:r>
           </w:p>
@@ -3388,16 +5093,26 @@
           </w:tcPr>
           <w:p>
             <w:r>
-              <w:t>30/08/2026 16:17:15</w:t>
-            </w:r>
-          </w:p>
-        </w:tc>
-        <w:tc>
-          <w:tcPr>
-            <w:tcW w:type="dxa" w:w="1440"/>
-          </w:tcPr>
-          <w:p>
-            <w:r>
+              <w:rPr>
+                <w:rFonts w:ascii="Times New Roman" w:hAnsi="Times New Roman" w:eastAsia="Times New Roman"/>
+                <w:color w:val="000000"/>
+                <w:sz w:val="26"/>
+              </w:rPr>
+              <w:t>06/09/2026 19:13:39</w:t>
+            </w:r>
+          </w:p>
+        </w:tc>
+        <w:tc>
+          <w:tcPr>
+            <w:tcW w:type="dxa" w:w="1440"/>
+          </w:tcPr>
+          <w:p>
+            <w:r>
+              <w:rPr>
+                <w:rFonts w:ascii="Times New Roman" w:hAnsi="Times New Roman" w:eastAsia="Times New Roman"/>
+                <w:color w:val="000000"/>
+                <w:sz w:val="26"/>
+              </w:rPr>
               <w:t>Hệ thống từ chối và không tạo lịch hẹn trùng giờ</w:t>
             </w:r>
           </w:p>
@@ -3408,6 +5123,11 @@
           </w:tcPr>
           <w:p>
             <w:r>
+              <w:rPr>
+                <w:rFonts w:ascii="Times New Roman" w:hAnsi="Times New Roman" w:eastAsia="Times New Roman"/>
+                <w:color w:val="000000"/>
+                <w:sz w:val="26"/>
+              </w:rPr>
               <w:t>Expected: Khung giờ này đã có người đặt | Actual: Khung giờ này đã có người đặt.</w:t>
             </w:r>
           </w:p>
@@ -3420,6 +5140,11 @@
           </w:tcPr>
           <w:p>
             <w:r>
+              <w:rPr>
+                <w:rFonts w:ascii="Times New Roman" w:hAnsi="Times New Roman" w:eastAsia="Times New Roman"/>
+                <w:color w:val="000000"/>
+                <w:sz w:val="26"/>
+              </w:rPr>
               <w:t>TC-BOOKING-008</w:t>
             </w:r>
           </w:p>
@@ -3430,6 +5155,11 @@
           </w:tcPr>
           <w:p>
             <w:r>
+              <w:rPr>
+                <w:rFonts w:ascii="Times New Roman" w:hAnsi="Times New Roman" w:eastAsia="Times New Roman"/>
+                <w:color w:val="000000"/>
+                <w:sz w:val="26"/>
+              </w:rPr>
               <w:t>1</w:t>
             </w:r>
           </w:p>
@@ -3440,6 +5170,11 @@
           </w:tcPr>
           <w:p>
             <w:r>
+              <w:rPr>
+                <w:rFonts w:ascii="Times New Roman" w:hAnsi="Times New Roman" w:eastAsia="Times New Roman"/>
+                <w:color w:val="000000"/>
+                <w:sz w:val="26"/>
+              </w:rPr>
               <w:t>PASS</w:t>
             </w:r>
           </w:p>
@@ -3450,16 +5185,26 @@
           </w:tcPr>
           <w:p>
             <w:r>
-              <w:t>30/08/2026 16:17:21</w:t>
-            </w:r>
-          </w:p>
-        </w:tc>
-        <w:tc>
-          <w:tcPr>
-            <w:tcW w:type="dxa" w:w="1440"/>
-          </w:tcPr>
-          <w:p>
-            <w:r>
+              <w:rPr>
+                <w:rFonts w:ascii="Times New Roman" w:hAnsi="Times New Roman" w:eastAsia="Times New Roman"/>
+                <w:color w:val="000000"/>
+                <w:sz w:val="26"/>
+              </w:rPr>
+              <w:t>06/09/2026 19:13:45</w:t>
+            </w:r>
+          </w:p>
+        </w:tc>
+        <w:tc>
+          <w:tcPr>
+            <w:tcW w:type="dxa" w:w="1440"/>
+          </w:tcPr>
+          <w:p>
+            <w:r>
+              <w:rPr>
+                <w:rFonts w:ascii="Times New Roman" w:hAnsi="Times New Roman" w:eastAsia="Times New Roman"/>
+                <w:color w:val="000000"/>
+                <w:sz w:val="26"/>
+              </w:rPr>
               <w:t>Đăng nhập bằng tài khoản Patient hợp lệ thành công</w:t>
             </w:r>
           </w:p>
@@ -3469,7 +5214,13 @@
             <w:tcW w:type="dxa" w:w="1440"/>
           </w:tcPr>
           <w:p>
-            <w:r/>
+            <w:r>
+              <w:rPr>
+                <w:rFonts w:ascii="Times New Roman" w:hAnsi="Times New Roman" w:eastAsia="Times New Roman"/>
+                <w:color w:val="000000"/>
+                <w:sz w:val="26"/>
+              </w:rPr>
+            </w:r>
           </w:p>
         </w:tc>
       </w:tr>
@@ -3480,6 +5231,11 @@
           </w:tcPr>
           <w:p>
             <w:r>
+              <w:rPr>
+                <w:rFonts w:ascii="Times New Roman" w:hAnsi="Times New Roman" w:eastAsia="Times New Roman"/>
+                <w:color w:val="000000"/>
+                <w:sz w:val="26"/>
+              </w:rPr>
               <w:t>TC-BOOKING-008</w:t>
             </w:r>
           </w:p>
@@ -3490,6 +5246,11 @@
           </w:tcPr>
           <w:p>
             <w:r>
+              <w:rPr>
+                <w:rFonts w:ascii="Times New Roman" w:hAnsi="Times New Roman" w:eastAsia="Times New Roman"/>
+                <w:color w:val="000000"/>
+                <w:sz w:val="26"/>
+              </w:rPr>
               <w:t>2</w:t>
             </w:r>
           </w:p>
@@ -3500,6 +5261,11 @@
           </w:tcPr>
           <w:p>
             <w:r>
+              <w:rPr>
+                <w:rFonts w:ascii="Times New Roman" w:hAnsi="Times New Roman" w:eastAsia="Times New Roman"/>
+                <w:color w:val="000000"/>
+                <w:sz w:val="26"/>
+              </w:rPr>
               <w:t>PASS</w:t>
             </w:r>
           </w:p>
@@ -3510,16 +5276,26 @@
           </w:tcPr>
           <w:p>
             <w:r>
-              <w:t>30/08/2026 16:17:21</w:t>
-            </w:r>
-          </w:p>
-        </w:tc>
-        <w:tc>
-          <w:tcPr>
-            <w:tcW w:type="dxa" w:w="1440"/>
-          </w:tcPr>
-          <w:p>
-            <w:r>
+              <w:rPr>
+                <w:rFonts w:ascii="Times New Roman" w:hAnsi="Times New Roman" w:eastAsia="Times New Roman"/>
+                <w:color w:val="000000"/>
+                <w:sz w:val="26"/>
+              </w:rPr>
+              <w:t>06/09/2026 19:13:45</w:t>
+            </w:r>
+          </w:p>
+        </w:tc>
+        <w:tc>
+          <w:tcPr>
+            <w:tcW w:type="dxa" w:w="1440"/>
+          </w:tcPr>
+          <w:p>
+            <w:r>
+              <w:rPr>
+                <w:rFonts w:ascii="Times New Roman" w:hAnsi="Times New Roman" w:eastAsia="Times New Roman"/>
+                <w:color w:val="000000"/>
+                <w:sz w:val="26"/>
+              </w:rPr>
               <w:t>Xác định một lịch hẹn đã tồn tại của bác sĩ</w:t>
             </w:r>
           </w:p>
@@ -3530,6 +5306,11 @@
           </w:tcPr>
           <w:p>
             <w:r>
+              <w:rPr>
+                <w:rFonts w:ascii="Times New Roman" w:hAnsi="Times New Roman" w:eastAsia="Times New Roman"/>
+                <w:color w:val="000000"/>
+                <w:sz w:val="26"/>
+              </w:rPr>
               <w:t>11/04/2026 15:30</w:t>
             </w:r>
           </w:p>
@@ -3542,6 +5323,11 @@
           </w:tcPr>
           <w:p>
             <w:r>
+              <w:rPr>
+                <w:rFonts w:ascii="Times New Roman" w:hAnsi="Times New Roman" w:eastAsia="Times New Roman"/>
+                <w:color w:val="000000"/>
+                <w:sz w:val="26"/>
+              </w:rPr>
               <w:t>TC-BOOKING-008</w:t>
             </w:r>
           </w:p>
@@ -3552,6 +5338,11 @@
           </w:tcPr>
           <w:p>
             <w:r>
+              <w:rPr>
+                <w:rFonts w:ascii="Times New Roman" w:hAnsi="Times New Roman" w:eastAsia="Times New Roman"/>
+                <w:color w:val="000000"/>
+                <w:sz w:val="26"/>
+              </w:rPr>
               <w:t>3</w:t>
             </w:r>
           </w:p>
@@ -3562,6 +5353,11 @@
           </w:tcPr>
           <w:p>
             <w:r>
+              <w:rPr>
+                <w:rFonts w:ascii="Times New Roman" w:hAnsi="Times New Roman" w:eastAsia="Times New Roman"/>
+                <w:color w:val="000000"/>
+                <w:sz w:val="26"/>
+              </w:rPr>
               <w:t>PASS</w:t>
             </w:r>
           </w:p>
@@ -3572,16 +5368,26 @@
           </w:tcPr>
           <w:p>
             <w:r>
-              <w:t>30/08/2026 16:17:24</w:t>
-            </w:r>
-          </w:p>
-        </w:tc>
-        <w:tc>
-          <w:tcPr>
-            <w:tcW w:type="dxa" w:w="1440"/>
-          </w:tcPr>
-          <w:p>
-            <w:r>
+              <w:rPr>
+                <w:rFonts w:ascii="Times New Roman" w:hAnsi="Times New Roman" w:eastAsia="Times New Roman"/>
+                <w:color w:val="000000"/>
+                <w:sz w:val="26"/>
+              </w:rPr>
+              <w:t>06/09/2026 19:13:48</w:t>
+            </w:r>
+          </w:p>
+        </w:tc>
+        <w:tc>
+          <w:tcPr>
+            <w:tcW w:type="dxa" w:w="1440"/>
+          </w:tcPr>
+          <w:p>
+            <w:r>
+              <w:rPr>
+                <w:rFonts w:ascii="Times New Roman" w:hAnsi="Times New Roman" w:eastAsia="Times New Roman"/>
+                <w:color w:val="000000"/>
+                <w:sz w:val="26"/>
+              </w:rPr>
               <w:t>Mở trang Đặt lịch của cùng bác sĩ Tran Binh thành công</w:t>
             </w:r>
           </w:p>
@@ -3591,7 +5397,13 @@
             <w:tcW w:type="dxa" w:w="1440"/>
           </w:tcPr>
           <w:p>
-            <w:r/>
+            <w:r>
+              <w:rPr>
+                <w:rFonts w:ascii="Times New Roman" w:hAnsi="Times New Roman" w:eastAsia="Times New Roman"/>
+                <w:color w:val="000000"/>
+                <w:sz w:val="26"/>
+              </w:rPr>
+            </w:r>
           </w:p>
         </w:tc>
       </w:tr>
@@ -3602,6 +5414,11 @@
           </w:tcPr>
           <w:p>
             <w:r>
+              <w:rPr>
+                <w:rFonts w:ascii="Times New Roman" w:hAnsi="Times New Roman" w:eastAsia="Times New Roman"/>
+                <w:color w:val="000000"/>
+                <w:sz w:val="26"/>
+              </w:rPr>
               <w:t>TC-BOOKING-008</w:t>
             </w:r>
           </w:p>
@@ -3612,6 +5429,11 @@
           </w:tcPr>
           <w:p>
             <w:r>
+              <w:rPr>
+                <w:rFonts w:ascii="Times New Roman" w:hAnsi="Times New Roman" w:eastAsia="Times New Roman"/>
+                <w:color w:val="000000"/>
+                <w:sz w:val="26"/>
+              </w:rPr>
               <w:t>4</w:t>
             </w:r>
           </w:p>
@@ -3622,6 +5444,11 @@
           </w:tcPr>
           <w:p>
             <w:r>
+              <w:rPr>
+                <w:rFonts w:ascii="Times New Roman" w:hAnsi="Times New Roman" w:eastAsia="Times New Roman"/>
+                <w:color w:val="000000"/>
+                <w:sz w:val="26"/>
+              </w:rPr>
               <w:t>PASS</w:t>
             </w:r>
           </w:p>
@@ -3632,16 +5459,26 @@
           </w:tcPr>
           <w:p>
             <w:r>
-              <w:t>30/08/2026 16:17:28</w:t>
-            </w:r>
-          </w:p>
-        </w:tc>
-        <w:tc>
-          <w:tcPr>
-            <w:tcW w:type="dxa" w:w="1440"/>
-          </w:tcPr>
-          <w:p>
-            <w:r>
+              <w:rPr>
+                <w:rFonts w:ascii="Times New Roman" w:hAnsi="Times New Roman" w:eastAsia="Times New Roman"/>
+                <w:color w:val="000000"/>
+                <w:sz w:val="26"/>
+              </w:rPr>
+              <w:t>06/09/2026 19:13:51</w:t>
+            </w:r>
+          </w:p>
+        </w:tc>
+        <w:tc>
+          <w:tcPr>
+            <w:tcW w:type="dxa" w:w="1440"/>
+          </w:tcPr>
+          <w:p>
+            <w:r>
+              <w:rPr>
+                <w:rFonts w:ascii="Times New Roman" w:hAnsi="Times New Roman" w:eastAsia="Times New Roman"/>
+                <w:color w:val="000000"/>
+                <w:sz w:val="26"/>
+              </w:rPr>
               <w:t>Chọn cùng ngày và giờ cách lịch hẹn hiện có dưới 30 phút</w:t>
             </w:r>
           </w:p>
@@ -3652,6 +5489,11 @@
           </w:tcPr>
           <w:p>
             <w:r>
+              <w:rPr>
+                <w:rFonts w:ascii="Times New Roman" w:hAnsi="Times New Roman" w:eastAsia="Times New Roman"/>
+                <w:color w:val="000000"/>
+                <w:sz w:val="26"/>
+              </w:rPr>
               <w:t>Lịch hiện có: 15:30 | Giờ kiểm tra: 15:31</w:t>
             </w:r>
           </w:p>
@@ -3664,6 +5506,11 @@
           </w:tcPr>
           <w:p>
             <w:r>
+              <w:rPr>
+                <w:rFonts w:ascii="Times New Roman" w:hAnsi="Times New Roman" w:eastAsia="Times New Roman"/>
+                <w:color w:val="000000"/>
+                <w:sz w:val="26"/>
+              </w:rPr>
               <w:t>TC-BOOKING-008</w:t>
             </w:r>
           </w:p>
@@ -3674,6 +5521,11 @@
           </w:tcPr>
           <w:p>
             <w:r>
+              <w:rPr>
+                <w:rFonts w:ascii="Times New Roman" w:hAnsi="Times New Roman" w:eastAsia="Times New Roman"/>
+                <w:color w:val="000000"/>
+                <w:sz w:val="26"/>
+              </w:rPr>
               <w:t>5</w:t>
             </w:r>
           </w:p>
@@ -3684,6 +5536,11 @@
           </w:tcPr>
           <w:p>
             <w:r>
+              <w:rPr>
+                <w:rFonts w:ascii="Times New Roman" w:hAnsi="Times New Roman" w:eastAsia="Times New Roman"/>
+                <w:color w:val="000000"/>
+                <w:sz w:val="26"/>
+              </w:rPr>
               <w:t>PASS</w:t>
             </w:r>
           </w:p>
@@ -3694,16 +5551,26 @@
           </w:tcPr>
           <w:p>
             <w:r>
-              <w:t>30/08/2026 16:17:30</w:t>
-            </w:r>
-          </w:p>
-        </w:tc>
-        <w:tc>
-          <w:tcPr>
-            <w:tcW w:type="dxa" w:w="1440"/>
-          </w:tcPr>
-          <w:p>
-            <w:r>
+              <w:rPr>
+                <w:rFonts w:ascii="Times New Roman" w:hAnsi="Times New Roman" w:eastAsia="Times New Roman"/>
+                <w:color w:val="000000"/>
+                <w:sz w:val="26"/>
+              </w:rPr>
+              <w:t>06/09/2026 19:13:54</w:t>
+            </w:r>
+          </w:p>
+        </w:tc>
+        <w:tc>
+          <w:tcPr>
+            <w:tcW w:type="dxa" w:w="1440"/>
+          </w:tcPr>
+          <w:p>
+            <w:r>
+              <w:rPr>
+                <w:rFonts w:ascii="Times New Roman" w:hAnsi="Times New Roman" w:eastAsia="Times New Roman"/>
+                <w:color w:val="000000"/>
+                <w:sz w:val="26"/>
+              </w:rPr>
               <w:t>Nhấn nút Đặt lịch</w:t>
             </w:r>
           </w:p>
@@ -3713,7 +5580,13 @@
             <w:tcW w:type="dxa" w:w="1440"/>
           </w:tcPr>
           <w:p>
-            <w:r/>
+            <w:r>
+              <w:rPr>
+                <w:rFonts w:ascii="Times New Roman" w:hAnsi="Times New Roman" w:eastAsia="Times New Roman"/>
+                <w:color w:val="000000"/>
+                <w:sz w:val="26"/>
+              </w:rPr>
+            </w:r>
           </w:p>
         </w:tc>
       </w:tr>
@@ -3724,6 +5597,11 @@
           </w:tcPr>
           <w:p>
             <w:r>
+              <w:rPr>
+                <w:rFonts w:ascii="Times New Roman" w:hAnsi="Times New Roman" w:eastAsia="Times New Roman"/>
+                <w:color w:val="000000"/>
+                <w:sz w:val="26"/>
+              </w:rPr>
               <w:t>TC-BOOKING-008</w:t>
             </w:r>
           </w:p>
@@ -3734,6 +5612,11 @@
           </w:tcPr>
           <w:p>
             <w:r>
+              <w:rPr>
+                <w:rFonts w:ascii="Times New Roman" w:hAnsi="Times New Roman" w:eastAsia="Times New Roman"/>
+                <w:color w:val="000000"/>
+                <w:sz w:val="26"/>
+              </w:rPr>
               <w:t>6</w:t>
             </w:r>
           </w:p>
@@ -3744,6 +5627,11 @@
           </w:tcPr>
           <w:p>
             <w:r>
+              <w:rPr>
+                <w:rFonts w:ascii="Times New Roman" w:hAnsi="Times New Roman" w:eastAsia="Times New Roman"/>
+                <w:color w:val="000000"/>
+                <w:sz w:val="26"/>
+              </w:rPr>
               <w:t>PASS</w:t>
             </w:r>
           </w:p>
@@ -3754,16 +5642,26 @@
           </w:tcPr>
           <w:p>
             <w:r>
-              <w:t>30/08/2026 16:17:32</w:t>
-            </w:r>
-          </w:p>
-        </w:tc>
-        <w:tc>
-          <w:tcPr>
-            <w:tcW w:type="dxa" w:w="1440"/>
-          </w:tcPr>
-          <w:p>
-            <w:r>
+              <w:rPr>
+                <w:rFonts w:ascii="Times New Roman" w:hAnsi="Times New Roman" w:eastAsia="Times New Roman"/>
+                <w:color w:val="000000"/>
+                <w:sz w:val="26"/>
+              </w:rPr>
+              <w:t>06/09/2026 19:13:56</w:t>
+            </w:r>
+          </w:p>
+        </w:tc>
+        <w:tc>
+          <w:tcPr>
+            <w:tcW w:type="dxa" w:w="1440"/>
+          </w:tcPr>
+          <w:p>
+            <w:r>
+              <w:rPr>
+                <w:rFonts w:ascii="Times New Roman" w:hAnsi="Times New Roman" w:eastAsia="Times New Roman"/>
+                <w:color w:val="000000"/>
+                <w:sz w:val="26"/>
+              </w:rPr>
               <w:t>Hệ thống từ chối thời gian cách lịch hiện có dưới 30 phút</w:t>
             </w:r>
           </w:p>
@@ -3774,6 +5672,11 @@
           </w:tcPr>
           <w:p>
             <w:r>
+              <w:rPr>
+                <w:rFonts w:ascii="Times New Roman" w:hAnsi="Times New Roman" w:eastAsia="Times New Roman"/>
+                <w:color w:val="000000"/>
+                <w:sz w:val="26"/>
+              </w:rPr>
               <w:t>Expected: 30 phút | Actual: Lịch hẹn phải cách lịch đã đặt ít nhất 30 phút.</w:t>
             </w:r>
           </w:p>
@@ -3786,6 +5689,11 @@
           </w:tcPr>
           <w:p>
             <w:r>
+              <w:rPr>
+                <w:rFonts w:ascii="Times New Roman" w:hAnsi="Times New Roman" w:eastAsia="Times New Roman"/>
+                <w:color w:val="000000"/>
+                <w:sz w:val="26"/>
+              </w:rPr>
               <w:t>TC-BOOKING-009</w:t>
             </w:r>
           </w:p>
@@ -3796,6 +5704,11 @@
           </w:tcPr>
           <w:p>
             <w:r>
+              <w:rPr>
+                <w:rFonts w:ascii="Times New Roman" w:hAnsi="Times New Roman" w:eastAsia="Times New Roman"/>
+                <w:color w:val="000000"/>
+                <w:sz w:val="26"/>
+              </w:rPr>
               <w:t>1</w:t>
             </w:r>
           </w:p>
@@ -3806,6 +5719,11 @@
           </w:tcPr>
           <w:p>
             <w:r>
+              <w:rPr>
+                <w:rFonts w:ascii="Times New Roman" w:hAnsi="Times New Roman" w:eastAsia="Times New Roman"/>
+                <w:color w:val="000000"/>
+                <w:sz w:val="26"/>
+              </w:rPr>
               <w:t>PASS</w:t>
             </w:r>
           </w:p>
@@ -3816,16 +5734,26 @@
           </w:tcPr>
           <w:p>
             <w:r>
-              <w:t>30/08/2026 16:17:36</w:t>
-            </w:r>
-          </w:p>
-        </w:tc>
-        <w:tc>
-          <w:tcPr>
-            <w:tcW w:type="dxa" w:w="1440"/>
-          </w:tcPr>
-          <w:p>
-            <w:r>
+              <w:rPr>
+                <w:rFonts w:ascii="Times New Roman" w:hAnsi="Times New Roman" w:eastAsia="Times New Roman"/>
+                <w:color w:val="000000"/>
+                <w:sz w:val="26"/>
+              </w:rPr>
+              <w:t>06/09/2026 19:14:00</w:t>
+            </w:r>
+          </w:p>
+        </w:tc>
+        <w:tc>
+          <w:tcPr>
+            <w:tcW w:type="dxa" w:w="1440"/>
+          </w:tcPr>
+          <w:p>
+            <w:r>
+              <w:rPr>
+                <w:rFonts w:ascii="Times New Roman" w:hAnsi="Times New Roman" w:eastAsia="Times New Roman"/>
+                <w:color w:val="000000"/>
+                <w:sz w:val="26"/>
+              </w:rPr>
               <w:t>Đảm bảo người dùng đang ở trạng thái chưa đăng nhập</w:t>
             </w:r>
           </w:p>
@@ -3835,7 +5763,13 @@
             <w:tcW w:type="dxa" w:w="1440"/>
           </w:tcPr>
           <w:p>
-            <w:r/>
+            <w:r>
+              <w:rPr>
+                <w:rFonts w:ascii="Times New Roman" w:hAnsi="Times New Roman" w:eastAsia="Times New Roman"/>
+                <w:color w:val="000000"/>
+                <w:sz w:val="26"/>
+              </w:rPr>
+            </w:r>
           </w:p>
         </w:tc>
       </w:tr>
@@ -3846,6 +5780,11 @@
           </w:tcPr>
           <w:p>
             <w:r>
+              <w:rPr>
+                <w:rFonts w:ascii="Times New Roman" w:hAnsi="Times New Roman" w:eastAsia="Times New Roman"/>
+                <w:color w:val="000000"/>
+                <w:sz w:val="26"/>
+              </w:rPr>
               <w:t>TC-BOOKING-009</w:t>
             </w:r>
           </w:p>
@@ -3856,6 +5795,11 @@
           </w:tcPr>
           <w:p>
             <w:r>
+              <w:rPr>
+                <w:rFonts w:ascii="Times New Roman" w:hAnsi="Times New Roman" w:eastAsia="Times New Roman"/>
+                <w:color w:val="000000"/>
+                <w:sz w:val="26"/>
+              </w:rPr>
               <w:t>2</w:t>
             </w:r>
           </w:p>
@@ -3866,6 +5810,11 @@
           </w:tcPr>
           <w:p>
             <w:r>
+              <w:rPr>
+                <w:rFonts w:ascii="Times New Roman" w:hAnsi="Times New Roman" w:eastAsia="Times New Roman"/>
+                <w:color w:val="000000"/>
+                <w:sz w:val="26"/>
+              </w:rPr>
               <w:t>PASS</w:t>
             </w:r>
           </w:p>
@@ -3876,16 +5825,26 @@
           </w:tcPr>
           <w:p>
             <w:r>
-              <w:t>30/08/2026 16:17:36</w:t>
-            </w:r>
-          </w:p>
-        </w:tc>
-        <w:tc>
-          <w:tcPr>
-            <w:tcW w:type="dxa" w:w="1440"/>
-          </w:tcPr>
-          <w:p>
-            <w:r>
+              <w:rPr>
+                <w:rFonts w:ascii="Times New Roman" w:hAnsi="Times New Roman" w:eastAsia="Times New Roman"/>
+                <w:color w:val="000000"/>
+                <w:sz w:val="26"/>
+              </w:rPr>
+              <w:t>06/09/2026 19:14:03</w:t>
+            </w:r>
+          </w:p>
+        </w:tc>
+        <w:tc>
+          <w:tcPr>
+            <w:tcW w:type="dxa" w:w="1440"/>
+          </w:tcPr>
+          <w:p>
+            <w:r>
+              <w:rPr>
+                <w:rFonts w:ascii="Times New Roman" w:hAnsi="Times New Roman" w:eastAsia="Times New Roman"/>
+                <w:color w:val="000000"/>
+                <w:sz w:val="26"/>
+              </w:rPr>
               <w:t>Guest mở trang Bác sĩ thành công</w:t>
             </w:r>
           </w:p>
@@ -3895,7 +5854,13 @@
             <w:tcW w:type="dxa" w:w="1440"/>
           </w:tcPr>
           <w:p>
-            <w:r/>
+            <w:r>
+              <w:rPr>
+                <w:rFonts w:ascii="Times New Roman" w:hAnsi="Times New Roman" w:eastAsia="Times New Roman"/>
+                <w:color w:val="000000"/>
+                <w:sz w:val="26"/>
+              </w:rPr>
+            </w:r>
           </w:p>
         </w:tc>
       </w:tr>
@@ -3906,6 +5871,11 @@
           </w:tcPr>
           <w:p>
             <w:r>
+              <w:rPr>
+                <w:rFonts w:ascii="Times New Roman" w:hAnsi="Times New Roman" w:eastAsia="Times New Roman"/>
+                <w:color w:val="000000"/>
+                <w:sz w:val="26"/>
+              </w:rPr>
               <w:t>TC-BOOKING-009</w:t>
             </w:r>
           </w:p>
@@ -3916,6 +5886,11 @@
           </w:tcPr>
           <w:p>
             <w:r>
+              <w:rPr>
+                <w:rFonts w:ascii="Times New Roman" w:hAnsi="Times New Roman" w:eastAsia="Times New Roman"/>
+                <w:color w:val="000000"/>
+                <w:sz w:val="26"/>
+              </w:rPr>
               <w:t>3</w:t>
             </w:r>
           </w:p>
@@ -3926,6 +5901,11 @@
           </w:tcPr>
           <w:p>
             <w:r>
+              <w:rPr>
+                <w:rFonts w:ascii="Times New Roman" w:hAnsi="Times New Roman" w:eastAsia="Times New Roman"/>
+                <w:color w:val="000000"/>
+                <w:sz w:val="26"/>
+              </w:rPr>
               <w:t>PASS</w:t>
             </w:r>
           </w:p>
@@ -3936,16 +5916,26 @@
           </w:tcPr>
           <w:p>
             <w:r>
-              <w:t>30/08/2026 16:17:36</w:t>
-            </w:r>
-          </w:p>
-        </w:tc>
-        <w:tc>
-          <w:tcPr>
-            <w:tcW w:type="dxa" w:w="1440"/>
-          </w:tcPr>
-          <w:p>
-            <w:r>
+              <w:rPr>
+                <w:rFonts w:ascii="Times New Roman" w:hAnsi="Times New Roman" w:eastAsia="Times New Roman"/>
+                <w:color w:val="000000"/>
+                <w:sz w:val="26"/>
+              </w:rPr>
+              <w:t>06/09/2026 19:14:03</w:t>
+            </w:r>
+          </w:p>
+        </w:tc>
+        <w:tc>
+          <w:tcPr>
+            <w:tcW w:type="dxa" w:w="1440"/>
+          </w:tcPr>
+          <w:p>
+            <w:r>
+              <w:rPr>
+                <w:rFonts w:ascii="Times New Roman" w:hAnsi="Times New Roman" w:eastAsia="Times New Roman"/>
+                <w:color w:val="000000"/>
+                <w:sz w:val="26"/>
+              </w:rPr>
               <w:t>Chọn bác sĩ Tran Binh để thực hiện đặt lịch</w:t>
             </w:r>
           </w:p>
@@ -3955,7 +5945,13 @@
             <w:tcW w:type="dxa" w:w="1440"/>
           </w:tcPr>
           <w:p>
-            <w:r/>
+            <w:r>
+              <w:rPr>
+                <w:rFonts w:ascii="Times New Roman" w:hAnsi="Times New Roman" w:eastAsia="Times New Roman"/>
+                <w:color w:val="000000"/>
+                <w:sz w:val="26"/>
+              </w:rPr>
+            </w:r>
           </w:p>
         </w:tc>
       </w:tr>
@@ -3966,6 +5962,11 @@
           </w:tcPr>
           <w:p>
             <w:r>
+              <w:rPr>
+                <w:rFonts w:ascii="Times New Roman" w:hAnsi="Times New Roman" w:eastAsia="Times New Roman"/>
+                <w:color w:val="000000"/>
+                <w:sz w:val="26"/>
+              </w:rPr>
               <w:t>TC-BOOKING-009</w:t>
             </w:r>
           </w:p>
@@ -3976,6 +5977,11 @@
           </w:tcPr>
           <w:p>
             <w:r>
+              <w:rPr>
+                <w:rFonts w:ascii="Times New Roman" w:hAnsi="Times New Roman" w:eastAsia="Times New Roman"/>
+                <w:color w:val="000000"/>
+                <w:sz w:val="26"/>
+              </w:rPr>
               <w:t>4</w:t>
             </w:r>
           </w:p>
@@ -3986,6 +5992,11 @@
           </w:tcPr>
           <w:p>
             <w:r>
+              <w:rPr>
+                <w:rFonts w:ascii="Times New Roman" w:hAnsi="Times New Roman" w:eastAsia="Times New Roman"/>
+                <w:color w:val="000000"/>
+                <w:sz w:val="26"/>
+              </w:rPr>
               <w:t>PASS</w:t>
             </w:r>
           </w:p>
@@ -3996,16 +6007,26 @@
           </w:tcPr>
           <w:p>
             <w:r>
-              <w:t>30/08/2026 16:17:40</w:t>
-            </w:r>
-          </w:p>
-        </w:tc>
-        <w:tc>
-          <w:tcPr>
-            <w:tcW w:type="dxa" w:w="1440"/>
-          </w:tcPr>
-          <w:p>
-            <w:r>
+              <w:rPr>
+                <w:rFonts w:ascii="Times New Roman" w:hAnsi="Times New Roman" w:eastAsia="Times New Roman"/>
+                <w:color w:val="000000"/>
+                <w:sz w:val="26"/>
+              </w:rPr>
+              <w:t>06/09/2026 19:14:03</w:t>
+            </w:r>
+          </w:p>
+        </w:tc>
+        <w:tc>
+          <w:tcPr>
+            <w:tcW w:type="dxa" w:w="1440"/>
+          </w:tcPr>
+          <w:p>
+            <w:r>
+              <w:rPr>
+                <w:rFonts w:ascii="Times New Roman" w:hAnsi="Times New Roman" w:eastAsia="Times New Roman"/>
+                <w:color w:val="000000"/>
+                <w:sz w:val="26"/>
+              </w:rPr>
               <w:t>Guest nhấn nút Đặt lịch hẹn</w:t>
             </w:r>
           </w:p>
@@ -4015,7 +6036,13 @@
             <w:tcW w:type="dxa" w:w="1440"/>
           </w:tcPr>
           <w:p>
-            <w:r/>
+            <w:r>
+              <w:rPr>
+                <w:rFonts w:ascii="Times New Roman" w:hAnsi="Times New Roman" w:eastAsia="Times New Roman"/>
+                <w:color w:val="000000"/>
+                <w:sz w:val="26"/>
+              </w:rPr>
+            </w:r>
           </w:p>
         </w:tc>
       </w:tr>
@@ -4026,6 +6053,11 @@
           </w:tcPr>
           <w:p>
             <w:r>
+              <w:rPr>
+                <w:rFonts w:ascii="Times New Roman" w:hAnsi="Times New Roman" w:eastAsia="Times New Roman"/>
+                <w:color w:val="000000"/>
+                <w:sz w:val="26"/>
+              </w:rPr>
               <w:t>TC-BOOKING-009</w:t>
             </w:r>
           </w:p>
@@ -4036,6 +6068,11 @@
           </w:tcPr>
           <w:p>
             <w:r>
+              <w:rPr>
+                <w:rFonts w:ascii="Times New Roman" w:hAnsi="Times New Roman" w:eastAsia="Times New Roman"/>
+                <w:color w:val="000000"/>
+                <w:sz w:val="26"/>
+              </w:rPr>
               <w:t>5</w:t>
             </w:r>
           </w:p>
@@ -4046,6 +6083,11 @@
           </w:tcPr>
           <w:p>
             <w:r>
+              <w:rPr>
+                <w:rFonts w:ascii="Times New Roman" w:hAnsi="Times New Roman" w:eastAsia="Times New Roman"/>
+                <w:color w:val="000000"/>
+                <w:sz w:val="26"/>
+              </w:rPr>
               <w:t>XFAIL</w:t>
             </w:r>
           </w:p>
@@ -4056,16 +6098,26 @@
           </w:tcPr>
           <w:p>
             <w:r>
-              <w:t>30/08/2026 16:17:40</w:t>
-            </w:r>
-          </w:p>
-        </w:tc>
-        <w:tc>
-          <w:tcPr>
-            <w:tcW w:type="dxa" w:w="1440"/>
-          </w:tcPr>
-          <w:p>
-            <w:r>
+              <w:rPr>
+                <w:rFonts w:ascii="Times New Roman" w:hAnsi="Times New Roman" w:eastAsia="Times New Roman"/>
+                <w:color w:val="000000"/>
+                <w:sz w:val="26"/>
+              </w:rPr>
+              <w:t>06/09/2026 19:14:03</w:t>
+            </w:r>
+          </w:p>
+        </w:tc>
+        <w:tc>
+          <w:tcPr>
+            <w:tcW w:type="dxa" w:w="1440"/>
+          </w:tcPr>
+          <w:p>
+            <w:r>
+              <w:rPr>
+                <w:rFonts w:ascii="Times New Roman" w:hAnsi="Times New Roman" w:eastAsia="Times New Roman"/>
+                <w:color w:val="000000"/>
+                <w:sz w:val="26"/>
+              </w:rPr>
               <w:t>Guest không được chuyển đến trang đăng nhập</w:t>
             </w:r>
           </w:p>
@@ -4076,7 +6128,104 @@
           </w:tcPr>
           <w:p>
             <w:r>
+              <w:rPr>
+                <w:rFonts w:ascii="Times New Roman" w:hAnsi="Times New Roman" w:eastAsia="Times New Roman"/>
+                <w:color w:val="000000"/>
+                <w:sz w:val="26"/>
+              </w:rPr>
               <w:t>Expected URL chứa /login | Actual: http://localhost:3000/booking?doctorId=1 | Known bug: Guest vẫn truy cập được trang Đặt lịch</w:t>
+            </w:r>
+          </w:p>
+        </w:tc>
+      </w:tr>
+      <w:tr>
+        <w:tc>
+          <w:tcPr>
+            <w:tcW w:type="dxa" w:w="1440"/>
+          </w:tcPr>
+          <w:p>
+            <w:r>
+              <w:rPr>
+                <w:rFonts w:ascii="Times New Roman" w:hAnsi="Times New Roman" w:eastAsia="Times New Roman"/>
+                <w:color w:val="000000"/>
+                <w:sz w:val="26"/>
+              </w:rPr>
+              <w:t>TC-BOOKING-009</w:t>
+            </w:r>
+          </w:p>
+        </w:tc>
+        <w:tc>
+          <w:tcPr>
+            <w:tcW w:type="dxa" w:w="1440"/>
+          </w:tcPr>
+          <w:p>
+            <w:r>
+              <w:rPr>
+                <w:rFonts w:ascii="Times New Roman" w:hAnsi="Times New Roman" w:eastAsia="Times New Roman"/>
+                <w:color w:val="000000"/>
+                <w:sz w:val="26"/>
+              </w:rPr>
+              <w:t>5</w:t>
+            </w:r>
+          </w:p>
+        </w:tc>
+        <w:tc>
+          <w:tcPr>
+            <w:tcW w:type="dxa" w:w="1440"/>
+          </w:tcPr>
+          <w:p>
+            <w:r>
+              <w:rPr>
+                <w:rFonts w:ascii="Times New Roman" w:hAnsi="Times New Roman" w:eastAsia="Times New Roman"/>
+                <w:color w:val="000000"/>
+                <w:sz w:val="26"/>
+              </w:rPr>
+              <w:t>XFAIL</w:t>
+            </w:r>
+          </w:p>
+        </w:tc>
+        <w:tc>
+          <w:tcPr>
+            <w:tcW w:type="dxa" w:w="1440"/>
+          </w:tcPr>
+          <w:p>
+            <w:r>
+              <w:rPr>
+                <w:rFonts w:ascii="Times New Roman" w:hAnsi="Times New Roman" w:eastAsia="Times New Roman"/>
+                <w:color w:val="000000"/>
+                <w:sz w:val="26"/>
+              </w:rPr>
+              <w:t>06/09/2026 19:14:03</w:t>
+            </w:r>
+          </w:p>
+        </w:tc>
+        <w:tc>
+          <w:tcPr>
+            <w:tcW w:type="dxa" w:w="1440"/>
+          </w:tcPr>
+          <w:p>
+            <w:r>
+              <w:rPr>
+                <w:rFonts w:ascii="Times New Roman" w:hAnsi="Times New Roman" w:eastAsia="Times New Roman"/>
+                <w:color w:val="000000"/>
+                <w:sz w:val="26"/>
+              </w:rPr>
+              <w:t>Known bug - Step không đạt Expected Result</w:t>
+            </w:r>
+          </w:p>
+        </w:tc>
+        <w:tc>
+          <w:tcPr>
+            <w:tcW w:type="dxa" w:w="1440"/>
+          </w:tcPr>
+          <w:p>
+            <w:r>
+              <w:rPr>
+                <w:rFonts w:ascii="Times New Roman" w:hAnsi="Times New Roman" w:eastAsia="Times New Roman"/>
+                <w:color w:val="000000"/>
+                <w:sz w:val="26"/>
+              </w:rPr>
+              <w:t>KNOWN BUG - TC-BOOKING-009 | STEP 5 | Guest chưa đăng nhập vẫn truy cập được trang Đặt lịch. Actual URL: http://localhost:3000/booking?doctorId=1</w:t>
             </w:r>
           </w:p>
         </w:tc>
@@ -4455,6 +6604,11 @@
     <w:name w:val="Normal"/>
     <w:qFormat/>
     <w:rsid w:val="00FC693F"/>
+    <w:rPr>
+      <w:rFonts w:ascii="Times New Roman" w:hAnsi="Times New Roman" w:eastAsia="Times New Roman"/>
+      <w:color w:val="000000"/>
+      <w:sz w:val="26"/>
+    </w:rPr>
   </w:style>
   <w:style w:type="paragraph" w:styleId="Header">
     <w:name w:val="header"/>

--- a/Selenium_WebDriver/reports/Booking_Test_Report.docx
+++ b/Selenium_WebDriver/reports/Booking_Test_Report.docx
@@ -28,7 +28,7 @@
           <w:color w:val="000000"/>
           <w:sz w:val="26"/>
         </w:rPr>
-        <w:t>Thời gian tạo báo cáo: 06/09/2026 19:42:37</w:t>
+        <w:t>Thời gian tạo báo cáo: 07/09/2026 19:12:18</w:t>
       </w:r>
     </w:p>
     <w:p/>
@@ -410,22 +410,22 @@
                 <w:color w:val="000000"/>
                 <w:sz w:val="26"/>
               </w:rPr>
-              <w:t>06/09/2026 19:12:18</w:t>
-            </w:r>
-          </w:p>
-        </w:tc>
-        <w:tc>
-          <w:tcPr>
-            <w:tcW w:type="dxa" w:w="1440"/>
-          </w:tcPr>
-          <w:p>
-            <w:r>
-              <w:rPr>
-                <w:rFonts w:ascii="Times New Roman" w:hAnsi="Times New Roman" w:eastAsia="Times New Roman"/>
-                <w:color w:val="000000"/>
-                <w:sz w:val="26"/>
-              </w:rPr>
-              <w:t>14.35</w:t>
+              <w:t>07/09/2026 18:54:24</w:t>
+            </w:r>
+          </w:p>
+        </w:tc>
+        <w:tc>
+          <w:tcPr>
+            <w:tcW w:type="dxa" w:w="1440"/>
+          </w:tcPr>
+          <w:p>
+            <w:r>
+              <w:rPr>
+                <w:rFonts w:ascii="Times New Roman" w:hAnsi="Times New Roman" w:eastAsia="Times New Roman"/>
+                <w:color w:val="000000"/>
+                <w:sz w:val="26"/>
+              </w:rPr>
+              <w:t>5.40</w:t>
             </w:r>
           </w:p>
         </w:tc>
@@ -500,22 +500,22 @@
                 <w:color w:val="000000"/>
                 <w:sz w:val="26"/>
               </w:rPr>
-              <w:t>06/09/2026 19:12:27</w:t>
-            </w:r>
-          </w:p>
-        </w:tc>
-        <w:tc>
-          <w:tcPr>
-            <w:tcW w:type="dxa" w:w="1440"/>
-          </w:tcPr>
-          <w:p>
-            <w:r>
-              <w:rPr>
-                <w:rFonts w:ascii="Times New Roman" w:hAnsi="Times New Roman" w:eastAsia="Times New Roman"/>
-                <w:color w:val="000000"/>
-                <w:sz w:val="26"/>
-              </w:rPr>
-              <w:t>5.22</w:t>
+              <w:t>07/09/2026 18:54:32</w:t>
+            </w:r>
+          </w:p>
+        </w:tc>
+        <w:tc>
+          <w:tcPr>
+            <w:tcW w:type="dxa" w:w="1440"/>
+          </w:tcPr>
+          <w:p>
+            <w:r>
+              <w:rPr>
+                <w:rFonts w:ascii="Times New Roman" w:hAnsi="Times New Roman" w:eastAsia="Times New Roman"/>
+                <w:color w:val="000000"/>
+                <w:sz w:val="26"/>
+              </w:rPr>
+              <w:t>4.79</w:t>
             </w:r>
           </w:p>
         </w:tc>
@@ -590,22 +590,22 @@
                 <w:color w:val="000000"/>
                 <w:sz w:val="26"/>
               </w:rPr>
-              <w:t>06/09/2026 19:12:37</w:t>
-            </w:r>
-          </w:p>
-        </w:tc>
-        <w:tc>
-          <w:tcPr>
-            <w:tcW w:type="dxa" w:w="1440"/>
-          </w:tcPr>
-          <w:p>
-            <w:r>
-              <w:rPr>
-                <w:rFonts w:ascii="Times New Roman" w:hAnsi="Times New Roman" w:eastAsia="Times New Roman"/>
-                <w:color w:val="000000"/>
-                <w:sz w:val="26"/>
-              </w:rPr>
-              <w:t>7.11</w:t>
+              <w:t>07/09/2026 18:54:40</w:t>
+            </w:r>
+          </w:p>
+        </w:tc>
+        <w:tc>
+          <w:tcPr>
+            <w:tcW w:type="dxa" w:w="1440"/>
+          </w:tcPr>
+          <w:p>
+            <w:r>
+              <w:rPr>
+                <w:rFonts w:ascii="Times New Roman" w:hAnsi="Times New Roman" w:eastAsia="Times New Roman"/>
+                <w:color w:val="000000"/>
+                <w:sz w:val="26"/>
+              </w:rPr>
+              <w:t>5.13</w:t>
             </w:r>
           </w:p>
         </w:tc>
@@ -680,22 +680,22 @@
                 <w:color w:val="000000"/>
                 <w:sz w:val="26"/>
               </w:rPr>
-              <w:t>06/09/2026 19:12:54</w:t>
-            </w:r>
-          </w:p>
-        </w:tc>
-        <w:tc>
-          <w:tcPr>
-            <w:tcW w:type="dxa" w:w="1440"/>
-          </w:tcPr>
-          <w:p>
-            <w:r>
-              <w:rPr>
-                <w:rFonts w:ascii="Times New Roman" w:hAnsi="Times New Roman" w:eastAsia="Times New Roman"/>
-                <w:color w:val="000000"/>
-                <w:sz w:val="26"/>
-              </w:rPr>
-              <w:t>13.14</w:t>
+              <w:t>07/09/2026 18:54:49</w:t>
+            </w:r>
+          </w:p>
+        </w:tc>
+        <w:tc>
+          <w:tcPr>
+            <w:tcW w:type="dxa" w:w="1440"/>
+          </w:tcPr>
+          <w:p>
+            <w:r>
+              <w:rPr>
+                <w:rFonts w:ascii="Times New Roman" w:hAnsi="Times New Roman" w:eastAsia="Times New Roman"/>
+                <w:color w:val="000000"/>
+                <w:sz w:val="26"/>
+              </w:rPr>
+              <w:t>5.27</w:t>
             </w:r>
           </w:p>
         </w:tc>
@@ -770,22 +770,22 @@
                 <w:color w:val="000000"/>
                 <w:sz w:val="26"/>
               </w:rPr>
-              <w:t>06/09/2026 19:13:06</w:t>
-            </w:r>
-          </w:p>
-        </w:tc>
-        <w:tc>
-          <w:tcPr>
-            <w:tcW w:type="dxa" w:w="1440"/>
-          </w:tcPr>
-          <w:p>
-            <w:r>
-              <w:rPr>
-                <w:rFonts w:ascii="Times New Roman" w:hAnsi="Times New Roman" w:eastAsia="Times New Roman"/>
-                <w:color w:val="000000"/>
-                <w:sz w:val="26"/>
-              </w:rPr>
-              <w:t>9.03</w:t>
+              <w:t>07/09/2026 18:54:57</w:t>
+            </w:r>
+          </w:p>
+        </w:tc>
+        <w:tc>
+          <w:tcPr>
+            <w:tcW w:type="dxa" w:w="1440"/>
+          </w:tcPr>
+          <w:p>
+            <w:r>
+              <w:rPr>
+                <w:rFonts w:ascii="Times New Roman" w:hAnsi="Times New Roman" w:eastAsia="Times New Roman"/>
+                <w:color w:val="000000"/>
+                <w:sz w:val="26"/>
+              </w:rPr>
+              <w:t>5.12</w:t>
             </w:r>
           </w:p>
         </w:tc>
@@ -860,22 +860,22 @@
                 <w:color w:val="000000"/>
                 <w:sz w:val="26"/>
               </w:rPr>
-              <w:t>06/09/2026 19:13:22</w:t>
-            </w:r>
-          </w:p>
-        </w:tc>
-        <w:tc>
-          <w:tcPr>
-            <w:tcW w:type="dxa" w:w="1440"/>
-          </w:tcPr>
-          <w:p>
-            <w:r>
-              <w:rPr>
-                <w:rFonts w:ascii="Times New Roman" w:hAnsi="Times New Roman" w:eastAsia="Times New Roman"/>
-                <w:color w:val="000000"/>
-                <w:sz w:val="26"/>
-              </w:rPr>
-              <w:t>13.12</w:t>
+              <w:t>07/09/2026 18:55:06</w:t>
+            </w:r>
+          </w:p>
+        </w:tc>
+        <w:tc>
+          <w:tcPr>
+            <w:tcW w:type="dxa" w:w="1440"/>
+          </w:tcPr>
+          <w:p>
+            <w:r>
+              <w:rPr>
+                <w:rFonts w:ascii="Times New Roman" w:hAnsi="Times New Roman" w:eastAsia="Times New Roman"/>
+                <w:color w:val="000000"/>
+                <w:sz w:val="26"/>
+              </w:rPr>
+              <w:t>5.17</w:t>
             </w:r>
           </w:p>
         </w:tc>
@@ -950,22 +950,22 @@
                 <w:color w:val="000000"/>
                 <w:sz w:val="26"/>
               </w:rPr>
-              <w:t>06/09/2026 19:13:39</w:t>
-            </w:r>
-          </w:p>
-        </w:tc>
-        <w:tc>
-          <w:tcPr>
-            <w:tcW w:type="dxa" w:w="1440"/>
-          </w:tcPr>
-          <w:p>
-            <w:r>
-              <w:rPr>
-                <w:rFonts w:ascii="Times New Roman" w:hAnsi="Times New Roman" w:eastAsia="Times New Roman"/>
-                <w:color w:val="000000"/>
-                <w:sz w:val="26"/>
-              </w:rPr>
-              <w:t>13.20</w:t>
+              <w:t>07/09/2026 18:55:14</w:t>
+            </w:r>
+          </w:p>
+        </w:tc>
+        <w:tc>
+          <w:tcPr>
+            <w:tcW w:type="dxa" w:w="1440"/>
+          </w:tcPr>
+          <w:p>
+            <w:r>
+              <w:rPr>
+                <w:rFonts w:ascii="Times New Roman" w:hAnsi="Times New Roman" w:eastAsia="Times New Roman"/>
+                <w:color w:val="000000"/>
+                <w:sz w:val="26"/>
+              </w:rPr>
+              <w:t>5.32</w:t>
             </w:r>
           </w:p>
         </w:tc>
@@ -1040,22 +1040,22 @@
                 <w:color w:val="000000"/>
                 <w:sz w:val="26"/>
               </w:rPr>
-              <w:t>06/09/2026 19:13:56</w:t>
-            </w:r>
-          </w:p>
-        </w:tc>
-        <w:tc>
-          <w:tcPr>
-            <w:tcW w:type="dxa" w:w="1440"/>
-          </w:tcPr>
-          <w:p>
-            <w:r>
-              <w:rPr>
-                <w:rFonts w:ascii="Times New Roman" w:hAnsi="Times New Roman" w:eastAsia="Times New Roman"/>
-                <w:color w:val="000000"/>
-                <w:sz w:val="26"/>
-              </w:rPr>
-              <w:t>13.17</w:t>
+              <w:t>07/09/2026 18:55:23</w:t>
+            </w:r>
+          </w:p>
+        </w:tc>
+        <w:tc>
+          <w:tcPr>
+            <w:tcW w:type="dxa" w:w="1440"/>
+          </w:tcPr>
+          <w:p>
+            <w:r>
+              <w:rPr>
+                <w:rFonts w:ascii="Times New Roman" w:hAnsi="Times New Roman" w:eastAsia="Times New Roman"/>
+                <w:color w:val="000000"/>
+                <w:sz w:val="26"/>
+              </w:rPr>
+              <w:t>5.20</w:t>
             </w:r>
           </w:p>
         </w:tc>
@@ -1130,7 +1130,7 @@
                 <w:color w:val="000000"/>
                 <w:sz w:val="26"/>
               </w:rPr>
-              <w:t>06/09/2026 19:14:03</w:t>
+              <w:t>07/09/2026 18:55:31</w:t>
             </w:r>
           </w:p>
         </w:tc>
@@ -1174,7 +1174,7 @@
                 <w:color w:val="000000"/>
                 <w:sz w:val="26"/>
               </w:rPr>
-              <w:t>KNOWN BUG - TC-BOOKING-009 | STEP 5 | Guest chưa đăng nhập vẫn truy cập được trang Đặt lịch. Actual URL: http://localhost:3000/booking?doctorId=1 | KNOWN BUG - TC-BOOKING-009 | STEP 5 | Guest chưa đăng nhập vẫn truy cập được trang Đặt lịch. Actual URL: http://localhost:3000/booking?doctorId=1</w:t>
+              <w:t>KNOWN BUG - TC-BOOKING-009 | STEP 5 | Guest chưa đăng nhập vẫn truy cập được trang Đặt lịch. Actual URL: http://localhost:3000/booking?doctorId=1</w:t>
             </w:r>
           </w:p>
         </w:tc>
@@ -1357,7 +1357,7 @@
                 <w:color w:val="000000"/>
                 <w:sz w:val="26"/>
               </w:rPr>
-              <w:t>06/09/2026 19:12:06</w:t>
+              <w:t>07/09/2026 18:54:20</w:t>
             </w:r>
           </w:p>
         </w:tc>
@@ -1448,7 +1448,7 @@
                 <w:color w:val="000000"/>
                 <w:sz w:val="26"/>
               </w:rPr>
-              <w:t>06/09/2026 19:12:09</w:t>
+              <w:t>07/09/2026 18:54:23</w:t>
             </w:r>
           </w:p>
         </w:tc>
@@ -1539,7 +1539,7 @@
                 <w:color w:val="000000"/>
                 <w:sz w:val="26"/>
               </w:rPr>
-              <w:t>06/09/2026 19:12:09</w:t>
+              <w:t>07/09/2026 18:54:23</w:t>
             </w:r>
           </w:p>
         </w:tc>
@@ -1630,22 +1630,22 @@
                 <w:color w:val="000000"/>
                 <w:sz w:val="26"/>
               </w:rPr>
-              <w:t>06/09/2026 19:12:13</w:t>
-            </w:r>
-          </w:p>
-        </w:tc>
-        <w:tc>
-          <w:tcPr>
-            <w:tcW w:type="dxa" w:w="1440"/>
-          </w:tcPr>
-          <w:p>
-            <w:r>
-              <w:rPr>
-                <w:rFonts w:ascii="Times New Roman" w:hAnsi="Times New Roman" w:eastAsia="Times New Roman"/>
-                <w:color w:val="000000"/>
-                <w:sz w:val="26"/>
-              </w:rPr>
-              <w:t>Chọn ngày 13/09/2026 và giờ 08:30 thành công</w:t>
+              <w:t>07/09/2026 18:54:24</w:t>
+            </w:r>
+          </w:p>
+        </w:tc>
+        <w:tc>
+          <w:tcPr>
+            <w:tcW w:type="dxa" w:w="1440"/>
+          </w:tcPr>
+          <w:p>
+            <w:r>
+              <w:rPr>
+                <w:rFonts w:ascii="Times New Roman" w:hAnsi="Times New Roman" w:eastAsia="Times New Roman"/>
+                <w:color w:val="000000"/>
+                <w:sz w:val="26"/>
+              </w:rPr>
+              <w:t>Chọn ngày 19/09/2026 và giờ 08:00 thành công</w:t>
             </w:r>
           </w:p>
         </w:tc>
@@ -1721,7 +1721,7 @@
                 <w:color w:val="000000"/>
                 <w:sz w:val="26"/>
               </w:rPr>
-              <w:t>06/09/2026 19:12:16</w:t>
+              <w:t>07/09/2026 18:54:24</w:t>
             </w:r>
           </w:p>
         </w:tc>
@@ -1812,7 +1812,7 @@
                 <w:color w:val="000000"/>
                 <w:sz w:val="26"/>
               </w:rPr>
-              <w:t>06/09/2026 19:12:18</w:t>
+              <w:t>07/09/2026 18:54:24</w:t>
             </w:r>
           </w:p>
         </w:tc>
@@ -1842,7 +1842,7 @@
                 <w:color w:val="000000"/>
                 <w:sz w:val="26"/>
               </w:rPr>
-              <w:t>Appointment ID: 480 | Status: pending</w:t>
+              <w:t>Appointment ID: 647 | Status: pending</w:t>
             </w:r>
           </w:p>
         </w:tc>
@@ -1904,7 +1904,7 @@
                 <w:color w:val="000000"/>
                 <w:sz w:val="26"/>
               </w:rPr>
-              <w:t>06/09/2026 19:12:24</w:t>
+              <w:t>07/09/2026 18:54:29</w:t>
             </w:r>
           </w:p>
         </w:tc>
@@ -1995,7 +1995,7 @@
                 <w:color w:val="000000"/>
                 <w:sz w:val="26"/>
               </w:rPr>
-              <w:t>06/09/2026 19:12:27</w:t>
+              <w:t>07/09/2026 18:54:32</w:t>
             </w:r>
           </w:p>
         </w:tc>
@@ -2086,7 +2086,7 @@
                 <w:color w:val="000000"/>
                 <w:sz w:val="26"/>
               </w:rPr>
-              <w:t>06/09/2026 19:12:27</w:t>
+              <w:t>07/09/2026 18:54:32</w:t>
             </w:r>
           </w:p>
         </w:tc>
@@ -2177,7 +2177,7 @@
                 <w:color w:val="000000"/>
                 <w:sz w:val="26"/>
               </w:rPr>
-              <w:t>06/09/2026 19:12:27</w:t>
+              <w:t>07/09/2026 18:54:32</w:t>
             </w:r>
           </w:p>
         </w:tc>
@@ -2269,7 +2269,7 @@
                 <w:color w:val="000000"/>
                 <w:sz w:val="26"/>
               </w:rPr>
-              <w:t>06/09/2026 19:12:27</w:t>
+              <w:t>07/09/2026 18:54:32</w:t>
             </w:r>
           </w:p>
         </w:tc>
@@ -2360,7 +2360,7 @@
                 <w:color w:val="000000"/>
                 <w:sz w:val="26"/>
               </w:rPr>
-              <w:t>06/09/2026 19:12:27</w:t>
+              <w:t>07/09/2026 18:54:32</w:t>
             </w:r>
           </w:p>
         </w:tc>
@@ -2452,7 +2452,7 @@
                 <w:color w:val="000000"/>
                 <w:sz w:val="26"/>
               </w:rPr>
-              <w:t>06/09/2026 19:12:32</w:t>
+              <w:t>07/09/2026 18:54:37</w:t>
             </w:r>
           </w:p>
         </w:tc>
@@ -2543,7 +2543,7 @@
                 <w:color w:val="000000"/>
                 <w:sz w:val="26"/>
               </w:rPr>
-              <w:t>06/09/2026 19:12:35</w:t>
+              <w:t>07/09/2026 18:54:40</w:t>
             </w:r>
           </w:p>
         </w:tc>
@@ -2634,22 +2634,22 @@
                 <w:color w:val="000000"/>
                 <w:sz w:val="26"/>
               </w:rPr>
-              <w:t>06/09/2026 19:12:37</w:t>
-            </w:r>
-          </w:p>
-        </w:tc>
-        <w:tc>
-          <w:tcPr>
-            <w:tcW w:type="dxa" w:w="1440"/>
-          </w:tcPr>
-          <w:p>
-            <w:r>
-              <w:rPr>
-                <w:rFonts w:ascii="Times New Roman" w:hAnsi="Times New Roman" w:eastAsia="Times New Roman"/>
-                <w:color w:val="000000"/>
-                <w:sz w:val="26"/>
-              </w:rPr>
-              <w:t>Chọn ngày bác sĩ có lịch làm việc: 13/09/2026</w:t>
+              <w:t>07/09/2026 18:54:40</w:t>
+            </w:r>
+          </w:p>
+        </w:tc>
+        <w:tc>
+          <w:tcPr>
+            <w:tcW w:type="dxa" w:w="1440"/>
+          </w:tcPr>
+          <w:p>
+            <w:r>
+              <w:rPr>
+                <w:rFonts w:ascii="Times New Roman" w:hAnsi="Times New Roman" w:eastAsia="Times New Roman"/>
+                <w:color w:val="000000"/>
+                <w:sz w:val="26"/>
+              </w:rPr>
+              <w:t>Chọn ngày bác sĩ có lịch làm việc: 19/09/2026</w:t>
             </w:r>
           </w:p>
         </w:tc>
@@ -2725,7 +2725,7 @@
                 <w:color w:val="000000"/>
                 <w:sz w:val="26"/>
               </w:rPr>
-              <w:t>06/09/2026 19:12:37</w:t>
+              <w:t>07/09/2026 18:54:40</w:t>
             </w:r>
           </w:p>
         </w:tc>
@@ -2816,7 +2816,7 @@
                 <w:color w:val="000000"/>
                 <w:sz w:val="26"/>
               </w:rPr>
-              <w:t>06/09/2026 19:12:37</w:t>
+              <w:t>07/09/2026 18:54:40</w:t>
             </w:r>
           </w:p>
         </w:tc>
@@ -2907,7 +2907,7 @@
                 <w:color w:val="000000"/>
                 <w:sz w:val="26"/>
               </w:rPr>
-              <w:t>06/09/2026 19:12:37</w:t>
+              <w:t>07/09/2026 18:54:40</w:t>
             </w:r>
           </w:p>
         </w:tc>
@@ -2999,7 +2999,7 @@
                 <w:color w:val="000000"/>
                 <w:sz w:val="26"/>
               </w:rPr>
-              <w:t>06/09/2026 19:12:42</w:t>
+              <w:t>07/09/2026 18:54:45</w:t>
             </w:r>
           </w:p>
         </w:tc>
@@ -3090,7 +3090,7 @@
                 <w:color w:val="000000"/>
                 <w:sz w:val="26"/>
               </w:rPr>
-              <w:t>06/09/2026 19:12:46</w:t>
+              <w:t>07/09/2026 18:54:48</w:t>
             </w:r>
           </w:p>
         </w:tc>
@@ -3181,22 +3181,22 @@
                 <w:color w:val="000000"/>
                 <w:sz w:val="26"/>
               </w:rPr>
-              <w:t>06/09/2026 19:12:49</w:t>
-            </w:r>
-          </w:p>
-        </w:tc>
-        <w:tc>
-          <w:tcPr>
-            <w:tcW w:type="dxa" w:w="1440"/>
-          </w:tcPr>
-          <w:p>
-            <w:r>
-              <w:rPr>
-                <w:rFonts w:ascii="Times New Roman" w:hAnsi="Times New Roman" w:eastAsia="Times New Roman"/>
-                <w:color w:val="000000"/>
-                <w:sz w:val="26"/>
-              </w:rPr>
-              <w:t>Chọn ngày 13/09/2026 và giờ 08:30 hợp lệ</w:t>
+              <w:t>07/09/2026 18:54:49</w:t>
+            </w:r>
+          </w:p>
+        </w:tc>
+        <w:tc>
+          <w:tcPr>
+            <w:tcW w:type="dxa" w:w="1440"/>
+          </w:tcPr>
+          <w:p>
+            <w:r>
+              <w:rPr>
+                <w:rFonts w:ascii="Times New Roman" w:hAnsi="Times New Roman" w:eastAsia="Times New Roman"/>
+                <w:color w:val="000000"/>
+                <w:sz w:val="26"/>
+              </w:rPr>
+              <w:t>Chọn ngày 19/09/2026 và giờ 08:00 hợp lệ</w:t>
             </w:r>
           </w:p>
         </w:tc>
@@ -3272,7 +3272,7 @@
                 <w:color w:val="000000"/>
                 <w:sz w:val="26"/>
               </w:rPr>
-              <w:t>06/09/2026 19:12:49</w:t>
+              <w:t>07/09/2026 18:54:49</w:t>
             </w:r>
           </w:p>
         </w:tc>
@@ -3363,7 +3363,7 @@
                 <w:color w:val="000000"/>
                 <w:sz w:val="26"/>
               </w:rPr>
-              <w:t>06/09/2026 19:12:52</w:t>
+              <w:t>07/09/2026 18:54:49</w:t>
             </w:r>
           </w:p>
         </w:tc>
@@ -3454,7 +3454,7 @@
                 <w:color w:val="000000"/>
                 <w:sz w:val="26"/>
               </w:rPr>
-              <w:t>06/09/2026 19:12:54</w:t>
+              <w:t>07/09/2026 18:54:49</w:t>
             </w:r>
           </w:p>
         </w:tc>
@@ -3546,7 +3546,7 @@
                 <w:color w:val="000000"/>
                 <w:sz w:val="26"/>
               </w:rPr>
-              <w:t>06/09/2026 19:12:59</w:t>
+              <w:t>07/09/2026 18:54:54</w:t>
             </w:r>
           </w:p>
         </w:tc>
@@ -3637,7 +3637,7 @@
                 <w:color w:val="000000"/>
                 <w:sz w:val="26"/>
               </w:rPr>
-              <w:t>06/09/2026 19:13:02</w:t>
+              <w:t>07/09/2026 18:54:57</w:t>
             </w:r>
           </w:p>
         </w:tc>
@@ -3728,22 +3728,22 @@
                 <w:color w:val="000000"/>
                 <w:sz w:val="26"/>
               </w:rPr>
-              <w:t>06/09/2026 19:13:04</w:t>
-            </w:r>
-          </w:p>
-        </w:tc>
-        <w:tc>
-          <w:tcPr>
-            <w:tcW w:type="dxa" w:w="1440"/>
-          </w:tcPr>
-          <w:p>
-            <w:r>
-              <w:rPr>
-                <w:rFonts w:ascii="Times New Roman" w:hAnsi="Times New Roman" w:eastAsia="Times New Roman"/>
-                <w:color w:val="000000"/>
-                <w:sz w:val="26"/>
-              </w:rPr>
-              <w:t>Chọn ngày bác sĩ không có lịch làm việc: 05/11/2026</w:t>
+              <w:t>07/09/2026 18:54:57</w:t>
+            </w:r>
+          </w:p>
+        </w:tc>
+        <w:tc>
+          <w:tcPr>
+            <w:tcW w:type="dxa" w:w="1440"/>
+          </w:tcPr>
+          <w:p>
+            <w:r>
+              <w:rPr>
+                <w:rFonts w:ascii="Times New Roman" w:hAnsi="Times New Roman" w:eastAsia="Times New Roman"/>
+                <w:color w:val="000000"/>
+                <w:sz w:val="26"/>
+              </w:rPr>
+              <w:t>Chọn ngày bác sĩ không có lịch làm việc: 06/11/2026</w:t>
             </w:r>
           </w:p>
         </w:tc>
@@ -3819,7 +3819,7 @@
                 <w:color w:val="000000"/>
                 <w:sz w:val="26"/>
               </w:rPr>
-              <w:t>06/09/2026 19:13:05</w:t>
+              <w:t>07/09/2026 18:54:57</w:t>
             </w:r>
           </w:p>
         </w:tc>
@@ -3911,7 +3911,7 @@
                 <w:color w:val="000000"/>
                 <w:sz w:val="26"/>
               </w:rPr>
-              <w:t>06/09/2026 19:13:05</w:t>
+              <w:t>07/09/2026 18:54:57</w:t>
             </w:r>
           </w:p>
         </w:tc>
@@ -4002,7 +4002,7 @@
                 <w:color w:val="000000"/>
                 <w:sz w:val="26"/>
               </w:rPr>
-              <w:t>06/09/2026 19:13:06</w:t>
+              <w:t>07/09/2026 18:54:57</w:t>
             </w:r>
           </w:p>
         </w:tc>
@@ -4094,7 +4094,7 @@
                 <w:color w:val="000000"/>
                 <w:sz w:val="26"/>
               </w:rPr>
-              <w:t>06/09/2026 19:13:11</w:t>
+              <w:t>07/09/2026 18:55:02</w:t>
             </w:r>
           </w:p>
         </w:tc>
@@ -4185,7 +4185,7 @@
                 <w:color w:val="000000"/>
                 <w:sz w:val="26"/>
               </w:rPr>
-              <w:t>06/09/2026 19:13:14</w:t>
+              <w:t>07/09/2026 18:55:05</w:t>
             </w:r>
           </w:p>
         </w:tc>
@@ -4276,22 +4276,22 @@
                 <w:color w:val="000000"/>
                 <w:sz w:val="26"/>
               </w:rPr>
-              <w:t>06/09/2026 19:13:16</w:t>
-            </w:r>
-          </w:p>
-        </w:tc>
-        <w:tc>
-          <w:tcPr>
-            <w:tcW w:type="dxa" w:w="1440"/>
-          </w:tcPr>
-          <w:p>
-            <w:r>
-              <w:rPr>
-                <w:rFonts w:ascii="Times New Roman" w:hAnsi="Times New Roman" w:eastAsia="Times New Roman"/>
-                <w:color w:val="000000"/>
-                <w:sz w:val="26"/>
-              </w:rPr>
-              <w:t>Chọn ngày bác sĩ có lịch làm việc: 13/09/2026</w:t>
+              <w:t>07/09/2026 18:55:06</w:t>
+            </w:r>
+          </w:p>
+        </w:tc>
+        <w:tc>
+          <w:tcPr>
+            <w:tcW w:type="dxa" w:w="1440"/>
+          </w:tcPr>
+          <w:p>
+            <w:r>
+              <w:rPr>
+                <w:rFonts w:ascii="Times New Roman" w:hAnsi="Times New Roman" w:eastAsia="Times New Roman"/>
+                <w:color w:val="000000"/>
+                <w:sz w:val="26"/>
+              </w:rPr>
+              <w:t>Chọn ngày bác sĩ có lịch làm việc: 19/09/2026</w:t>
             </w:r>
           </w:p>
         </w:tc>
@@ -4367,7 +4367,7 @@
                 <w:color w:val="000000"/>
                 <w:sz w:val="26"/>
               </w:rPr>
-              <w:t>06/09/2026 19:13:18</w:t>
+              <w:t>07/09/2026 18:55:06</w:t>
             </w:r>
           </w:p>
         </w:tc>
@@ -4458,7 +4458,7 @@
                 <w:color w:val="000000"/>
                 <w:sz w:val="26"/>
               </w:rPr>
-              <w:t>06/09/2026 19:13:20</w:t>
+              <w:t>07/09/2026 18:55:06</w:t>
             </w:r>
           </w:p>
         </w:tc>
@@ -4549,7 +4549,7 @@
                 <w:color w:val="000000"/>
                 <w:sz w:val="26"/>
               </w:rPr>
-              <w:t>06/09/2026 19:13:22</w:t>
+              <w:t>07/09/2026 18:55:06</w:t>
             </w:r>
           </w:p>
         </w:tc>
@@ -4641,7 +4641,7 @@
                 <w:color w:val="000000"/>
                 <w:sz w:val="26"/>
               </w:rPr>
-              <w:t>06/09/2026 19:13:28</w:t>
+              <w:t>07/09/2026 18:55:10</w:t>
             </w:r>
           </w:p>
         </w:tc>
@@ -4732,7 +4732,7 @@
                 <w:color w:val="000000"/>
                 <w:sz w:val="26"/>
               </w:rPr>
-              <w:t>06/09/2026 19:13:31</w:t>
+              <w:t>07/09/2026 18:55:14</w:t>
             </w:r>
           </w:p>
         </w:tc>
@@ -4823,7 +4823,7 @@
                 <w:color w:val="000000"/>
                 <w:sz w:val="26"/>
               </w:rPr>
-              <w:t>06/09/2026 19:13:31</w:t>
+              <w:t>07/09/2026 18:55:14</w:t>
             </w:r>
           </w:p>
         </w:tc>
@@ -4915,7 +4915,7 @@
                 <w:color w:val="000000"/>
                 <w:sz w:val="26"/>
               </w:rPr>
-              <w:t>06/09/2026 19:13:34</w:t>
+              <w:t>07/09/2026 18:55:14</w:t>
             </w:r>
           </w:p>
         </w:tc>
@@ -5007,7 +5007,7 @@
                 <w:color w:val="000000"/>
                 <w:sz w:val="26"/>
               </w:rPr>
-              <w:t>06/09/2026 19:13:37</w:t>
+              <w:t>07/09/2026 18:55:14</w:t>
             </w:r>
           </w:p>
         </w:tc>
@@ -5098,7 +5098,7 @@
                 <w:color w:val="000000"/>
                 <w:sz w:val="26"/>
               </w:rPr>
-              <w:t>06/09/2026 19:13:39</w:t>
+              <w:t>07/09/2026 18:55:14</w:t>
             </w:r>
           </w:p>
         </w:tc>
@@ -5190,7 +5190,7 @@
                 <w:color w:val="000000"/>
                 <w:sz w:val="26"/>
               </w:rPr>
-              <w:t>06/09/2026 19:13:45</w:t>
+              <w:t>07/09/2026 18:55:19</w:t>
             </w:r>
           </w:p>
         </w:tc>
@@ -5281,7 +5281,7 @@
                 <w:color w:val="000000"/>
                 <w:sz w:val="26"/>
               </w:rPr>
-              <w:t>06/09/2026 19:13:45</w:t>
+              <w:t>07/09/2026 18:55:19</w:t>
             </w:r>
           </w:p>
         </w:tc>
@@ -5373,7 +5373,7 @@
                 <w:color w:val="000000"/>
                 <w:sz w:val="26"/>
               </w:rPr>
-              <w:t>06/09/2026 19:13:48</w:t>
+              <w:t>07/09/2026 18:55:23</w:t>
             </w:r>
           </w:p>
         </w:tc>
@@ -5464,7 +5464,7 @@
                 <w:color w:val="000000"/>
                 <w:sz w:val="26"/>
               </w:rPr>
-              <w:t>06/09/2026 19:13:51</w:t>
+              <w:t>07/09/2026 18:55:23</w:t>
             </w:r>
           </w:p>
         </w:tc>
@@ -5556,7 +5556,7 @@
                 <w:color w:val="000000"/>
                 <w:sz w:val="26"/>
               </w:rPr>
-              <w:t>06/09/2026 19:13:54</w:t>
+              <w:t>07/09/2026 18:55:23</w:t>
             </w:r>
           </w:p>
         </w:tc>
@@ -5647,7 +5647,7 @@
                 <w:color w:val="000000"/>
                 <w:sz w:val="26"/>
               </w:rPr>
-              <w:t>06/09/2026 19:13:56</w:t>
+              <w:t>07/09/2026 18:55:23</w:t>
             </w:r>
           </w:p>
         </w:tc>
@@ -5739,7 +5739,7 @@
                 <w:color w:val="000000"/>
                 <w:sz w:val="26"/>
               </w:rPr>
-              <w:t>06/09/2026 19:14:00</w:t>
+              <w:t>07/09/2026 18:55:27</w:t>
             </w:r>
           </w:p>
         </w:tc>
@@ -5830,7 +5830,7 @@
                 <w:color w:val="000000"/>
                 <w:sz w:val="26"/>
               </w:rPr>
-              <w:t>06/09/2026 19:14:03</w:t>
+              <w:t>07/09/2026 18:55:31</w:t>
             </w:r>
           </w:p>
         </w:tc>
@@ -5921,7 +5921,7 @@
                 <w:color w:val="000000"/>
                 <w:sz w:val="26"/>
               </w:rPr>
-              <w:t>06/09/2026 19:14:03</w:t>
+              <w:t>07/09/2026 18:55:31</w:t>
             </w:r>
           </w:p>
         </w:tc>
@@ -6012,7 +6012,7 @@
                 <w:color w:val="000000"/>
                 <w:sz w:val="26"/>
               </w:rPr>
-              <w:t>06/09/2026 19:14:03</w:t>
+              <w:t>07/09/2026 18:55:31</w:t>
             </w:r>
           </w:p>
         </w:tc>
@@ -6103,7 +6103,7 @@
                 <w:color w:val="000000"/>
                 <w:sz w:val="26"/>
               </w:rPr>
-              <w:t>06/09/2026 19:14:03</w:t>
+              <w:t>07/09/2026 18:55:31</w:t>
             </w:r>
           </w:p>
         </w:tc>
@@ -6195,7 +6195,7 @@
                 <w:color w:val="000000"/>
                 <w:sz w:val="26"/>
               </w:rPr>
-              <w:t>06/09/2026 19:14:03</w:t>
+              <w:t>07/09/2026 18:55:31</w:t>
             </w:r>
           </w:p>
         </w:tc>
